--- a/00-首页/题组Word/第一轮·综合套卷/第一轮综合卷04（教师版）.docx
+++ b/00-首页/题组Word/第一轮·综合套卷/第一轮综合卷04（教师版）.docx
@@ -342,66 +342,6 @@
         </w:rPr>
         <w:t>第一分册</w:t>
       </w:r>
-      <w:r>
-        <w:rPr>
-          <w:rFonts w:ascii="Times New Roman" w:hAnsi="Times New Roman" w:eastAsia="Times New Roman" w:cs="Times New Roman"/>
-        </w:rPr>
-        <w:t xml:space="preserve"> </w:t>
-      </w:r>
-      <w:r>
-        <w:rPr>
-          <w:rFonts w:hint="eastAsia" w:ascii="Times New Roman" w:hAnsi="Times New Roman" w:eastAsia="FangSong" w:cs="Times New Roman"/>
-        </w:rPr>
-        <w:t>曾用于</w:t>
-      </w:r>
-      <w:r>
-        <w:rPr>
-          <w:rFonts w:hint="eastAsia" w:ascii="Times New Roman" w:hAnsi="Times New Roman" w:eastAsia="Times New Roman" w:cs="Times New Roman"/>
-        </w:rPr>
-        <w:t>：</w:t>
-      </w:r>
-      <w:r>
-        <w:rPr>
-          <w:rFonts w:hint="eastAsia" w:ascii="Times New Roman" w:hAnsi="Times New Roman" w:eastAsia="FangSong" w:cs="Times New Roman"/>
-        </w:rPr>
-        <w:t>一分册专项卷</w:t>
-      </w:r>
-      <w:r>
-        <w:rPr>
-          <w:rFonts w:hint="eastAsia" w:ascii="Times New Roman" w:hAnsi="Times New Roman" w:eastAsia="Times New Roman" w:cs="Times New Roman"/>
-        </w:rPr>
-        <w:t>X,</w:t>
-      </w:r>
-      <w:r>
-        <w:rPr>
-          <w:rFonts w:ascii="Times New Roman" w:hAnsi="Times New Roman" w:eastAsia="Times New Roman" w:cs="Times New Roman"/>
-        </w:rPr>
-        <w:t xml:space="preserve"> </w:t>
-      </w:r>
-      <w:r>
-        <w:rPr>
-          <w:rFonts w:hint="eastAsia" w:ascii="Times New Roman" w:hAnsi="Times New Roman" w:eastAsia="FangSong" w:cs="Times New Roman"/>
-        </w:rPr>
-        <w:t>第一轮综合卷</w:t>
-      </w:r>
-      <w:r>
-        <w:rPr>
-          <w:rFonts w:hint="eastAsia" w:ascii="Times New Roman" w:hAnsi="Times New Roman" w:eastAsia="Times New Roman" w:cs="Times New Roman"/>
-        </w:rPr>
-        <w:t>03（</w:t>
-      </w:r>
-      <w:r>
-        <w:rPr>
-          <w:rFonts w:hint="eastAsia" w:ascii="Times New Roman" w:hAnsi="Times New Roman" w:eastAsia="FangSong" w:cs="Times New Roman"/>
-        </w:rPr>
-        <w:t>教师版</w:t>
-      </w:r>
-      <w:r>
-        <w:rPr>
-          <w:rFonts w:hint="eastAsia" w:ascii="Times New Roman" w:hAnsi="Times New Roman" w:eastAsia="Times New Roman" w:cs="Times New Roman"/>
-        </w:rPr>
-        <w:t>）</w:t>
-      </w:r>
     </w:p>
     <w:p>
       <w:pPr>
@@ -1398,66 +1338,6 @@
         </w:rPr>
         <w:t>第一分册</w:t>
       </w:r>
-      <w:r>
-        <w:rPr>
-          <w:rFonts w:ascii="Times New Roman" w:hAnsi="Times New Roman" w:eastAsia="Times New Roman" w:cs="Times New Roman"/>
-        </w:rPr>
-        <w:t xml:space="preserve"> </w:t>
-      </w:r>
-      <w:r>
-        <w:rPr>
-          <w:rFonts w:hint="eastAsia" w:ascii="Times New Roman" w:hAnsi="Times New Roman" w:eastAsia="FangSong" w:cs="Times New Roman"/>
-        </w:rPr>
-        <w:t>曾用于</w:t>
-      </w:r>
-      <w:r>
-        <w:rPr>
-          <w:rFonts w:hint="eastAsia" w:ascii="Times New Roman" w:hAnsi="Times New Roman" w:eastAsia="Times New Roman" w:cs="Times New Roman"/>
-        </w:rPr>
-        <w:t>：</w:t>
-      </w:r>
-      <w:r>
-        <w:rPr>
-          <w:rFonts w:hint="eastAsia" w:ascii="Times New Roman" w:hAnsi="Times New Roman" w:eastAsia="FangSong" w:cs="Times New Roman"/>
-        </w:rPr>
-        <w:t>一分册专项卷</w:t>
-      </w:r>
-      <w:r>
-        <w:rPr>
-          <w:rFonts w:hint="eastAsia" w:ascii="Times New Roman" w:hAnsi="Times New Roman" w:eastAsia="Times New Roman" w:cs="Times New Roman"/>
-        </w:rPr>
-        <w:t>III,</w:t>
-      </w:r>
-      <w:r>
-        <w:rPr>
-          <w:rFonts w:ascii="Times New Roman" w:hAnsi="Times New Roman" w:eastAsia="Times New Roman" w:cs="Times New Roman"/>
-        </w:rPr>
-        <w:t xml:space="preserve"> </w:t>
-      </w:r>
-      <w:r>
-        <w:rPr>
-          <w:rFonts w:hint="eastAsia" w:ascii="Times New Roman" w:hAnsi="Times New Roman" w:eastAsia="FangSong" w:cs="Times New Roman"/>
-        </w:rPr>
-        <w:t>第一轮综合卷</w:t>
-      </w:r>
-      <w:r>
-        <w:rPr>
-          <w:rFonts w:hint="eastAsia" w:ascii="Times New Roman" w:hAnsi="Times New Roman" w:eastAsia="Times New Roman" w:cs="Times New Roman"/>
-        </w:rPr>
-        <w:t>03（</w:t>
-      </w:r>
-      <w:r>
-        <w:rPr>
-          <w:rFonts w:hint="eastAsia" w:ascii="Times New Roman" w:hAnsi="Times New Roman" w:eastAsia="FangSong" w:cs="Times New Roman"/>
-        </w:rPr>
-        <w:t>教师版</w:t>
-      </w:r>
-      <w:r>
-        <w:rPr>
-          <w:rFonts w:hint="eastAsia" w:ascii="Times New Roman" w:hAnsi="Times New Roman" w:eastAsia="Times New Roman" w:cs="Times New Roman"/>
-        </w:rPr>
-        <w:t>）</w:t>
-      </w:r>
     </w:p>
     <w:p>
       <w:pPr>
@@ -2166,66 +2046,6 @@
         </w:rPr>
         <w:t>第一分册</w:t>
       </w:r>
-      <w:r>
-        <w:rPr>
-          <w:rFonts w:ascii="Times New Roman" w:hAnsi="Times New Roman" w:eastAsia="Times New Roman" w:cs="Times New Roman"/>
-        </w:rPr>
-        <w:t xml:space="preserve"> </w:t>
-      </w:r>
-      <w:r>
-        <w:rPr>
-          <w:rFonts w:hint="eastAsia" w:ascii="Times New Roman" w:hAnsi="Times New Roman" w:eastAsia="FangSong" w:cs="Times New Roman"/>
-        </w:rPr>
-        <w:t>曾用于</w:t>
-      </w:r>
-      <w:r>
-        <w:rPr>
-          <w:rFonts w:hint="eastAsia" w:ascii="Times New Roman" w:hAnsi="Times New Roman" w:eastAsia="Times New Roman" w:cs="Times New Roman"/>
-        </w:rPr>
-        <w:t>：</w:t>
-      </w:r>
-      <w:r>
-        <w:rPr>
-          <w:rFonts w:hint="eastAsia" w:ascii="Times New Roman" w:hAnsi="Times New Roman" w:eastAsia="FangSong" w:cs="Times New Roman"/>
-        </w:rPr>
-        <w:t>一分册专项卷</w:t>
-      </w:r>
-      <w:r>
-        <w:rPr>
-          <w:rFonts w:hint="eastAsia" w:ascii="Times New Roman" w:hAnsi="Times New Roman" w:eastAsia="Times New Roman" w:cs="Times New Roman"/>
-        </w:rPr>
-        <w:t>IV,</w:t>
-      </w:r>
-      <w:r>
-        <w:rPr>
-          <w:rFonts w:ascii="Times New Roman" w:hAnsi="Times New Roman" w:eastAsia="Times New Roman" w:cs="Times New Roman"/>
-        </w:rPr>
-        <w:t xml:space="preserve"> </w:t>
-      </w:r>
-      <w:r>
-        <w:rPr>
-          <w:rFonts w:hint="eastAsia" w:ascii="Times New Roman" w:hAnsi="Times New Roman" w:eastAsia="FangSong" w:cs="Times New Roman"/>
-        </w:rPr>
-        <w:t>第一轮综合卷</w:t>
-      </w:r>
-      <w:r>
-        <w:rPr>
-          <w:rFonts w:hint="eastAsia" w:ascii="Times New Roman" w:hAnsi="Times New Roman" w:eastAsia="Times New Roman" w:cs="Times New Roman"/>
-        </w:rPr>
-        <w:t>04（</w:t>
-      </w:r>
-      <w:r>
-        <w:rPr>
-          <w:rFonts w:hint="eastAsia" w:ascii="Times New Roman" w:hAnsi="Times New Roman" w:eastAsia="FangSong" w:cs="Times New Roman"/>
-        </w:rPr>
-        <w:t>教师版</w:t>
-      </w:r>
-      <w:r>
-        <w:rPr>
-          <w:rFonts w:hint="eastAsia" w:ascii="Times New Roman" w:hAnsi="Times New Roman" w:eastAsia="Times New Roman" w:cs="Times New Roman"/>
-        </w:rPr>
-        <w:t>）</w:t>
-      </w:r>
     </w:p>
     <w:p>
       <w:pPr>
@@ -3807,78 +3627,6 @@
           <w:rFonts w:hint="eastAsia" w:ascii="Times New Roman" w:hAnsi="Times New Roman" w:eastAsia="Times New Roman" w:cs="Times New Roman"/>
         </w:rPr>
         <w:t>2021</w:t>
-      </w:r>
-      <w:r>
-        <w:rPr>
-          <w:rFonts w:ascii="Times New Roman" w:hAnsi="Times New Roman" w:eastAsia="Times New Roman" w:cs="Times New Roman"/>
-        </w:rPr>
-        <w:t xml:space="preserve"> </w:t>
-      </w:r>
-      <w:r>
-        <w:rPr>
-          <w:rFonts w:hint="eastAsia" w:ascii="Times New Roman" w:hAnsi="Times New Roman" w:eastAsia="FangSong" w:cs="Times New Roman"/>
-        </w:rPr>
-        <w:t>曾用于</w:t>
-      </w:r>
-      <w:r>
-        <w:rPr>
-          <w:rFonts w:hint="eastAsia" w:ascii="Times New Roman" w:hAnsi="Times New Roman" w:eastAsia="Times New Roman" w:cs="Times New Roman"/>
-        </w:rPr>
-        <w:t>：</w:t>
-      </w:r>
-      <w:r>
-        <w:rPr>
-          <w:rFonts w:hint="eastAsia" w:ascii="Times New Roman" w:hAnsi="Times New Roman" w:eastAsia="FangSong" w:cs="Times New Roman"/>
-        </w:rPr>
-        <w:t>第二轮习题集</w:t>
-      </w:r>
-      <w:r>
-        <w:rPr>
-          <w:rFonts w:hint="eastAsia" w:ascii="Times New Roman" w:hAnsi="Times New Roman" w:eastAsia="Times New Roman" w:cs="Times New Roman"/>
-        </w:rPr>
-        <w:t>-</w:t>
-      </w:r>
-      <w:r>
-        <w:rPr>
-          <w:rFonts w:hint="eastAsia" w:ascii="Times New Roman" w:hAnsi="Times New Roman" w:eastAsia="FangSong" w:cs="Times New Roman"/>
-        </w:rPr>
-        <w:t>结构化学一</w:t>
-      </w:r>
-      <w:r>
-        <w:rPr>
-          <w:rFonts w:hint="eastAsia" w:ascii="Times New Roman" w:hAnsi="Times New Roman" w:eastAsia="Times New Roman" w:cs="Times New Roman"/>
-        </w:rPr>
-        <w:t>,</w:t>
-      </w:r>
-      <w:r>
-        <w:rPr>
-          <w:rFonts w:ascii="Times New Roman" w:hAnsi="Times New Roman" w:eastAsia="Times New Roman" w:cs="Times New Roman"/>
-        </w:rPr>
-        <w:t xml:space="preserve"> </w:t>
-      </w:r>
-      <w:r>
-        <w:rPr>
-          <w:rFonts w:hint="eastAsia" w:ascii="Times New Roman" w:hAnsi="Times New Roman" w:eastAsia="FangSong" w:cs="Times New Roman"/>
-        </w:rPr>
-        <w:t>第一轮综合卷</w:t>
-      </w:r>
-      <w:r>
-        <w:rPr>
-          <w:rFonts w:hint="eastAsia" w:ascii="Times New Roman" w:hAnsi="Times New Roman" w:eastAsia="Times New Roman" w:cs="Times New Roman"/>
-        </w:rPr>
-        <w:t>02（</w:t>
-      </w:r>
-      <w:r>
-        <w:rPr>
-          <w:rFonts w:hint="eastAsia" w:ascii="Times New Roman" w:hAnsi="Times New Roman" w:eastAsia="FangSong" w:cs="Times New Roman"/>
-        </w:rPr>
-        <w:t>教师版</w:t>
-      </w:r>
-      <w:r>
-        <w:rPr>
-          <w:rFonts w:hint="eastAsia" w:ascii="Times New Roman" w:hAnsi="Times New Roman" w:eastAsia="Times New Roman" w:cs="Times New Roman"/>
-        </w:rPr>
-        <w:t>）</w:t>
       </w:r>
     </w:p>
     <w:p>
@@ -4336,66 +4084,6 @@
         </w:rPr>
         <w:t>2021</w:t>
       </w:r>
-      <w:r>
-        <w:rPr>
-          <w:rFonts w:ascii="Times New Roman" w:hAnsi="Times New Roman" w:eastAsia="Times New Roman" w:cs="Times New Roman"/>
-        </w:rPr>
-        <w:t xml:space="preserve"> </w:t>
-      </w:r>
-      <w:r>
-        <w:rPr>
-          <w:rFonts w:hint="eastAsia" w:ascii="Times New Roman" w:hAnsi="Times New Roman" w:eastAsia="FangSong" w:cs="Times New Roman"/>
-        </w:rPr>
-        <w:t>曾用于</w:t>
-      </w:r>
-      <w:r>
-        <w:rPr>
-          <w:rFonts w:hint="eastAsia" w:ascii="Times New Roman" w:hAnsi="Times New Roman" w:eastAsia="Times New Roman" w:cs="Times New Roman"/>
-        </w:rPr>
-        <w:t>：</w:t>
-      </w:r>
-      <w:r>
-        <w:rPr>
-          <w:rFonts w:hint="eastAsia" w:ascii="Times New Roman" w:hAnsi="Times New Roman" w:eastAsia="FangSong" w:cs="Times New Roman"/>
-        </w:rPr>
-        <w:t>预赛基础卷</w:t>
-      </w:r>
-      <w:r>
-        <w:rPr>
-          <w:rFonts w:hint="eastAsia" w:ascii="Times New Roman" w:hAnsi="Times New Roman" w:eastAsia="Times New Roman" w:cs="Times New Roman"/>
-        </w:rPr>
-        <w:t>I,</w:t>
-      </w:r>
-      <w:r>
-        <w:rPr>
-          <w:rFonts w:ascii="Times New Roman" w:hAnsi="Times New Roman" w:eastAsia="Times New Roman" w:cs="Times New Roman"/>
-        </w:rPr>
-        <w:t xml:space="preserve"> </w:t>
-      </w:r>
-      <w:r>
-        <w:rPr>
-          <w:rFonts w:hint="eastAsia" w:ascii="Times New Roman" w:hAnsi="Times New Roman" w:eastAsia="FangSong" w:cs="Times New Roman"/>
-        </w:rPr>
-        <w:t>第一轮综合卷</w:t>
-      </w:r>
-      <w:r>
-        <w:rPr>
-          <w:rFonts w:hint="eastAsia" w:ascii="Times New Roman" w:hAnsi="Times New Roman" w:eastAsia="Times New Roman" w:cs="Times New Roman"/>
-        </w:rPr>
-        <w:t>03（</w:t>
-      </w:r>
-      <w:r>
-        <w:rPr>
-          <w:rFonts w:hint="eastAsia" w:ascii="Times New Roman" w:hAnsi="Times New Roman" w:eastAsia="FangSong" w:cs="Times New Roman"/>
-        </w:rPr>
-        <w:t>教师版</w:t>
-      </w:r>
-      <w:r>
-        <w:rPr>
-          <w:rFonts w:hint="eastAsia" w:ascii="Times New Roman" w:hAnsi="Times New Roman" w:eastAsia="Times New Roman" w:cs="Times New Roman"/>
-        </w:rPr>
-        <w:t>）</w:t>
-      </w:r>
     </w:p>
     <w:p>
       <w:pPr>
@@ -4846,60 +4534,6 @@
         </w:rPr>
         <w:t>2022</w:t>
       </w:r>
-      <w:r>
-        <w:rPr>
-          <w:rFonts w:ascii="Times New Roman" w:hAnsi="Times New Roman" w:eastAsia="Times New Roman" w:cs="Times New Roman"/>
-        </w:rPr>
-        <w:t xml:space="preserve"> </w:t>
-      </w:r>
-      <w:r>
-        <w:rPr>
-          <w:rFonts w:hint="eastAsia" w:ascii="Times New Roman" w:hAnsi="Times New Roman" w:eastAsia="FangSong" w:cs="Times New Roman"/>
-        </w:rPr>
-        <w:t>曾用于</w:t>
-      </w:r>
-      <w:r>
-        <w:rPr>
-          <w:rFonts w:hint="eastAsia" w:ascii="Times New Roman" w:hAnsi="Times New Roman" w:eastAsia="Times New Roman" w:cs="Times New Roman"/>
-        </w:rPr>
-        <w:t>：</w:t>
-      </w:r>
-      <w:r>
-        <w:rPr>
-          <w:rFonts w:hint="eastAsia" w:ascii="Times New Roman" w:hAnsi="Times New Roman" w:eastAsia="FangSong" w:cs="Times New Roman"/>
-        </w:rPr>
-        <w:t>第一轮结构</w:t>
-      </w:r>
-      <w:r>
-        <w:rPr>
-          <w:rFonts w:hint="eastAsia" w:ascii="Times New Roman" w:hAnsi="Times New Roman" w:eastAsia="Times New Roman" w:cs="Times New Roman"/>
-        </w:rPr>
-        <w:t>·5-</w:t>
-      </w:r>
-      <w:r>
-        <w:rPr>
-          <w:rFonts w:hint="eastAsia" w:ascii="Times New Roman" w:hAnsi="Times New Roman" w:eastAsia="FangSong" w:cs="Times New Roman"/>
-        </w:rPr>
-        <w:t>配位化学</w:t>
-      </w:r>
-      <w:r>
-        <w:rPr>
-          <w:rFonts w:hint="eastAsia" w:ascii="Times New Roman" w:hAnsi="Times New Roman" w:eastAsia="Times New Roman" w:cs="Times New Roman"/>
-        </w:rPr>
-        <w:t>（</w:t>
-      </w:r>
-      <w:r>
-        <w:rPr>
-          <w:rFonts w:hint="eastAsia" w:ascii="Times New Roman" w:hAnsi="Times New Roman" w:eastAsia="FangSong" w:cs="Times New Roman"/>
-        </w:rPr>
-        <w:t>教师版</w:t>
-      </w:r>
-      <w:r>
-        <w:rPr>
-          <w:rFonts w:hint="eastAsia" w:ascii="Times New Roman" w:hAnsi="Times New Roman" w:eastAsia="Times New Roman" w:cs="Times New Roman"/>
-        </w:rPr>
-        <w:t>）</w:t>
-      </w:r>
     </w:p>
     <w:p>
       <w:pPr>
@@ -5478,60 +5112,6 @@
         </w:rPr>
         <w:t xml:space="preserve">福建</w:t>
       </w:r>
-      <w:r>
-        <w:rPr>
-          <w:rFonts w:ascii="Times New Roman" w:hAnsi="Times New Roman" w:eastAsia="Times New Roman" w:cs="Times New Roman"/>
-        </w:rPr>
-        <w:t xml:space="preserve"> </w:t>
-      </w:r>
-      <w:r>
-        <w:rPr>
-          <w:rFonts w:hint="eastAsia" w:ascii="Times New Roman" w:hAnsi="Times New Roman" w:eastAsia="FangSong" w:cs="Times New Roman"/>
-        </w:rPr>
-        <w:t>曾用于</w:t>
-      </w:r>
-      <w:r>
-        <w:rPr>
-          <w:rFonts w:hint="eastAsia" w:ascii="Times New Roman" w:hAnsi="Times New Roman" w:eastAsia="Times New Roman" w:cs="Times New Roman"/>
-        </w:rPr>
-        <w:t>：</w:t>
-      </w:r>
-      <w:r>
-        <w:rPr>
-          <w:rFonts w:hint="eastAsia" w:ascii="Times New Roman" w:hAnsi="Times New Roman" w:eastAsia="FangSong" w:cs="Times New Roman"/>
-        </w:rPr>
-        <w:t>第一轮结构</w:t>
-      </w:r>
-      <w:r>
-        <w:rPr>
-          <w:rFonts w:hint="eastAsia" w:ascii="Times New Roman" w:hAnsi="Times New Roman" w:eastAsia="Times New Roman" w:cs="Times New Roman"/>
-        </w:rPr>
-        <w:t>·5-</w:t>
-      </w:r>
-      <w:r>
-        <w:rPr>
-          <w:rFonts w:hint="eastAsia" w:ascii="Times New Roman" w:hAnsi="Times New Roman" w:eastAsia="FangSong" w:cs="Times New Roman"/>
-        </w:rPr>
-        <w:t>配位化学</w:t>
-      </w:r>
-      <w:r>
-        <w:rPr>
-          <w:rFonts w:hint="eastAsia" w:ascii="Times New Roman" w:hAnsi="Times New Roman" w:eastAsia="Times New Roman" w:cs="Times New Roman"/>
-        </w:rPr>
-        <w:t>（</w:t>
-      </w:r>
-      <w:r>
-        <w:rPr>
-          <w:rFonts w:hint="eastAsia" w:ascii="Times New Roman" w:hAnsi="Times New Roman" w:eastAsia="FangSong" w:cs="Times New Roman"/>
-        </w:rPr>
-        <w:t>教师版</w:t>
-      </w:r>
-      <w:r>
-        <w:rPr>
-          <w:rFonts w:hint="eastAsia" w:ascii="Times New Roman" w:hAnsi="Times New Roman" w:eastAsia="Times New Roman" w:cs="Times New Roman"/>
-        </w:rPr>
-        <w:t>）</w:t>
-      </w:r>
     </w:p>
     <w:p>
       <w:pPr>
@@ -7433,60 +7013,6 @@
           <w:rFonts w:hint="eastAsia" w:ascii="Times New Roman" w:hAnsi="Times New Roman" w:eastAsia="FangSong" w:cs="Times New Roman"/>
         </w:rPr>
         <w:t>届决赛</w:t>
-      </w:r>
-      <w:r>
-        <w:rPr>
-          <w:rFonts w:ascii="Times New Roman" w:hAnsi="Times New Roman" w:eastAsia="Times New Roman" w:cs="Times New Roman"/>
-        </w:rPr>
-        <w:t xml:space="preserve"> </w:t>
-      </w:r>
-      <w:r>
-        <w:rPr>
-          <w:rFonts w:hint="eastAsia" w:ascii="Times New Roman" w:hAnsi="Times New Roman" w:eastAsia="FangSong" w:cs="Times New Roman"/>
-        </w:rPr>
-        <w:t>曾用于</w:t>
-      </w:r>
-      <w:r>
-        <w:rPr>
-          <w:rFonts w:hint="eastAsia" w:ascii="Times New Roman" w:hAnsi="Times New Roman" w:eastAsia="Times New Roman" w:cs="Times New Roman"/>
-        </w:rPr>
-        <w:t>：</w:t>
-      </w:r>
-      <w:r>
-        <w:rPr>
-          <w:rFonts w:hint="eastAsia" w:ascii="Times New Roman" w:hAnsi="Times New Roman" w:eastAsia="FangSong" w:cs="Times New Roman"/>
-        </w:rPr>
-        <w:t>第一轮结构</w:t>
-      </w:r>
-      <w:r>
-        <w:rPr>
-          <w:rFonts w:hint="eastAsia" w:ascii="Times New Roman" w:hAnsi="Times New Roman" w:eastAsia="Times New Roman" w:cs="Times New Roman"/>
-        </w:rPr>
-        <w:t>·5-</w:t>
-      </w:r>
-      <w:r>
-        <w:rPr>
-          <w:rFonts w:hint="eastAsia" w:ascii="Times New Roman" w:hAnsi="Times New Roman" w:eastAsia="FangSong" w:cs="Times New Roman"/>
-        </w:rPr>
-        <w:t>配位化学</w:t>
-      </w:r>
-      <w:r>
-        <w:rPr>
-          <w:rFonts w:hint="eastAsia" w:ascii="Times New Roman" w:hAnsi="Times New Roman" w:eastAsia="Times New Roman" w:cs="Times New Roman"/>
-        </w:rPr>
-        <w:t>（</w:t>
-      </w:r>
-      <w:r>
-        <w:rPr>
-          <w:rFonts w:hint="eastAsia" w:ascii="Times New Roman" w:hAnsi="Times New Roman" w:eastAsia="FangSong" w:cs="Times New Roman"/>
-        </w:rPr>
-        <w:t>教师版</w:t>
-      </w:r>
-      <w:r>
-        <w:rPr>
-          <w:rFonts w:hint="eastAsia" w:ascii="Times New Roman" w:hAnsi="Times New Roman" w:eastAsia="Times New Roman" w:cs="Times New Roman"/>
-        </w:rPr>
-        <w:t>）</w:t>
       </w:r>
     </w:p>
     <w:p>
@@ -9492,60 +9018,6 @@
         </w:rPr>
         <w:t>届初赛</w:t>
       </w:r>
-      <w:r>
-        <w:rPr>
-          <w:rFonts w:ascii="Times New Roman" w:hAnsi="Times New Roman" w:eastAsia="Times New Roman" w:cs="Times New Roman"/>
-        </w:rPr>
-        <w:t xml:space="preserve"> </w:t>
-      </w:r>
-      <w:r>
-        <w:rPr>
-          <w:rFonts w:hint="eastAsia" w:ascii="Times New Roman" w:hAnsi="Times New Roman" w:eastAsia="FangSong" w:cs="Times New Roman"/>
-        </w:rPr>
-        <w:t>曾用于</w:t>
-      </w:r>
-      <w:r>
-        <w:rPr>
-          <w:rFonts w:hint="eastAsia" w:ascii="Times New Roman" w:hAnsi="Times New Roman" w:eastAsia="Times New Roman" w:cs="Times New Roman"/>
-        </w:rPr>
-        <w:t>：</w:t>
-      </w:r>
-      <w:r>
-        <w:rPr>
-          <w:rFonts w:hint="eastAsia" w:ascii="Times New Roman" w:hAnsi="Times New Roman" w:eastAsia="FangSong" w:cs="Times New Roman"/>
-        </w:rPr>
-        <w:t>第一轮结构</w:t>
-      </w:r>
-      <w:r>
-        <w:rPr>
-          <w:rFonts w:hint="eastAsia" w:ascii="Times New Roman" w:hAnsi="Times New Roman" w:eastAsia="Times New Roman" w:cs="Times New Roman"/>
-        </w:rPr>
-        <w:t>·5-</w:t>
-      </w:r>
-      <w:r>
-        <w:rPr>
-          <w:rFonts w:hint="eastAsia" w:ascii="Times New Roman" w:hAnsi="Times New Roman" w:eastAsia="FangSong" w:cs="Times New Roman"/>
-        </w:rPr>
-        <w:t>配位化学</w:t>
-      </w:r>
-      <w:r>
-        <w:rPr>
-          <w:rFonts w:hint="eastAsia" w:ascii="Times New Roman" w:hAnsi="Times New Roman" w:eastAsia="Times New Roman" w:cs="Times New Roman"/>
-        </w:rPr>
-        <w:t>（</w:t>
-      </w:r>
-      <w:r>
-        <w:rPr>
-          <w:rFonts w:hint="eastAsia" w:ascii="Times New Roman" w:hAnsi="Times New Roman" w:eastAsia="FangSong" w:cs="Times New Roman"/>
-        </w:rPr>
-        <w:t>教师版</w:t>
-      </w:r>
-      <w:r>
-        <w:rPr>
-          <w:rFonts w:hint="eastAsia" w:ascii="Times New Roman" w:hAnsi="Times New Roman" w:eastAsia="Times New Roman" w:cs="Times New Roman"/>
-        </w:rPr>
-        <w:t>）</w:t>
-      </w:r>
     </w:p>
     <w:p>
       <w:pPr>
@@ -11259,60 +10731,6 @@
         </w:rPr>
         <w:t>化学竞赛初赛讲义</w:t>
       </w:r>
-      <w:r>
-        <w:rPr>
-          <w:rFonts w:ascii="Times New Roman" w:hAnsi="Times New Roman" w:eastAsia="Times New Roman" w:cs="Times New Roman"/>
-        </w:rPr>
-        <w:t xml:space="preserve"> </w:t>
-      </w:r>
-      <w:r>
-        <w:rPr>
-          <w:rFonts w:hint="eastAsia" w:ascii="Times New Roman" w:hAnsi="Times New Roman" w:eastAsia="FangSong" w:cs="Times New Roman"/>
-        </w:rPr>
-        <w:t>曾用于</w:t>
-      </w:r>
-      <w:r>
-        <w:rPr>
-          <w:rFonts w:hint="eastAsia" w:ascii="Times New Roman" w:hAnsi="Times New Roman" w:eastAsia="Times New Roman" w:cs="Times New Roman"/>
-        </w:rPr>
-        <w:t>：</w:t>
-      </w:r>
-      <w:r>
-        <w:rPr>
-          <w:rFonts w:hint="eastAsia" w:ascii="Times New Roman" w:hAnsi="Times New Roman" w:eastAsia="FangSong" w:cs="Times New Roman"/>
-        </w:rPr>
-        <w:t>第一轮结构</w:t>
-      </w:r>
-      <w:r>
-        <w:rPr>
-          <w:rFonts w:hint="eastAsia" w:ascii="Times New Roman" w:hAnsi="Times New Roman" w:eastAsia="Times New Roman" w:cs="Times New Roman"/>
-        </w:rPr>
-        <w:t>·1-</w:t>
-      </w:r>
-      <w:r>
-        <w:rPr>
-          <w:rFonts w:hint="eastAsia" w:ascii="Times New Roman" w:hAnsi="Times New Roman" w:eastAsia="FangSong" w:cs="Times New Roman"/>
-        </w:rPr>
-        <w:t>原子结构</w:t>
-      </w:r>
-      <w:r>
-        <w:rPr>
-          <w:rFonts w:hint="eastAsia" w:ascii="Times New Roman" w:hAnsi="Times New Roman" w:eastAsia="Times New Roman" w:cs="Times New Roman"/>
-        </w:rPr>
-        <w:t>（</w:t>
-      </w:r>
-      <w:r>
-        <w:rPr>
-          <w:rFonts w:hint="eastAsia" w:ascii="Times New Roman" w:hAnsi="Times New Roman" w:eastAsia="FangSong" w:cs="Times New Roman"/>
-        </w:rPr>
-        <w:t>教师版</w:t>
-      </w:r>
-      <w:r>
-        <w:rPr>
-          <w:rFonts w:hint="eastAsia" w:ascii="Times New Roman" w:hAnsi="Times New Roman" w:eastAsia="Times New Roman" w:cs="Times New Roman"/>
-        </w:rPr>
-        <w:t>）</w:t>
-      </w:r>
     </w:p>
     <w:p>
       <w:pPr>
@@ -12633,60 +12051,6 @@
           <w:rFonts w:hint="eastAsia" w:ascii="Times New Roman" w:hAnsi="Times New Roman" w:eastAsia="FangSong" w:cs="Times New Roman"/>
         </w:rPr>
         <w:t>化学竞赛初赛讲义</w:t>
-      </w:r>
-      <w:r>
-        <w:rPr>
-          <w:rFonts w:ascii="Times New Roman" w:hAnsi="Times New Roman" w:eastAsia="Times New Roman" w:cs="Times New Roman"/>
-        </w:rPr>
-        <w:t xml:space="preserve"> </w:t>
-      </w:r>
-      <w:r>
-        <w:rPr>
-          <w:rFonts w:hint="eastAsia" w:ascii="Times New Roman" w:hAnsi="Times New Roman" w:eastAsia="FangSong" w:cs="Times New Roman"/>
-        </w:rPr>
-        <w:t>曾用于</w:t>
-      </w:r>
-      <w:r>
-        <w:rPr>
-          <w:rFonts w:hint="eastAsia" w:ascii="Times New Roman" w:hAnsi="Times New Roman" w:eastAsia="Times New Roman" w:cs="Times New Roman"/>
-        </w:rPr>
-        <w:t>：</w:t>
-      </w:r>
-      <w:r>
-        <w:rPr>
-          <w:rFonts w:hint="eastAsia" w:ascii="Times New Roman" w:hAnsi="Times New Roman" w:eastAsia="FangSong" w:cs="Times New Roman"/>
-        </w:rPr>
-        <w:t>第一轮结构</w:t>
-      </w:r>
-      <w:r>
-        <w:rPr>
-          <w:rFonts w:hint="eastAsia" w:ascii="Times New Roman" w:hAnsi="Times New Roman" w:eastAsia="Times New Roman" w:cs="Times New Roman"/>
-        </w:rPr>
-        <w:t>·1-</w:t>
-      </w:r>
-      <w:r>
-        <w:rPr>
-          <w:rFonts w:hint="eastAsia" w:ascii="Times New Roman" w:hAnsi="Times New Roman" w:eastAsia="FangSong" w:cs="Times New Roman"/>
-        </w:rPr>
-        <w:t>原子结构</w:t>
-      </w:r>
-      <w:r>
-        <w:rPr>
-          <w:rFonts w:hint="eastAsia" w:ascii="Times New Roman" w:hAnsi="Times New Roman" w:eastAsia="Times New Roman" w:cs="Times New Roman"/>
-        </w:rPr>
-        <w:t>（</w:t>
-      </w:r>
-      <w:r>
-        <w:rPr>
-          <w:rFonts w:hint="eastAsia" w:ascii="Times New Roman" w:hAnsi="Times New Roman" w:eastAsia="FangSong" w:cs="Times New Roman"/>
-        </w:rPr>
-        <w:t>教师版</w:t>
-      </w:r>
-      <w:r>
-        <w:rPr>
-          <w:rFonts w:hint="eastAsia" w:ascii="Times New Roman" w:hAnsi="Times New Roman" w:eastAsia="Times New Roman" w:cs="Times New Roman"/>
-        </w:rPr>
-        <w:t>）</w:t>
       </w:r>
     </w:p>
     <w:p>
@@ -17099,60 +16463,6 @@
           <w:rFonts w:hint="eastAsia" w:ascii="Times New Roman" w:hAnsi="Times New Roman" w:eastAsia="FangSong" w:cs="Times New Roman"/>
         </w:rPr>
         <w:t>化学竞赛初赛讲义</w:t>
-      </w:r>
-      <w:r>
-        <w:rPr>
-          <w:rFonts w:ascii="Times New Roman" w:hAnsi="Times New Roman" w:eastAsia="Times New Roman" w:cs="Times New Roman"/>
-        </w:rPr>
-        <w:t xml:space="preserve"> </w:t>
-      </w:r>
-      <w:r>
-        <w:rPr>
-          <w:rFonts w:hint="eastAsia" w:ascii="Times New Roman" w:hAnsi="Times New Roman" w:eastAsia="FangSong" w:cs="Times New Roman"/>
-        </w:rPr>
-        <w:t>曾用于</w:t>
-      </w:r>
-      <w:r>
-        <w:rPr>
-          <w:rFonts w:hint="eastAsia" w:ascii="Times New Roman" w:hAnsi="Times New Roman" w:eastAsia="Times New Roman" w:cs="Times New Roman"/>
-        </w:rPr>
-        <w:t>：</w:t>
-      </w:r>
-      <w:r>
-        <w:rPr>
-          <w:rFonts w:hint="eastAsia" w:ascii="Times New Roman" w:hAnsi="Times New Roman" w:eastAsia="FangSong" w:cs="Times New Roman"/>
-        </w:rPr>
-        <w:t>第一轮原理</w:t>
-      </w:r>
-      <w:r>
-        <w:rPr>
-          <w:rFonts w:hint="eastAsia" w:ascii="Times New Roman" w:hAnsi="Times New Roman" w:eastAsia="Times New Roman" w:cs="Times New Roman"/>
-        </w:rPr>
-        <w:t>·3-</w:t>
-      </w:r>
-      <w:r>
-        <w:rPr>
-          <w:rFonts w:hint="eastAsia" w:ascii="Times New Roman" w:hAnsi="Times New Roman" w:eastAsia="FangSong" w:cs="Times New Roman"/>
-        </w:rPr>
-        <w:t>热力学初步</w:t>
-      </w:r>
-      <w:r>
-        <w:rPr>
-          <w:rFonts w:hint="eastAsia" w:ascii="Times New Roman" w:hAnsi="Times New Roman" w:eastAsia="Times New Roman" w:cs="Times New Roman"/>
-        </w:rPr>
-        <w:t>（</w:t>
-      </w:r>
-      <w:r>
-        <w:rPr>
-          <w:rFonts w:hint="eastAsia" w:ascii="Times New Roman" w:hAnsi="Times New Roman" w:eastAsia="FangSong" w:cs="Times New Roman"/>
-        </w:rPr>
-        <w:t>教师版</w:t>
-      </w:r>
-      <w:r>
-        <w:rPr>
-          <w:rFonts w:hint="eastAsia" w:ascii="Times New Roman" w:hAnsi="Times New Roman" w:eastAsia="Times New Roman" w:cs="Times New Roman"/>
-        </w:rPr>
-        <w:t>）</w:t>
       </w:r>
     </w:p>
     <w:p>
@@ -18532,60 +17842,6 @@
           <w:rFonts w:hint="eastAsia" w:ascii="Times New Roman" w:hAnsi="Times New Roman" w:eastAsia="FangSong" w:cs="Times New Roman"/>
         </w:rPr>
         <w:t>化学竞赛初赛讲义</w:t>
-      </w:r>
-      <w:r>
-        <w:rPr>
-          <w:rFonts w:ascii="Times New Roman" w:hAnsi="Times New Roman" w:eastAsia="Times New Roman" w:cs="Times New Roman"/>
-        </w:rPr>
-        <w:t xml:space="preserve"> </w:t>
-      </w:r>
-      <w:r>
-        <w:rPr>
-          <w:rFonts w:hint="eastAsia" w:ascii="Times New Roman" w:hAnsi="Times New Roman" w:eastAsia="FangSong" w:cs="Times New Roman"/>
-        </w:rPr>
-        <w:t>曾用于</w:t>
-      </w:r>
-      <w:r>
-        <w:rPr>
-          <w:rFonts w:hint="eastAsia" w:ascii="Times New Roman" w:hAnsi="Times New Roman" w:eastAsia="Times New Roman" w:cs="Times New Roman"/>
-        </w:rPr>
-        <w:t>：</w:t>
-      </w:r>
-      <w:r>
-        <w:rPr>
-          <w:rFonts w:hint="eastAsia" w:ascii="Times New Roman" w:hAnsi="Times New Roman" w:eastAsia="FangSong" w:cs="Times New Roman"/>
-        </w:rPr>
-        <w:t>第一轮原理</w:t>
-      </w:r>
-      <w:r>
-        <w:rPr>
-          <w:rFonts w:hint="eastAsia" w:ascii="Times New Roman" w:hAnsi="Times New Roman" w:eastAsia="Times New Roman" w:cs="Times New Roman"/>
-        </w:rPr>
-        <w:t>·3-</w:t>
-      </w:r>
-      <w:r>
-        <w:rPr>
-          <w:rFonts w:hint="eastAsia" w:ascii="Times New Roman" w:hAnsi="Times New Roman" w:eastAsia="FangSong" w:cs="Times New Roman"/>
-        </w:rPr>
-        <w:t>热力学初步</w:t>
-      </w:r>
-      <w:r>
-        <w:rPr>
-          <w:rFonts w:hint="eastAsia" w:ascii="Times New Roman" w:hAnsi="Times New Roman" w:eastAsia="Times New Roman" w:cs="Times New Roman"/>
-        </w:rPr>
-        <w:t>（</w:t>
-      </w:r>
-      <w:r>
-        <w:rPr>
-          <w:rFonts w:hint="eastAsia" w:ascii="Times New Roman" w:hAnsi="Times New Roman" w:eastAsia="FangSong" w:cs="Times New Roman"/>
-        </w:rPr>
-        <w:t>教师版</w:t>
-      </w:r>
-      <w:r>
-        <w:rPr>
-          <w:rFonts w:hint="eastAsia" w:ascii="Times New Roman" w:hAnsi="Times New Roman" w:eastAsia="Times New Roman" w:cs="Times New Roman"/>
-        </w:rPr>
-        <w:t>）</w:t>
       </w:r>
     </w:p>
     <w:p>
@@ -21075,60 +20331,6 @@
         </w:rPr>
         <w:t>化学竞赛初赛讲义</w:t>
       </w:r>
-      <w:r>
-        <w:rPr>
-          <w:rFonts w:ascii="Times New Roman" w:hAnsi="Times New Roman" w:eastAsia="Times New Roman" w:cs="Times New Roman"/>
-        </w:rPr>
-        <w:t xml:space="preserve"> </w:t>
-      </w:r>
-      <w:r>
-        <w:rPr>
-          <w:rFonts w:hint="eastAsia" w:ascii="Times New Roman" w:hAnsi="Times New Roman" w:eastAsia="FangSong" w:cs="Times New Roman"/>
-        </w:rPr>
-        <w:t>曾用于</w:t>
-      </w:r>
-      <w:r>
-        <w:rPr>
-          <w:rFonts w:hint="eastAsia" w:ascii="Times New Roman" w:hAnsi="Times New Roman" w:eastAsia="Times New Roman" w:cs="Times New Roman"/>
-        </w:rPr>
-        <w:t>：</w:t>
-      </w:r>
-      <w:r>
-        <w:rPr>
-          <w:rFonts w:hint="eastAsia" w:ascii="Times New Roman" w:hAnsi="Times New Roman" w:eastAsia="FangSong" w:cs="Times New Roman"/>
-        </w:rPr>
-        <w:t>第一轮原理</w:t>
-      </w:r>
-      <w:r>
-        <w:rPr>
-          <w:rFonts w:hint="eastAsia" w:ascii="Times New Roman" w:hAnsi="Times New Roman" w:eastAsia="Times New Roman" w:cs="Times New Roman"/>
-        </w:rPr>
-        <w:t>·6-</w:t>
-      </w:r>
-      <w:r>
-        <w:rPr>
-          <w:rFonts w:hint="eastAsia" w:ascii="Times New Roman" w:hAnsi="Times New Roman" w:eastAsia="FangSong" w:cs="Times New Roman"/>
-        </w:rPr>
-        <w:t>酸碱理论</w:t>
-      </w:r>
-      <w:r>
-        <w:rPr>
-          <w:rFonts w:hint="eastAsia" w:ascii="Times New Roman" w:hAnsi="Times New Roman" w:eastAsia="Times New Roman" w:cs="Times New Roman"/>
-        </w:rPr>
-        <w:t>（</w:t>
-      </w:r>
-      <w:r>
-        <w:rPr>
-          <w:rFonts w:hint="eastAsia" w:ascii="Times New Roman" w:hAnsi="Times New Roman" w:eastAsia="FangSong" w:cs="Times New Roman"/>
-        </w:rPr>
-        <w:t>教师版</w:t>
-      </w:r>
-      <w:r>
-        <w:rPr>
-          <w:rFonts w:hint="eastAsia" w:ascii="Times New Roman" w:hAnsi="Times New Roman" w:eastAsia="Times New Roman" w:cs="Times New Roman"/>
-        </w:rPr>
-        <w:t>）</w:t>
-      </w:r>
     </w:p>
     <w:p>
       <w:pPr>
@@ -21814,60 +21016,6 @@
         </w:rPr>
         <w:t>化学竞赛初赛讲义</w:t>
       </w:r>
-      <w:r>
-        <w:rPr>
-          <w:rFonts w:ascii="Times New Roman" w:hAnsi="Times New Roman" w:eastAsia="Times New Roman" w:cs="Times New Roman"/>
-        </w:rPr>
-        <w:t xml:space="preserve"> </w:t>
-      </w:r>
-      <w:r>
-        <w:rPr>
-          <w:rFonts w:hint="eastAsia" w:ascii="Times New Roman" w:hAnsi="Times New Roman" w:eastAsia="FangSong" w:cs="Times New Roman"/>
-        </w:rPr>
-        <w:t>曾用于</w:t>
-      </w:r>
-      <w:r>
-        <w:rPr>
-          <w:rFonts w:hint="eastAsia" w:ascii="Times New Roman" w:hAnsi="Times New Roman" w:eastAsia="Times New Roman" w:cs="Times New Roman"/>
-        </w:rPr>
-        <w:t>：</w:t>
-      </w:r>
-      <w:r>
-        <w:rPr>
-          <w:rFonts w:hint="eastAsia" w:ascii="Times New Roman" w:hAnsi="Times New Roman" w:eastAsia="FangSong" w:cs="Times New Roman"/>
-        </w:rPr>
-        <w:t>第一轮原理</w:t>
-      </w:r>
-      <w:r>
-        <w:rPr>
-          <w:rFonts w:hint="eastAsia" w:ascii="Times New Roman" w:hAnsi="Times New Roman" w:eastAsia="Times New Roman" w:cs="Times New Roman"/>
-        </w:rPr>
-        <w:t>·9-</w:t>
-      </w:r>
-      <w:r>
-        <w:rPr>
-          <w:rFonts w:hint="eastAsia" w:ascii="Times New Roman" w:hAnsi="Times New Roman" w:eastAsia="FangSong" w:cs="Times New Roman"/>
-        </w:rPr>
-        <w:t>方程式与离子反应</w:t>
-      </w:r>
-      <w:r>
-        <w:rPr>
-          <w:rFonts w:hint="eastAsia" w:ascii="Times New Roman" w:hAnsi="Times New Roman" w:eastAsia="Times New Roman" w:cs="Times New Roman"/>
-        </w:rPr>
-        <w:t>（</w:t>
-      </w:r>
-      <w:r>
-        <w:rPr>
-          <w:rFonts w:hint="eastAsia" w:ascii="Times New Roman" w:hAnsi="Times New Roman" w:eastAsia="FangSong" w:cs="Times New Roman"/>
-        </w:rPr>
-        <w:t>教师版</w:t>
-      </w:r>
-      <w:r>
-        <w:rPr>
-          <w:rFonts w:hint="eastAsia" w:ascii="Times New Roman" w:hAnsi="Times New Roman" w:eastAsia="Times New Roman" w:cs="Times New Roman"/>
-        </w:rPr>
-        <w:t>）</w:t>
-      </w:r>
     </w:p>
     <w:p>
       <w:pPr>
@@ -22240,60 +21388,6 @@
           <w:rFonts w:hint="eastAsia" w:ascii="Times New Roman" w:hAnsi="Times New Roman" w:eastAsia="FangSong" w:cs="Times New Roman"/>
         </w:rPr>
         <w:t>化学竞赛初赛讲义</w:t>
-      </w:r>
-      <w:r>
-        <w:rPr>
-          <w:rFonts w:ascii="Times New Roman" w:hAnsi="Times New Roman" w:eastAsia="Times New Roman" w:cs="Times New Roman"/>
-        </w:rPr>
-        <w:t xml:space="preserve"> </w:t>
-      </w:r>
-      <w:r>
-        <w:rPr>
-          <w:rFonts w:hint="eastAsia" w:ascii="Times New Roman" w:hAnsi="Times New Roman" w:eastAsia="FangSong" w:cs="Times New Roman"/>
-        </w:rPr>
-        <w:t>曾用于</w:t>
-      </w:r>
-      <w:r>
-        <w:rPr>
-          <w:rFonts w:hint="eastAsia" w:ascii="Times New Roman" w:hAnsi="Times New Roman" w:eastAsia="Times New Roman" w:cs="Times New Roman"/>
-        </w:rPr>
-        <w:t>：</w:t>
-      </w:r>
-      <w:r>
-        <w:rPr>
-          <w:rFonts w:hint="eastAsia" w:ascii="Times New Roman" w:hAnsi="Times New Roman" w:eastAsia="FangSong" w:cs="Times New Roman"/>
-        </w:rPr>
-        <w:t>第一轮原理</w:t>
-      </w:r>
-      <w:r>
-        <w:rPr>
-          <w:rFonts w:hint="eastAsia" w:ascii="Times New Roman" w:hAnsi="Times New Roman" w:eastAsia="Times New Roman" w:cs="Times New Roman"/>
-        </w:rPr>
-        <w:t>·9-</w:t>
-      </w:r>
-      <w:r>
-        <w:rPr>
-          <w:rFonts w:hint="eastAsia" w:ascii="Times New Roman" w:hAnsi="Times New Roman" w:eastAsia="FangSong" w:cs="Times New Roman"/>
-        </w:rPr>
-        <w:t>方程式与离子反应</w:t>
-      </w:r>
-      <w:r>
-        <w:rPr>
-          <w:rFonts w:hint="eastAsia" w:ascii="Times New Roman" w:hAnsi="Times New Roman" w:eastAsia="Times New Roman" w:cs="Times New Roman"/>
-        </w:rPr>
-        <w:t>（</w:t>
-      </w:r>
-      <w:r>
-        <w:rPr>
-          <w:rFonts w:hint="eastAsia" w:ascii="Times New Roman" w:hAnsi="Times New Roman" w:eastAsia="FangSong" w:cs="Times New Roman"/>
-        </w:rPr>
-        <w:t>教师版</w:t>
-      </w:r>
-      <w:r>
-        <w:rPr>
-          <w:rFonts w:hint="eastAsia" w:ascii="Times New Roman" w:hAnsi="Times New Roman" w:eastAsia="Times New Roman" w:cs="Times New Roman"/>
-        </w:rPr>
-        <w:t>）</w:t>
       </w:r>
     </w:p>
     <w:p>
@@ -23009,66 +22103,6 @@
         </w:rPr>
         <w:t>第一分册</w:t>
       </w:r>
-      <w:r>
-        <w:rPr>
-          <w:rFonts w:ascii="Times New Roman" w:hAnsi="Times New Roman" w:eastAsia="Times New Roman" w:cs="Times New Roman"/>
-        </w:rPr>
-        <w:t xml:space="preserve"> </w:t>
-      </w:r>
-      <w:r>
-        <w:rPr>
-          <w:rFonts w:hint="eastAsia" w:ascii="Times New Roman" w:hAnsi="Times New Roman" w:eastAsia="FangSong" w:cs="Times New Roman"/>
-        </w:rPr>
-        <w:t>曾用于</w:t>
-      </w:r>
-      <w:r>
-        <w:rPr>
-          <w:rFonts w:hint="eastAsia" w:ascii="Times New Roman" w:hAnsi="Times New Roman" w:eastAsia="Times New Roman" w:cs="Times New Roman"/>
-        </w:rPr>
-        <w:t>：</w:t>
-      </w:r>
-      <w:r>
-        <w:rPr>
-          <w:rFonts w:hint="eastAsia" w:ascii="Times New Roman" w:hAnsi="Times New Roman" w:eastAsia="FangSong" w:cs="Times New Roman"/>
-        </w:rPr>
-        <w:t>一分册专项卷</w:t>
-      </w:r>
-      <w:r>
-        <w:rPr>
-          <w:rFonts w:hint="eastAsia" w:ascii="Times New Roman" w:hAnsi="Times New Roman" w:eastAsia="Times New Roman" w:cs="Times New Roman"/>
-        </w:rPr>
-        <w:t>XII,</w:t>
-      </w:r>
-      <w:r>
-        <w:rPr>
-          <w:rFonts w:ascii="Times New Roman" w:hAnsi="Times New Roman" w:eastAsia="Times New Roman" w:cs="Times New Roman"/>
-        </w:rPr>
-        <w:t xml:space="preserve"> </w:t>
-      </w:r>
-      <w:r>
-        <w:rPr>
-          <w:rFonts w:hint="eastAsia" w:ascii="Times New Roman" w:hAnsi="Times New Roman" w:eastAsia="FangSong" w:cs="Times New Roman"/>
-        </w:rPr>
-        <w:t>第一轮综合卷</w:t>
-      </w:r>
-      <w:r>
-        <w:rPr>
-          <w:rFonts w:hint="eastAsia" w:ascii="Times New Roman" w:hAnsi="Times New Roman" w:eastAsia="Times New Roman" w:cs="Times New Roman"/>
-        </w:rPr>
-        <w:t>03（</w:t>
-      </w:r>
-      <w:r>
-        <w:rPr>
-          <w:rFonts w:hint="eastAsia" w:ascii="Times New Roman" w:hAnsi="Times New Roman" w:eastAsia="FangSong" w:cs="Times New Roman"/>
-        </w:rPr>
-        <w:t>教师版</w:t>
-      </w:r>
-      <w:r>
-        <w:rPr>
-          <w:rFonts w:hint="eastAsia" w:ascii="Times New Roman" w:hAnsi="Times New Roman" w:eastAsia="Times New Roman" w:cs="Times New Roman"/>
-        </w:rPr>
-        <w:t>）</w:t>
-      </w:r>
     </w:p>
     <w:p>
       <w:pPr>
@@ -23955,48 +22989,6 @@
         </w:rPr>
         <w:t>一分册能力测试</w:t>
       </w:r>
-      <w:r>
-        <w:rPr>
-          <w:rFonts w:ascii="Times New Roman" w:hAnsi="Times New Roman" w:eastAsia="Times New Roman" w:cs="Times New Roman"/>
-        </w:rPr>
-        <w:t xml:space="preserve"> </w:t>
-      </w:r>
-      <w:r>
-        <w:rPr>
-          <w:rFonts w:hint="eastAsia" w:ascii="Times New Roman" w:hAnsi="Times New Roman" w:eastAsia="FangSong" w:cs="Times New Roman"/>
-        </w:rPr>
-        <w:t>曾用于</w:t>
-      </w:r>
-      <w:r>
-        <w:rPr>
-          <w:rFonts w:hint="eastAsia" w:ascii="Times New Roman" w:hAnsi="Times New Roman" w:eastAsia="Times New Roman" w:cs="Times New Roman"/>
-        </w:rPr>
-        <w:t>：</w:t>
-      </w:r>
-      <w:r>
-        <w:rPr>
-          <w:rFonts w:hint="eastAsia" w:ascii="Times New Roman" w:hAnsi="Times New Roman" w:eastAsia="FangSong" w:cs="Times New Roman"/>
-        </w:rPr>
-        <w:t>第一轮综合卷</w:t>
-      </w:r>
-      <w:r>
-        <w:rPr>
-          <w:rFonts w:hint="eastAsia" w:ascii="Times New Roman" w:hAnsi="Times New Roman" w:eastAsia="Times New Roman" w:cs="Times New Roman"/>
-        </w:rPr>
-        <w:t>04（</w:t>
-      </w:r>
-      <w:r>
-        <w:rPr>
-          <w:rFonts w:hint="eastAsia" w:ascii="Times New Roman" w:hAnsi="Times New Roman" w:eastAsia="FangSong" w:cs="Times New Roman"/>
-        </w:rPr>
-        <w:t>教师版</w:t>
-      </w:r>
-      <w:r>
-        <w:rPr>
-          <w:rFonts w:hint="eastAsia" w:ascii="Times New Roman" w:hAnsi="Times New Roman" w:eastAsia="Times New Roman" w:cs="Times New Roman"/>
-        </w:rPr>
-        <w:t>）</w:t>
-      </w:r>
     </w:p>
     <w:p>
       <w:pPr>
@@ -24979,36 +23971,6 @@
           <w:rFonts w:hint="eastAsia" w:ascii="Times New Roman" w:hAnsi="Times New Roman" w:eastAsia="FangSong" w:cs="Times New Roman"/>
         </w:rPr>
         <w:t>一分册能力测试</w:t>
-      </w:r>
-      <w:r>
-        <w:rPr>
-          <w:rFonts w:ascii="Times New Roman" w:hAnsi="Times New Roman" w:eastAsia="Times New Roman" w:cs="Times New Roman"/>
-        </w:rPr>
-        <w:t xml:space="preserve"> </w:t>
-      </w:r>
-      <w:r>
-        <w:rPr>
-          <w:rFonts w:hint="eastAsia" w:ascii="Times New Roman" w:hAnsi="Times New Roman" w:eastAsia="FangSong" w:cs="Times New Roman"/>
-        </w:rPr>
-        <w:t>曾用于</w:t>
-      </w:r>
-      <w:r>
-        <w:rPr>
-          <w:rFonts w:hint="eastAsia" w:ascii="Times New Roman" w:hAnsi="Times New Roman" w:eastAsia="Times New Roman" w:cs="Times New Roman"/>
-        </w:rPr>
-        <w:t>：</w:t>
-      </w:r>
-      <w:r>
-        <w:rPr>
-          <w:rFonts w:hint="eastAsia" w:ascii="Times New Roman" w:hAnsi="Times New Roman" w:eastAsia="FangSong" w:cs="Times New Roman"/>
-        </w:rPr>
-        <w:t>综合模拟卷</w:t>
-      </w:r>
-      <w:r>
-        <w:rPr>
-          <w:rFonts w:hint="eastAsia" w:ascii="Times New Roman" w:hAnsi="Times New Roman" w:eastAsia="Times New Roman" w:cs="Times New Roman"/>
-        </w:rPr>
-        <w:t>VI</w:t>
       </w:r>
     </w:p>
     <w:p>
@@ -30545,48 +29507,6 @@
           <w:rFonts w:hint="eastAsia" w:ascii="Times New Roman" w:hAnsi="Times New Roman" w:eastAsia="FangSong" w:cs="Times New Roman"/>
         </w:rPr>
         <w:t>一分册能力测试</w:t>
-      </w:r>
-      <w:r>
-        <w:rPr>
-          <w:rFonts w:ascii="Times New Roman" w:hAnsi="Times New Roman" w:eastAsia="Times New Roman" w:cs="Times New Roman"/>
-        </w:rPr>
-        <w:t xml:space="preserve"> </w:t>
-      </w:r>
-      <w:r>
-        <w:rPr>
-          <w:rFonts w:hint="eastAsia" w:ascii="Times New Roman" w:hAnsi="Times New Roman" w:eastAsia="FangSong" w:cs="Times New Roman"/>
-        </w:rPr>
-        <w:t>曾用于</w:t>
-      </w:r>
-      <w:r>
-        <w:rPr>
-          <w:rFonts w:hint="eastAsia" w:ascii="Times New Roman" w:hAnsi="Times New Roman" w:eastAsia="Times New Roman" w:cs="Times New Roman"/>
-        </w:rPr>
-        <w:t>：</w:t>
-      </w:r>
-      <w:r>
-        <w:rPr>
-          <w:rFonts w:hint="eastAsia" w:ascii="Times New Roman" w:hAnsi="Times New Roman" w:eastAsia="FangSong" w:cs="Times New Roman"/>
-        </w:rPr>
-        <w:t>第一轮综合卷</w:t>
-      </w:r>
-      <w:r>
-        <w:rPr>
-          <w:rFonts w:hint="eastAsia" w:ascii="Times New Roman" w:hAnsi="Times New Roman" w:eastAsia="Times New Roman" w:cs="Times New Roman"/>
-        </w:rPr>
-        <w:t>01（</w:t>
-      </w:r>
-      <w:r>
-        <w:rPr>
-          <w:rFonts w:hint="eastAsia" w:ascii="Times New Roman" w:hAnsi="Times New Roman" w:eastAsia="FangSong" w:cs="Times New Roman"/>
-        </w:rPr>
-        <w:t>教师版</w:t>
-      </w:r>
-      <w:r>
-        <w:rPr>
-          <w:rFonts w:hint="eastAsia" w:ascii="Times New Roman" w:hAnsi="Times New Roman" w:eastAsia="Times New Roman" w:cs="Times New Roman"/>
-        </w:rPr>
-        <w:t>）</w:t>
       </w:r>
     </w:p>
     <w:p>
@@ -43898,48 +42818,6 @@
         </w:rPr>
         <w:t>化学竞赛初赛讲义</w:t>
       </w:r>
-      <w:r>
-        <w:rPr>
-          <w:rFonts w:ascii="Times New Roman" w:hAnsi="Times New Roman" w:eastAsia="Times New Roman" w:cs="Times New Roman"/>
-        </w:rPr>
-        <w:t xml:space="preserve"> </w:t>
-      </w:r>
-      <w:r>
-        <w:rPr>
-          <w:rFonts w:hint="eastAsia" w:ascii="Times New Roman" w:hAnsi="Times New Roman" w:eastAsia="FangSong" w:cs="Times New Roman"/>
-        </w:rPr>
-        <w:t>曾用于</w:t>
-      </w:r>
-      <w:r>
-        <w:rPr>
-          <w:rFonts w:hint="eastAsia" w:ascii="Times New Roman" w:hAnsi="Times New Roman" w:eastAsia="Times New Roman" w:cs="Times New Roman"/>
-        </w:rPr>
-        <w:t>：</w:t>
-      </w:r>
-      <w:r>
-        <w:rPr>
-          <w:rFonts w:hint="eastAsia" w:ascii="Times New Roman" w:hAnsi="Times New Roman" w:eastAsia="FangSong" w:cs="Times New Roman"/>
-        </w:rPr>
-        <w:t>第一轮综合卷</w:t>
-      </w:r>
-      <w:r>
-        <w:rPr>
-          <w:rFonts w:hint="eastAsia" w:ascii="Times New Roman" w:hAnsi="Times New Roman" w:eastAsia="Times New Roman" w:cs="Times New Roman"/>
-        </w:rPr>
-        <w:t>09（</w:t>
-      </w:r>
-      <w:r>
-        <w:rPr>
-          <w:rFonts w:hint="eastAsia" w:ascii="Times New Roman" w:hAnsi="Times New Roman" w:eastAsia="FangSong" w:cs="Times New Roman"/>
-        </w:rPr>
-        <w:t>教师版</w:t>
-      </w:r>
-      <w:r>
-        <w:rPr>
-          <w:rFonts w:hint="eastAsia" w:ascii="Times New Roman" w:hAnsi="Times New Roman" w:eastAsia="Times New Roman" w:cs="Times New Roman"/>
-        </w:rPr>
-        <w:t>）</w:t>
-      </w:r>
     </w:p>
     <w:p>
       <w:pPr>
@@ -45360,60 +44238,6 @@
         </w:rPr>
         <w:t>化学能力测试</w:t>
       </w:r>
-      <w:r>
-        <w:rPr>
-          <w:rFonts w:ascii="Times New Roman" w:hAnsi="Times New Roman" w:eastAsia="Times New Roman" w:cs="Times New Roman"/>
-        </w:rPr>
-        <w:t xml:space="preserve"> </w:t>
-      </w:r>
-      <w:r>
-        <w:rPr>
-          <w:rFonts w:hint="eastAsia" w:ascii="Times New Roman" w:hAnsi="Times New Roman" w:eastAsia="FangSong" w:cs="Times New Roman"/>
-        </w:rPr>
-        <w:t>曾用于</w:t>
-      </w:r>
-      <w:r>
-        <w:rPr>
-          <w:rFonts w:hint="eastAsia" w:ascii="Times New Roman" w:hAnsi="Times New Roman" w:eastAsia="Times New Roman" w:cs="Times New Roman"/>
-        </w:rPr>
-        <w:t>：</w:t>
-      </w:r>
-      <w:r>
-        <w:rPr>
-          <w:rFonts w:hint="eastAsia" w:ascii="Times New Roman" w:hAnsi="Times New Roman" w:eastAsia="FangSong" w:cs="Times New Roman"/>
-        </w:rPr>
-        <w:t>第一轮原理</w:t>
-      </w:r>
-      <w:r>
-        <w:rPr>
-          <w:rFonts w:hint="eastAsia" w:ascii="Times New Roman" w:hAnsi="Times New Roman" w:eastAsia="Times New Roman" w:cs="Times New Roman"/>
-        </w:rPr>
-        <w:t>·7-</w:t>
-      </w:r>
-      <w:r>
-        <w:rPr>
-          <w:rFonts w:hint="eastAsia" w:ascii="Times New Roman" w:hAnsi="Times New Roman" w:eastAsia="FangSong" w:cs="Times New Roman"/>
-        </w:rPr>
-        <w:t>沉淀溶解平衡</w:t>
-      </w:r>
-      <w:r>
-        <w:rPr>
-          <w:rFonts w:hint="eastAsia" w:ascii="Times New Roman" w:hAnsi="Times New Roman" w:eastAsia="Times New Roman" w:cs="Times New Roman"/>
-        </w:rPr>
-        <w:t>（</w:t>
-      </w:r>
-      <w:r>
-        <w:rPr>
-          <w:rFonts w:hint="eastAsia" w:ascii="Times New Roman" w:hAnsi="Times New Roman" w:eastAsia="FangSong" w:cs="Times New Roman"/>
-        </w:rPr>
-        <w:t>教师版</w:t>
-      </w:r>
-      <w:r>
-        <w:rPr>
-          <w:rFonts w:hint="eastAsia" w:ascii="Times New Roman" w:hAnsi="Times New Roman" w:eastAsia="Times New Roman" w:cs="Times New Roman"/>
-        </w:rPr>
-        <w:t>）</w:t>
-      </w:r>
     </w:p>
     <w:p>
       <w:pPr>
@@ -48362,48 +47186,6 @@
           <w:rFonts w:hint="eastAsia" w:ascii="Times New Roman" w:hAnsi="Times New Roman" w:eastAsia="FangSong" w:cs="Times New Roman"/>
         </w:rPr>
         <w:t>第二分册</w:t>
-      </w:r>
-      <w:r>
-        <w:rPr>
-          <w:rFonts w:ascii="Times New Roman" w:hAnsi="Times New Roman" w:eastAsia="Times New Roman" w:cs="Times New Roman"/>
-        </w:rPr>
-        <w:t xml:space="preserve"> </w:t>
-      </w:r>
-      <w:r>
-        <w:rPr>
-          <w:rFonts w:hint="eastAsia" w:ascii="Times New Roman" w:hAnsi="Times New Roman" w:eastAsia="FangSong" w:cs="Times New Roman"/>
-        </w:rPr>
-        <w:t>曾用于</w:t>
-      </w:r>
-      <w:r>
-        <w:rPr>
-          <w:rFonts w:hint="eastAsia" w:ascii="Times New Roman" w:hAnsi="Times New Roman" w:eastAsia="Times New Roman" w:cs="Times New Roman"/>
-        </w:rPr>
-        <w:t>：</w:t>
-      </w:r>
-      <w:r>
-        <w:rPr>
-          <w:rFonts w:hint="eastAsia" w:ascii="Times New Roman" w:hAnsi="Times New Roman" w:eastAsia="FangSong" w:cs="Times New Roman"/>
-        </w:rPr>
-        <w:t>第一轮综合卷</w:t>
-      </w:r>
-      <w:r>
-        <w:rPr>
-          <w:rFonts w:hint="eastAsia" w:ascii="Times New Roman" w:hAnsi="Times New Roman" w:eastAsia="Times New Roman" w:cs="Times New Roman"/>
-        </w:rPr>
-        <w:t>11（</w:t>
-      </w:r>
-      <w:r>
-        <w:rPr>
-          <w:rFonts w:hint="eastAsia" w:ascii="Times New Roman" w:hAnsi="Times New Roman" w:eastAsia="FangSong" w:cs="Times New Roman"/>
-        </w:rPr>
-        <w:t>教师版</w:t>
-      </w:r>
-      <w:r>
-        <w:rPr>
-          <w:rFonts w:hint="eastAsia" w:ascii="Times New Roman" w:hAnsi="Times New Roman" w:eastAsia="Times New Roman" w:cs="Times New Roman"/>
-        </w:rPr>
-        <w:t>）</w:t>
       </w:r>
     </w:p>
     <w:p>
@@ -51838,66 +50620,6 @@
           <w:rFonts w:hint="eastAsia" w:ascii="Times New Roman" w:hAnsi="Times New Roman" w:eastAsia="FangSong" w:cs="Times New Roman"/>
         </w:rPr>
         <w:t>第二分册</w:t>
-      </w:r>
-      <w:r>
-        <w:rPr>
-          <w:rFonts w:ascii="Times New Roman" w:hAnsi="Times New Roman" w:eastAsia="Times New Roman" w:cs="Times New Roman"/>
-        </w:rPr>
-        <w:t xml:space="preserve"> </w:t>
-      </w:r>
-      <w:r>
-        <w:rPr>
-          <w:rFonts w:hint="eastAsia" w:ascii="Times New Roman" w:hAnsi="Times New Roman" w:eastAsia="FangSong" w:cs="Times New Roman"/>
-        </w:rPr>
-        <w:t>曾用于</w:t>
-      </w:r>
-      <w:r>
-        <w:rPr>
-          <w:rFonts w:hint="eastAsia" w:ascii="Times New Roman" w:hAnsi="Times New Roman" w:eastAsia="Times New Roman" w:cs="Times New Roman"/>
-        </w:rPr>
-        <w:t>：</w:t>
-      </w:r>
-      <w:r>
-        <w:rPr>
-          <w:rFonts w:hint="eastAsia" w:ascii="Times New Roman" w:hAnsi="Times New Roman" w:eastAsia="FangSong" w:cs="Times New Roman"/>
-        </w:rPr>
-        <w:t>二分册专项卷</w:t>
-      </w:r>
-      <w:r>
-        <w:rPr>
-          <w:rFonts w:hint="eastAsia" w:ascii="Times New Roman" w:hAnsi="Times New Roman" w:eastAsia="Times New Roman" w:cs="Times New Roman"/>
-        </w:rPr>
-        <w:t>III,</w:t>
-      </w:r>
-      <w:r>
-        <w:rPr>
-          <w:rFonts w:ascii="Times New Roman" w:hAnsi="Times New Roman" w:eastAsia="Times New Roman" w:cs="Times New Roman"/>
-        </w:rPr>
-        <w:t xml:space="preserve"> </w:t>
-      </w:r>
-      <w:r>
-        <w:rPr>
-          <w:rFonts w:hint="eastAsia" w:ascii="Times New Roman" w:hAnsi="Times New Roman" w:eastAsia="FangSong" w:cs="Times New Roman"/>
-        </w:rPr>
-        <w:t>第一轮综合卷</w:t>
-      </w:r>
-      <w:r>
-        <w:rPr>
-          <w:rFonts w:hint="eastAsia" w:ascii="Times New Roman" w:hAnsi="Times New Roman" w:eastAsia="Times New Roman" w:cs="Times New Roman"/>
-        </w:rPr>
-        <w:t>04（</w:t>
-      </w:r>
-      <w:r>
-        <w:rPr>
-          <w:rFonts w:hint="eastAsia" w:ascii="Times New Roman" w:hAnsi="Times New Roman" w:eastAsia="FangSong" w:cs="Times New Roman"/>
-        </w:rPr>
-        <w:t>教师版</w:t>
-      </w:r>
-      <w:r>
-        <w:rPr>
-          <w:rFonts w:hint="eastAsia" w:ascii="Times New Roman" w:hAnsi="Times New Roman" w:eastAsia="Times New Roman" w:cs="Times New Roman"/>
-        </w:rPr>
-        <w:t>）</w:t>
       </w:r>
     </w:p>
     <w:p>

--- a/00-首页/题组Word/第一轮·综合套卷/第一轮综合卷04（教师版）.docx
+++ b/00-首页/题组Word/第一轮·综合套卷/第一轮综合卷04（教师版）.docx
@@ -47186,73 +47186,6 @@
           <w:rFonts w:hint="eastAsia" w:ascii="Times New Roman" w:hAnsi="Times New Roman" w:eastAsia="FangSong" w:cs="Times New Roman"/>
         </w:rPr>
         <w:t>第二分册</w:t>
-      </w:r>
-    </w:p>
-    <w:p>
-      <w:pPr>
-        <w:pStyle w:val="BlockText"/>
-      </w:pPr>
-      <w:r>
-        <w:rPr>
-          <w:rFonts w:hint="eastAsia" w:ascii="Times New Roman" w:hAnsi="Times New Roman" w:eastAsia="FangSong" w:cs="Times New Roman"/>
-          <w:b/>
-          <w:bCs/>
-        </w:rPr>
-        <w:t xml:space="preserve">互链</w:t>
-      </w:r>
-      <w:r>
-        <w:rPr>
-          <w:rFonts w:hint="eastAsia" w:ascii="Times New Roman" w:hAnsi="Times New Roman" w:eastAsia="Times New Roman" w:cs="Times New Roman"/>
-        </w:rPr>
-        <w:t>：</w:t>
-      </w:r>
-      <w:r>
-        <w:rPr>
-          <w:rFonts w:hint="eastAsia" w:ascii="Times New Roman" w:hAnsi="Times New Roman" w:eastAsia="FangSong" w:cs="Times New Roman"/>
-        </w:rPr>
-        <w:t>题</w:t>
-      </w:r>
-      <w:r>
-        <w:rPr>
-          <w:rFonts w:hint="eastAsia" w:ascii="Times New Roman" w:hAnsi="Times New Roman" w:eastAsia="Times New Roman" w:cs="Times New Roman"/>
-        </w:rPr>
-        <w:t>-</w:t>
-      </w:r>
-      <w:r>
-        <w:rPr>
-          <w:rFonts w:hint="eastAsia" w:ascii="Times New Roman" w:hAnsi="Times New Roman" w:eastAsia="FangSong" w:cs="Times New Roman"/>
-        </w:rPr>
-        <w:t>容量</w:t>
-      </w:r>
-      <w:r>
-        <w:rPr>
-          <w:rFonts w:hint="eastAsia" w:ascii="Times New Roman" w:hAnsi="Times New Roman" w:eastAsia="Times New Roman" w:cs="Times New Roman"/>
-        </w:rPr>
-        <w:t>-02-</w:t>
-      </w:r>
-      <w:r>
-        <w:rPr>
-          <w:rFonts w:hint="eastAsia" w:ascii="Times New Roman" w:hAnsi="Times New Roman" w:eastAsia="FangSong" w:cs="Times New Roman"/>
-        </w:rPr>
-        <w:t>混合碱双指示剂法</w:t>
-      </w:r>
-      <w:r>
-        <w:rPr>
-          <w:rFonts w:hint="eastAsia" w:ascii="Times New Roman" w:hAnsi="Times New Roman" w:eastAsia="Times New Roman" w:cs="Times New Roman"/>
-        </w:rPr>
-        <w:t>（</w:t>
-      </w:r>
-      <w:r>
-        <w:rPr>
-          <w:rFonts w:hint="eastAsia" w:ascii="Times New Roman" w:hAnsi="Times New Roman" w:eastAsia="FangSong" w:cs="Times New Roman"/>
-        </w:rPr>
-        <w:t>同方法不同题</w:t>
-      </w:r>
-      <w:r>
-        <w:rPr>
-          <w:rFonts w:hint="eastAsia" w:ascii="Times New Roman" w:hAnsi="Times New Roman" w:eastAsia="Times New Roman" w:cs="Times New Roman"/>
-        </w:rPr>
-        <w:t>）。</w:t>
       </w:r>
     </w:p>
     <w:p>

--- a/00-首页/题组Word/第一轮·综合套卷/第一轮综合卷04（教师版）.docx
+++ b/00-首页/题组Word/第一轮·综合套卷/第一轮综合卷04（教师版）.docx
@@ -3999,14 +3999,14 @@
         </w:rPr>
         <w:drawing>
           <wp:inline>
-            <wp:extent cx="3240000" cy="4584609"/>
+            <wp:extent cx="3600000" cy="1215584"/>
             <wp:effectExtent b="0" l="0" r="0" t="0"/>
             <wp:docPr descr="" title="" id="23" name="Picture"/>
             <a:graphic>
               <a:graphicData uri="http://schemas.openxmlformats.org/drawingml/2006/picture">
                 <pic:pic>
                   <pic:nvPicPr>
-                    <pic:cNvPr descr="2021-浙江预赛_p12.png" id="24" name="Picture"/>
+                    <pic:cNvPr descr="5417936f930fc888.png" id="24" name="Picture"/>
                     <pic:cNvPicPr>
                       <a:picLocks noChangeArrowheads="1" noChangeAspect="1"/>
                     </pic:cNvPicPr>
@@ -4020,7 +4020,7 @@
                   <pic:spPr bwMode="auto">
                     <a:xfrm>
                       <a:off x="0" y="0"/>
-                      <a:ext cx="3240000" cy="4584609"/>
+                      <a:ext cx="3600000" cy="1215584"/>
                     </a:xfrm>
                     <a:prstGeom prst="rect">
                       <a:avLst/>
@@ -4453,14 +4453,14 @@
         </w:rPr>
         <w:drawing>
           <wp:inline>
-            <wp:extent cx="3240000" cy="4584609"/>
+            <wp:extent cx="3600000" cy="1745038"/>
             <wp:effectExtent b="0" l="0" r="0" t="0"/>
             <wp:docPr descr="" title="" id="27" name="Picture"/>
             <a:graphic>
               <a:graphicData uri="http://schemas.openxmlformats.org/drawingml/2006/picture">
                 <pic:pic>
                   <pic:nvPicPr>
-                    <pic:cNvPr descr="2021-浙江预赛_p13.png" id="28" name="Picture"/>
+                    <pic:cNvPr descr="88ff7492ce6a13c3.png" id="28" name="Picture"/>
                     <pic:cNvPicPr>
                       <a:picLocks noChangeArrowheads="1" noChangeAspect="1"/>
                     </pic:cNvPicPr>
@@ -4474,7 +4474,7 @@
                   <pic:spPr bwMode="auto">
                     <a:xfrm>
                       <a:off x="0" y="0"/>
-                      <a:ext cx="3240000" cy="4584609"/>
+                      <a:ext cx="3600000" cy="1745038"/>
                     </a:xfrm>
                     <a:prstGeom prst="rect">
                       <a:avLst/>
@@ -4906,14 +4906,14 @@
         </w:rPr>
         <w:drawing>
           <wp:inline>
-            <wp:extent cx="3240000" cy="4584609"/>
+            <wp:extent cx="3600000" cy="1688242"/>
             <wp:effectExtent b="0" l="0" r="0" t="0"/>
             <wp:docPr descr="" title="" id="31" name="Picture"/>
             <a:graphic>
               <a:graphicData uri="http://schemas.openxmlformats.org/drawingml/2006/picture">
                 <pic:pic>
                   <pic:nvPicPr>
-                    <pic:cNvPr descr="2022-浙江预赛_p03.png" id="32" name="Picture"/>
+                    <pic:cNvPr descr="6d5e779c714e4d47.png" id="32" name="Picture"/>
                     <pic:cNvPicPr>
                       <a:picLocks noChangeArrowheads="1" noChangeAspect="1"/>
                     </pic:cNvPicPr>
@@ -4927,7 +4927,7 @@
                   <pic:spPr bwMode="auto">
                     <a:xfrm>
                       <a:off x="0" y="0"/>
-                      <a:ext cx="3240000" cy="4584609"/>
+                      <a:ext cx="3600000" cy="1688242"/>
                     </a:xfrm>
                     <a:prstGeom prst="rect">
                       <a:avLst/>
@@ -5684,14 +5684,14 @@
         </w:rPr>
         <w:drawing>
           <wp:inline>
-            <wp:extent cx="3240000" cy="4584609"/>
+            <wp:extent cx="3600000" cy="811981"/>
             <wp:effectExtent b="0" l="0" r="0" t="0"/>
             <wp:docPr descr="" title="" id="36" name="Picture"/>
             <a:graphic>
               <a:graphicData uri="http://schemas.openxmlformats.org/drawingml/2006/picture">
                 <pic:pic>
                   <pic:nvPicPr>
-                    <pic:cNvPr descr="2022-浙江预赛_p13.png" id="37" name="Picture"/>
+                    <pic:cNvPr descr="da7f0b115f27eb22.png" id="37" name="Picture"/>
                     <pic:cNvPicPr>
                       <a:picLocks noChangeArrowheads="1" noChangeAspect="1"/>
                     </pic:cNvPicPr>
@@ -5705,7 +5705,7 @@
                   <pic:spPr bwMode="auto">
                     <a:xfrm>
                       <a:off x="0" y="0"/>
-                      <a:ext cx="3240000" cy="4584609"/>
+                      <a:ext cx="3600000" cy="811981"/>
                     </a:xfrm>
                     <a:prstGeom prst="rect">
                       <a:avLst/>

--- a/00-首页/题组Word/第一轮·综合套卷/第一轮综合卷04（教师版）.docx
+++ b/00-首页/题组Word/第一轮·综合套卷/第一轮综合卷04（教师版）.docx
@@ -675,7 +675,7 @@
         </w:rPr>
         <w:drawing>
           <wp:inline>
-            <wp:extent cx="3600000" cy="1392067"/>
+            <wp:extent cx="3599997" cy="1392067"/>
             <wp:effectExtent b="0" l="0" r="0" t="0"/>
             <wp:docPr descr="" title="" id="11" name="Picture"/>
             <a:graphic>
@@ -696,7 +696,7 @@
                   <pic:spPr bwMode="auto">
                     <a:xfrm>
                       <a:off x="0" y="0"/>
-                      <a:ext cx="3600000" cy="1392067"/>
+                      <a:ext cx="3599997" cy="1392067"/>
                     </a:xfrm>
                     <a:prstGeom prst="rect">
                       <a:avLst/>
@@ -847,7 +847,7 @@
         </w:rPr>
         <w:drawing>
           <wp:inline>
-            <wp:extent cx="3048000" cy="2374900"/>
+            <wp:extent cx="3048000" cy="2311400"/>
             <wp:effectExtent b="0" l="0" r="0" t="0"/>
             <wp:docPr descr="" title="" id="14" name="Picture"/>
             <a:graphic>
@@ -868,7 +868,7 @@
                   <pic:spPr bwMode="auto">
                     <a:xfrm>
                       <a:off x="0" y="0"/>
-                      <a:ext cx="3048000" cy="2374900"/>
+                      <a:ext cx="3048000" cy="2311400"/>
                     </a:xfrm>
                     <a:prstGeom prst="rect">
                       <a:avLst/>
@@ -2697,6 +2697,8 @@
     <w:p>
       <w:pPr>
         <w:pStyle w:val="FirstParagraph"/>
+        <w:ind w:left="480" w:hanging="480"/>
+        <w:spacing w:after="0"/>
       </w:pPr>
       <w:r>
         <w:rPr>
@@ -2716,6 +2718,13 @@
         </w:rPr>
         <w:t xml:space="preserve"> </w:t>
       </w:r>
+    </w:p>
+    <w:p>
+      <w:pPr>
+        <w:pStyle w:val="FirstParagraph"/>
+        <w:ind w:left="480" w:hanging="480"/>
+        <w:spacing w:before="0" w:after="0"/>
+      </w:pPr>
       <w:r>
         <w:rPr>
           <w:rFonts w:hint="eastAsia" w:ascii="Times New Roman" w:hAnsi="Times New Roman" w:eastAsia="Times New Roman" w:cs="Times New Roman"/>
@@ -2734,6 +2743,13 @@
         </w:rPr>
         <w:t xml:space="preserve"> </w:t>
       </w:r>
+    </w:p>
+    <w:p>
+      <w:pPr>
+        <w:pStyle w:val="FirstParagraph"/>
+        <w:ind w:left="480" w:hanging="480"/>
+        <w:spacing w:before="0" w:after="0"/>
+      </w:pPr>
       <w:r>
         <w:rPr>
           <w:rFonts w:hint="eastAsia" w:ascii="Times New Roman" w:hAnsi="Times New Roman" w:eastAsia="Times New Roman" w:cs="Times New Roman"/>
@@ -2752,6 +2768,13 @@
         </w:rPr>
         <w:t xml:space="preserve"> </w:t>
       </w:r>
+    </w:p>
+    <w:p>
+      <w:pPr>
+        <w:pStyle w:val="FirstParagraph"/>
+        <w:ind w:left="480" w:hanging="480"/>
+        <w:spacing w:before="0" w:after="0"/>
+      </w:pPr>
       <w:r>
         <w:rPr>
           <w:rFonts w:hint="eastAsia" w:ascii="Times New Roman" w:hAnsi="Times New Roman" w:eastAsia="Times New Roman" w:cs="Times New Roman"/>
@@ -2770,6 +2793,13 @@
         </w:rPr>
         <w:t xml:space="preserve"> </w:t>
       </w:r>
+    </w:p>
+    <w:p>
+      <w:pPr>
+        <w:pStyle w:val="FirstParagraph"/>
+        <w:ind w:left="480" w:hanging="480"/>
+        <w:spacing w:before="0" w:after="180"/>
+      </w:pPr>
       <w:r>
         <w:rPr>
           <w:rFonts w:hint="eastAsia" w:ascii="Times New Roman" w:hAnsi="Times New Roman" w:eastAsia="Times New Roman" w:cs="Times New Roman"/>
@@ -2909,6 +2939,8 @@
     <w:p>
       <w:pPr>
         <w:pStyle w:val="FirstParagraph"/>
+        <w:ind w:left="480" w:hanging="480"/>
+        <w:spacing w:after="0"/>
       </w:pPr>
       <w:r>
         <w:rPr>
@@ -3098,11 +3130,57 @@
         </w:rPr>
         <w:t xml:space="preserve"> </w:t>
       </w:r>
-      <w:r>
-        <w:rPr>
-          <w:rFonts w:ascii="Times New Roman" w:hAnsi="Times New Roman" w:eastAsia="Times New Roman" w:cs="Times New Roman"/>
-        </w:rPr>
-        <w:t xml:space="preserve">A. 152 B. 134 C. 96 D. 71</w:t>
+    </w:p>
+    <w:p>
+      <w:pPr>
+        <w:pStyle w:val="FirstParagraph"/>
+        <w:ind w:left="480" w:hanging="480"/>
+        <w:spacing w:before="0" w:after="0"/>
+      </w:pPr>
+      <w:r>
+        <w:rPr>
+          <w:rFonts w:ascii="Times New Roman" w:hAnsi="Times New Roman" w:eastAsia="Times New Roman" w:cs="Times New Roman"/>
+        </w:rPr>
+        <w:t xml:space="preserve">A. 152 </w:t>
+      </w:r>
+    </w:p>
+    <w:p>
+      <w:pPr>
+        <w:pStyle w:val="FirstParagraph"/>
+        <w:ind w:left="480" w:hanging="480"/>
+        <w:spacing w:before="0" w:after="0"/>
+      </w:pPr>
+      <w:r>
+        <w:rPr>
+          <w:rFonts w:ascii="Times New Roman" w:hAnsi="Times New Roman" w:eastAsia="Times New Roman" w:cs="Times New Roman"/>
+        </w:rPr>
+        <w:t xml:space="preserve">B. 134 </w:t>
+      </w:r>
+    </w:p>
+    <w:p>
+      <w:pPr>
+        <w:pStyle w:val="FirstParagraph"/>
+        <w:ind w:left="480" w:hanging="480"/>
+        <w:spacing w:before="0" w:after="0"/>
+      </w:pPr>
+      <w:r>
+        <w:rPr>
+          <w:rFonts w:ascii="Times New Roman" w:hAnsi="Times New Roman" w:eastAsia="Times New Roman" w:cs="Times New Roman"/>
+        </w:rPr>
+        <w:t xml:space="preserve">C. 96 </w:t>
+      </w:r>
+    </w:p>
+    <w:p>
+      <w:pPr>
+        <w:pStyle w:val="FirstParagraph"/>
+        <w:ind w:left="480" w:hanging="480"/>
+        <w:spacing w:before="0" w:after="180"/>
+      </w:pPr>
+      <w:r>
+        <w:rPr>
+          <w:rFonts w:ascii="Times New Roman" w:hAnsi="Times New Roman" w:eastAsia="Times New Roman" w:cs="Times New Roman"/>
+        </w:rPr>
+        <w:t xml:space="preserve">D. 71</w:t>
       </w:r>
     </w:p>
     <w:p>
@@ -3207,6 +3285,8 @@
     <w:p>
       <w:pPr>
         <w:pStyle w:val="FirstParagraph"/>
+        <w:ind w:left="480" w:hanging="480"/>
+        <w:spacing w:after="0"/>
       </w:pPr>
       <w:r>
         <w:rPr>
@@ -3502,6 +3582,13 @@
         </w:rPr>
         <w:t xml:space="preserve"> </w:t>
       </w:r>
+    </w:p>
+    <w:p>
+      <w:pPr>
+        <w:pStyle w:val="FirstParagraph"/>
+        <w:ind w:left="480" w:hanging="480"/>
+        <w:spacing w:before="0" w:after="0"/>
+      </w:pPr>
       <w:r>
         <w:rPr>
           <w:rFonts w:ascii="Times New Roman" w:hAnsi="Times New Roman" w:eastAsia="Times New Roman" w:cs="Times New Roman"/>
@@ -3544,7 +3631,20 @@
         <w:rPr>
           <w:rFonts w:ascii="Times New Roman" w:hAnsi="Times New Roman" w:eastAsia="Times New Roman" w:cs="Times New Roman"/>
         </w:rPr>
-        <w:t xml:space="preserve"> B.</w:t>
+        <w:t xml:space="preserve"> </w:t>
+      </w:r>
+    </w:p>
+    <w:p>
+      <w:pPr>
+        <w:pStyle w:val="FirstParagraph"/>
+        <w:ind w:left="480" w:hanging="480"/>
+        <w:spacing w:before="0" w:after="0"/>
+      </w:pPr>
+      <w:r>
+        <w:rPr>
+          <w:rFonts w:ascii="Times New Roman" w:hAnsi="Times New Roman" w:eastAsia="Times New Roman" w:cs="Times New Roman"/>
+        </w:rPr>
+        <w:t xml:space="preserve">B.</w:t>
       </w:r>
       <w:r>
         <w:rPr>
@@ -3584,6 +3684,13 @@
         </w:rPr>
         <w:t xml:space="preserve"> </w:t>
       </w:r>
+    </w:p>
+    <w:p>
+      <w:pPr>
+        <w:pStyle w:val="FirstParagraph"/>
+        <w:ind w:left="480" w:hanging="480"/>
+        <w:spacing w:before="0" w:after="0"/>
+      </w:pPr>
       <w:r>
         <w:rPr>
           <w:rFonts w:ascii="Times New Roman" w:hAnsi="Times New Roman" w:eastAsia="Times New Roman" w:cs="Times New Roman"/>
@@ -3658,7 +3765,20 @@
         <w:rPr>
           <w:rFonts w:ascii="Times New Roman" w:hAnsi="Times New Roman" w:eastAsia="Times New Roman" w:cs="Times New Roman"/>
         </w:rPr>
-        <w:t xml:space="preserve"> D.</w:t>
+        <w:t xml:space="preserve"> </w:t>
+      </w:r>
+    </w:p>
+    <w:p>
+      <w:pPr>
+        <w:pStyle w:val="FirstParagraph"/>
+        <w:ind w:left="480" w:hanging="480"/>
+        <w:spacing w:before="0" w:after="180"/>
+      </w:pPr>
+      <w:r>
+        <w:rPr>
+          <w:rFonts w:ascii="Times New Roman" w:hAnsi="Times New Roman" w:eastAsia="Times New Roman" w:cs="Times New Roman"/>
+        </w:rPr>
+        <w:t xml:space="preserve">D.</w:t>
       </w:r>
       <w:r>
         <w:rPr>
@@ -3999,7 +4119,7 @@
         </w:rPr>
         <w:drawing>
           <wp:inline>
-            <wp:extent cx="3600000" cy="1215584"/>
+            <wp:extent cx="3599167" cy="1215584"/>
             <wp:effectExtent b="0" l="0" r="0" t="0"/>
             <wp:docPr descr="" title="" id="23" name="Picture"/>
             <a:graphic>
@@ -4020,7 +4140,7 @@
                   <pic:spPr bwMode="auto">
                     <a:xfrm>
                       <a:off x="0" y="0"/>
-                      <a:ext cx="3600000" cy="1215584"/>
+                      <a:ext cx="3599167" cy="1215584"/>
                     </a:xfrm>
                     <a:prstGeom prst="rect">
                       <a:avLst/>
@@ -4042,10 +4162,6 @@
     <w:p>
       <w:pPr>
         <w:pStyle w:val="Compact"/>
-        <w:numPr>
-          <w:ilvl w:val="0"/>
-          <w:numId w:val="1004"/>
-        </w:numPr>
       </w:pPr>
       <w:r>
         <w:rPr>
@@ -4063,10 +4179,6 @@
     <w:p>
       <w:pPr>
         <w:pStyle w:val="Compact"/>
-        <w:numPr>
-          <w:ilvl w:val="0"/>
-          <w:numId w:val="1004"/>
-        </w:numPr>
       </w:pPr>
       <w:r>
         <w:rPr>
@@ -4090,10 +4202,6 @@
     <w:p>
       <w:pPr>
         <w:pStyle w:val="Compact"/>
-        <w:numPr>
-          <w:ilvl w:val="0"/>
-          <w:numId w:val="1004"/>
-        </w:numPr>
       </w:pPr>
       <w:r>
         <w:rPr>
@@ -4111,10 +4219,6 @@
     <w:p>
       <w:pPr>
         <w:pStyle w:val="Compact"/>
-        <w:numPr>
-          <w:ilvl w:val="0"/>
-          <w:numId w:val="1004"/>
-        </w:numPr>
       </w:pPr>
       <w:r>
         <w:rPr>
@@ -4496,10 +4600,6 @@
     <w:p>
       <w:pPr>
         <w:pStyle w:val="Compact"/>
-        <w:numPr>
-          <w:ilvl w:val="0"/>
-          <w:numId w:val="1005"/>
-        </w:numPr>
       </w:pPr>
       <w:r>
         <w:rPr>
@@ -4523,10 +4623,6 @@
     <w:p>
       <w:pPr>
         <w:pStyle w:val="Compact"/>
-        <w:numPr>
-          <w:ilvl w:val="0"/>
-          <w:numId w:val="1005"/>
-        </w:numPr>
       </w:pPr>
       <w:r>
         <w:rPr>
@@ -4574,10 +4670,6 @@
     <w:p>
       <w:pPr>
         <w:pStyle w:val="Compact"/>
-        <w:numPr>
-          <w:ilvl w:val="0"/>
-          <w:numId w:val="1005"/>
-        </w:numPr>
       </w:pPr>
       <w:r>
         <w:rPr>
@@ -4607,10 +4699,6 @@
     <w:p>
       <w:pPr>
         <w:pStyle w:val="Compact"/>
-        <w:numPr>
-          <w:ilvl w:val="0"/>
-          <w:numId w:val="1005"/>
-        </w:numPr>
       </w:pPr>
       <w:r>
         <w:rPr>
@@ -4906,7 +4994,7 @@
         </w:rPr>
         <w:drawing>
           <wp:inline>
-            <wp:extent cx="3600000" cy="1688242"/>
+            <wp:extent cx="3381321" cy="1688242"/>
             <wp:effectExtent b="0" l="0" r="0" t="0"/>
             <wp:docPr descr="" title="" id="31" name="Picture"/>
             <a:graphic>
@@ -4927,7 +5015,7 @@
                   <pic:spPr bwMode="auto">
                     <a:xfrm>
                       <a:off x="0" y="0"/>
-                      <a:ext cx="3600000" cy="1688242"/>
+                      <a:ext cx="3381321" cy="1688242"/>
                     </a:xfrm>
                     <a:prstGeom prst="rect">
                       <a:avLst/>
@@ -4949,10 +5037,6 @@
     <w:p>
       <w:pPr>
         <w:pStyle w:val="Compact"/>
-        <w:numPr>
-          <w:ilvl w:val="0"/>
-          <w:numId w:val="1006"/>
-        </w:numPr>
       </w:pPr>
       <w:r>
         <w:rPr>
@@ -4976,10 +5060,6 @@
     <w:p>
       <w:pPr>
         <w:pStyle w:val="Compact"/>
-        <w:numPr>
-          <w:ilvl w:val="0"/>
-          <w:numId w:val="1006"/>
-        </w:numPr>
       </w:pPr>
       <w:r>
         <w:rPr>
@@ -5035,10 +5115,6 @@
     <w:p>
       <w:pPr>
         <w:pStyle w:val="Compact"/>
-        <w:numPr>
-          <w:ilvl w:val="0"/>
-          <w:numId w:val="1006"/>
-        </w:numPr>
       </w:pPr>
       <w:r>
         <w:rPr>
@@ -5056,10 +5132,6 @@
     <w:p>
       <w:pPr>
         <w:pStyle w:val="Compact"/>
-        <w:numPr>
-          <w:ilvl w:val="0"/>
-          <w:numId w:val="1006"/>
-        </w:numPr>
       </w:pPr>
       <w:r>
         <w:rPr>
@@ -5376,16 +5448,53 @@
     <w:p>
       <w:pPr>
         <w:pStyle w:val="Compact"/>
-        <w:numPr>
-          <w:ilvl w:val="0"/>
-          <w:numId w:val="1007"/>
-        </w:numPr>
-      </w:pPr>
-      <w:r>
-        <w:rPr>
-          <w:rFonts w:ascii="Times New Roman" w:hAnsi="Times New Roman" w:eastAsia="Times New Roman" w:cs="Times New Roman"/>
-        </w:rPr>
-        <w:t xml:space="preserve">A. 10　　B. 15　　C. 20　　D. 30</w:t>
+        <w:ind w:left="480" w:hanging="480"/>
+        <w:spacing w:after="0"/>
+      </w:pPr>
+      <w:r>
+        <w:rPr>
+          <w:rFonts w:ascii="Times New Roman" w:hAnsi="Times New Roman" w:eastAsia="Times New Roman" w:cs="Times New Roman"/>
+        </w:rPr>
+        <w:t xml:space="preserve">A. 10　　</w:t>
+      </w:r>
+    </w:p>
+    <w:p>
+      <w:pPr>
+        <w:pStyle w:val="Compact"/>
+        <w:ind w:left="480" w:hanging="480"/>
+        <w:spacing w:before="0" w:after="0"/>
+      </w:pPr>
+      <w:r>
+        <w:rPr>
+          <w:rFonts w:ascii="Times New Roman" w:hAnsi="Times New Roman" w:eastAsia="Times New Roman" w:cs="Times New Roman"/>
+        </w:rPr>
+        <w:t xml:space="preserve">B. 15　　</w:t>
+      </w:r>
+    </w:p>
+    <w:p>
+      <w:pPr>
+        <w:pStyle w:val="Compact"/>
+        <w:ind w:left="480" w:hanging="480"/>
+        <w:spacing w:before="0" w:after="0"/>
+      </w:pPr>
+      <w:r>
+        <w:rPr>
+          <w:rFonts w:ascii="Times New Roman" w:hAnsi="Times New Roman" w:eastAsia="Times New Roman" w:cs="Times New Roman"/>
+        </w:rPr>
+        <w:t xml:space="preserve">C. 20　　</w:t>
+      </w:r>
+    </w:p>
+    <w:p>
+      <w:pPr>
+        <w:pStyle w:val="Compact"/>
+        <w:ind w:left="480" w:hanging="480"/>
+        <w:spacing w:before="0" w:after="36"/>
+      </w:pPr>
+      <w:r>
+        <w:rPr>
+          <w:rFonts w:ascii="Times New Roman" w:hAnsi="Times New Roman" w:eastAsia="Times New Roman" w:cs="Times New Roman"/>
+        </w:rPr>
+        <w:t xml:space="preserve">D. 30</w:t>
       </w:r>
     </w:p>
     <w:p>
@@ -5684,7 +5793,7 @@
         </w:rPr>
         <w:drawing>
           <wp:inline>
-            <wp:extent cx="3600000" cy="811981"/>
+            <wp:extent cx="3241580" cy="811981"/>
             <wp:effectExtent b="0" l="0" r="0" t="0"/>
             <wp:docPr descr="" title="" id="36" name="Picture"/>
             <a:graphic>
@@ -5705,7 +5814,7 @@
                   <pic:spPr bwMode="auto">
                     <a:xfrm>
                       <a:off x="0" y="0"/>
-                      <a:ext cx="3600000" cy="811981"/>
+                      <a:ext cx="3241580" cy="811981"/>
                     </a:xfrm>
                     <a:prstGeom prst="rect">
                       <a:avLst/>
@@ -5727,10 +5836,6 @@
     <w:p>
       <w:pPr>
         <w:pStyle w:val="Compact"/>
-        <w:numPr>
-          <w:ilvl w:val="0"/>
-          <w:numId w:val="1008"/>
-        </w:numPr>
       </w:pPr>
       <w:r>
         <w:rPr>
@@ -5799,10 +5904,6 @@
     <w:p>
       <w:pPr>
         <w:pStyle w:val="Compact"/>
-        <w:numPr>
-          <w:ilvl w:val="0"/>
-          <w:numId w:val="1008"/>
-        </w:numPr>
       </w:pPr>
       <w:r>
         <w:rPr>
@@ -5851,10 +5952,6 @@
     <w:p>
       <w:pPr>
         <w:pStyle w:val="Compact"/>
-        <w:numPr>
-          <w:ilvl w:val="0"/>
-          <w:numId w:val="1008"/>
-        </w:numPr>
       </w:pPr>
       <w:r>
         <w:rPr>
@@ -5942,10 +6039,6 @@
     <w:p>
       <w:pPr>
         <w:pStyle w:val="Compact"/>
-        <w:numPr>
-          <w:ilvl w:val="0"/>
-          <w:numId w:val="1008"/>
-        </w:numPr>
       </w:pPr>
       <w:r>
         <w:rPr>
@@ -10735,7 +10828,7 @@
         </w:rPr>
         <w:drawing>
           <wp:inline>
-            <wp:extent cx="3048000" cy="1955800"/>
+            <wp:extent cx="3048000" cy="1932562"/>
             <wp:effectExtent b="0" l="0" r="0" t="0"/>
             <wp:docPr descr="" title="" id="43" name="Picture"/>
             <a:graphic>
@@ -10756,7 +10849,7 @@
                   <pic:spPr bwMode="auto">
                     <a:xfrm>
                       <a:off x="0" y="0"/>
-                      <a:ext cx="3048000" cy="1955800"/>
+                      <a:ext cx="3048000" cy="1932562"/>
                     </a:xfrm>
                     <a:prstGeom prst="rect">
                       <a:avLst/>
@@ -10787,7 +10880,7 @@
         </w:rPr>
         <w:drawing>
           <wp:inline>
-            <wp:extent cx="3600000" cy="2332225"/>
+            <wp:extent cx="3552158" cy="2332225"/>
             <wp:effectExtent b="0" l="0" r="0" t="0"/>
             <wp:docPr descr="" title="" id="46" name="Picture"/>
             <a:graphic>
@@ -10808,7 +10901,7 @@
                   <pic:spPr bwMode="auto">
                     <a:xfrm>
                       <a:off x="0" y="0"/>
-                      <a:ext cx="3600000" cy="2332225"/>
+                      <a:ext cx="3552158" cy="2332225"/>
                     </a:xfrm>
                     <a:prstGeom prst="rect">
                       <a:avLst/>
@@ -11022,7 +11115,7 @@
         </w:rPr>
         <w:drawing>
           <wp:inline>
-            <wp:extent cx="3240000" cy="3323883"/>
+            <wp:extent cx="3207069" cy="3323883"/>
             <wp:effectExtent b="0" l="0" r="0" t="0"/>
             <wp:docPr descr="" title="" id="50" name="Picture"/>
             <a:graphic>
@@ -11043,7 +11136,7 @@
                   <pic:spPr bwMode="auto">
                     <a:xfrm>
                       <a:off x="0" y="0"/>
-                      <a:ext cx="3240000" cy="3323883"/>
+                      <a:ext cx="3207069" cy="3323883"/>
                     </a:xfrm>
                     <a:prstGeom prst="rect">
                       <a:avLst/>
@@ -11629,7 +11722,7 @@
         </w:rPr>
         <w:drawing>
           <wp:inline>
-            <wp:extent cx="3240000" cy="3148732"/>
+            <wp:extent cx="3206827" cy="3148732"/>
             <wp:effectExtent b="0" l="0" r="0" t="0"/>
             <wp:docPr descr="" title="" id="53" name="Picture"/>
             <a:graphic>
@@ -11650,7 +11743,7 @@
                   <pic:spPr bwMode="auto">
                     <a:xfrm>
                       <a:off x="0" y="0"/>
-                      <a:ext cx="3240000" cy="3148732"/>
+                      <a:ext cx="3206827" cy="3148732"/>
                     </a:xfrm>
                     <a:prstGeom prst="rect">
                       <a:avLst/>
@@ -12011,7 +12104,7 @@
         </w:rPr>
         <w:drawing>
           <wp:inline>
-            <wp:extent cx="2971800" cy="3365500"/>
+            <wp:extent cx="2834787" cy="3365500"/>
             <wp:effectExtent b="0" l="0" r="0" t="0"/>
             <wp:docPr descr="" title="" id="56" name="Picture"/>
             <a:graphic>
@@ -12032,7 +12125,7 @@
                   <pic:spPr bwMode="auto">
                     <a:xfrm>
                       <a:off x="0" y="0"/>
-                      <a:ext cx="2971800" cy="3365500"/>
+                      <a:ext cx="2834787" cy="3365500"/>
                     </a:xfrm>
                     <a:prstGeom prst="rect">
                       <a:avLst/>
@@ -17423,7 +17516,7 @@
         </w:rPr>
         <w:drawing>
           <wp:inline>
-            <wp:extent cx="3600000" cy="1675862"/>
+            <wp:extent cx="3600000" cy="1613793"/>
             <wp:effectExtent b="0" l="0" r="0" t="0"/>
             <wp:docPr descr="" title="" id="71" name="Picture"/>
             <a:graphic>
@@ -17444,7 +17537,7 @@
                   <pic:spPr bwMode="auto">
                     <a:xfrm>
                       <a:off x="0" y="0"/>
-                      <a:ext cx="3600000" cy="1675862"/>
+                      <a:ext cx="3600000" cy="1613793"/>
                     </a:xfrm>
                     <a:prstGeom prst="rect">
                       <a:avLst/>
@@ -17526,7 +17619,7 @@
         </w:rPr>
         <w:drawing>
           <wp:inline>
-            <wp:extent cx="3365500" cy="1562100"/>
+            <wp:extent cx="3365500" cy="1515760"/>
             <wp:effectExtent b="0" l="0" r="0" t="0"/>
             <wp:docPr descr="" title="" id="74" name="Picture"/>
             <a:graphic>
@@ -17547,7 +17640,7 @@
                   <pic:spPr bwMode="auto">
                     <a:xfrm>
                       <a:off x="0" y="0"/>
-                      <a:ext cx="3365500" cy="1562100"/>
+                      <a:ext cx="3365500" cy="1515760"/>
                     </a:xfrm>
                     <a:prstGeom prst="rect">
                       <a:avLst/>
@@ -17589,7 +17682,7 @@
         </w:rPr>
         <w:drawing>
           <wp:inline>
-            <wp:extent cx="3600000" cy="1700689"/>
+            <wp:extent cx="3600000" cy="1638621"/>
             <wp:effectExtent b="0" l="0" r="0" t="0"/>
             <wp:docPr descr="" title="" id="77" name="Picture"/>
             <a:graphic>
@@ -17610,7 +17703,7 @@
                   <pic:spPr bwMode="auto">
                     <a:xfrm>
                       <a:off x="0" y="0"/>
-                      <a:ext cx="3600000" cy="1700689"/>
+                      <a:ext cx="3600000" cy="1638621"/>
                     </a:xfrm>
                     <a:prstGeom prst="rect">
                       <a:avLst/>
@@ -22277,7 +22370,7 @@
         </w:rPr>
         <w:drawing>
           <wp:inline>
-            <wp:extent cx="3600000" cy="707812"/>
+            <wp:extent cx="3590622" cy="707812"/>
             <wp:effectExtent b="0" l="0" r="0" t="0"/>
             <wp:docPr descr="" title="" id="82" name="Picture"/>
             <a:graphic>
@@ -22298,7 +22391,7 @@
                   <pic:spPr bwMode="auto">
                     <a:xfrm>
                       <a:off x="0" y="0"/>
-                      <a:ext cx="3600000" cy="707812"/>
+                      <a:ext cx="3590622" cy="707812"/>
                     </a:xfrm>
                     <a:prstGeom prst="rect">
                       <a:avLst/>
@@ -22768,7 +22861,7 @@
         </w:rPr>
         <w:drawing>
           <wp:inline>
-            <wp:extent cx="1816100" cy="1536700"/>
+            <wp:extent cx="1816100" cy="1473200"/>
             <wp:effectExtent b="0" l="0" r="0" t="0"/>
             <wp:docPr descr="" title="" id="88" name="Picture"/>
             <a:graphic>
@@ -22789,7 +22882,7 @@
                   <pic:spPr bwMode="auto">
                     <a:xfrm>
                       <a:off x="0" y="0"/>
-                      <a:ext cx="1816100" cy="1536700"/>
+                      <a:ext cx="1816100" cy="1473200"/>
                     </a:xfrm>
                     <a:prstGeom prst="rect">
                       <a:avLst/>
@@ -23502,7 +23595,7 @@
         </w:rPr>
         <w:drawing>
           <wp:inline>
-            <wp:extent cx="3086100" cy="2197100"/>
+            <wp:extent cx="3086100" cy="2142417"/>
             <wp:effectExtent b="0" l="0" r="0" t="0"/>
             <wp:docPr descr="" title="" id="97" name="Picture"/>
             <a:graphic>
@@ -23523,7 +23616,7 @@
                   <pic:spPr bwMode="auto">
                     <a:xfrm>
                       <a:off x="0" y="0"/>
-                      <a:ext cx="3086100" cy="2197100"/>
+                      <a:ext cx="3086100" cy="2142417"/>
                     </a:xfrm>
                     <a:prstGeom prst="rect">
                       <a:avLst/>
@@ -24185,7 +24278,7 @@
         </w:rPr>
         <w:drawing>
           <wp:inline>
-            <wp:extent cx="1816100" cy="1536700"/>
+            <wp:extent cx="1816100" cy="1473200"/>
             <wp:effectExtent b="0" l="0" r="0" t="0"/>
             <wp:docPr descr="" title="" id="99" name="Picture"/>
             <a:graphic>
@@ -24206,7 +24299,7 @@
                   <pic:spPr bwMode="auto">
                     <a:xfrm>
                       <a:off x="0" y="0"/>
-                      <a:ext cx="1816100" cy="1536700"/>
+                      <a:ext cx="1816100" cy="1473200"/>
                     </a:xfrm>
                     <a:prstGeom prst="rect">
                       <a:avLst/>
@@ -25299,7 +25392,7 @@
         </w:rPr>
         <w:drawing>
           <wp:inline>
-            <wp:extent cx="3086100" cy="2197100"/>
+            <wp:extent cx="3086100" cy="2142417"/>
             <wp:effectExtent b="0" l="0" r="0" t="0"/>
             <wp:docPr descr="" title="" id="105" name="Picture"/>
             <a:graphic>
@@ -25320,7 +25413,7 @@
                   <pic:spPr bwMode="auto">
                     <a:xfrm>
                       <a:off x="0" y="0"/>
-                      <a:ext cx="3086100" cy="2197100"/>
+                      <a:ext cx="3086100" cy="2142417"/>
                     </a:xfrm>
                     <a:prstGeom prst="rect">
                       <a:avLst/>
@@ -25542,7 +25635,7 @@
         </w:rPr>
         <w:drawing>
           <wp:inline>
-            <wp:extent cx="3600000" cy="1497872"/>
+            <wp:extent cx="3600000" cy="1472340"/>
             <wp:effectExtent b="0" l="0" r="0" t="0"/>
             <wp:docPr descr="" title="" id="111" name="Picture"/>
             <a:graphic>
@@ -25563,7 +25656,7 @@
                   <pic:spPr bwMode="auto">
                     <a:xfrm>
                       <a:off x="0" y="0"/>
-                      <a:ext cx="3600000" cy="1497872"/>
+                      <a:ext cx="3600000" cy="1472340"/>
                     </a:xfrm>
                     <a:prstGeom prst="rect">
                       <a:avLst/>

--- a/00-首页/题组Word/第一轮·综合套卷/第一轮综合卷04（教师版）.docx
+++ b/00-首页/题组Word/第一轮·综合套卷/第一轮综合卷04（教师版）.docx
@@ -57,6 +57,14 @@
       <w:tblPr>
         <w:tblStyle w:val="Table"/>
         <w:tblW w:type="auto" w:w="0"/>
+        <w:tblBorders>
+          <w:top w:val="single" w:sz="12" w:space="0" w:color="000000"/>
+          <w:left w:val="none" w:sz="0" w:space="0" w:color="auto"/>
+          <w:bottom w:val="single" w:sz="12" w:space="0" w:color="000000"/>
+          <w:right w:val="none" w:sz="0" w:space="0" w:color="auto"/>
+          <w:insideH w:val="none" w:sz="0" w:space="0" w:color="auto"/>
+          <w:insideV w:val="none" w:sz="0" w:space="0" w:color="auto"/>
+        </w:tblBorders>
         <w:tblLook w:firstRow="1" w:lastRow="0" w:firstColumn="0" w:lastColumn="0" w:noHBand="0" w:noVBand="0" w:val="0020"/>
       </w:tblPr>
       <w:tblGrid>
@@ -69,7 +77,11 @@
           <w:tblHeader w:val="on"/>
         </w:trPr>
         <w:tc>
-          <w:tcPr/>
+          <w:tcPr>
+            <w:tcBorders>
+              <w:bottom w:val="single" w:sz="8" w:space="0" w:color="000000"/>
+            </w:tcBorders>
+          </w:tcPr>
           <w:p>
             <w:pPr>
               <w:pStyle w:val="Compact"/>
@@ -85,7 +97,11 @@
           </w:p>
         </w:tc>
         <w:tc>
-          <w:tcPr/>
+          <w:tcPr>
+            <w:tcBorders>
+              <w:bottom w:val="single" w:sz="8" w:space="0" w:color="000000"/>
+            </w:tcBorders>
+          </w:tcPr>
           <w:p>
             <w:pPr>
               <w:pStyle w:val="Compact"/>
@@ -101,7 +117,11 @@
           </w:p>
         </w:tc>
         <w:tc>
-          <w:tcPr/>
+          <w:tcPr>
+            <w:tcBorders>
+              <w:bottom w:val="single" w:sz="8" w:space="0" w:color="000000"/>
+            </w:tcBorders>
+          </w:tcPr>
           <w:p>
             <w:pPr>
               <w:pStyle w:val="Compact"/>
@@ -2697,8 +2717,8 @@
     <w:p>
       <w:pPr>
         <w:pStyle w:val="FirstParagraph"/>
+        <w:spacing w:before="0" w:after="0"/>
         <w:ind w:left="480" w:hanging="480"/>
-        <w:spacing w:after="0"/>
       </w:pPr>
       <w:r>
         <w:rPr>
@@ -2722,20 +2742,45 @@
     <w:p>
       <w:pPr>
         <w:pStyle w:val="FirstParagraph"/>
+        <w:spacing w:before="0" w:after="0"/>
         <w:ind w:left="480" w:hanging="480"/>
+      </w:pPr>
+      <w:r>
+        <w:rPr>
+          <w:rFonts w:hint="eastAsia" w:ascii="Times New Roman" w:hAnsi="Times New Roman" w:eastAsia="Times New Roman" w:cs="Times New Roman"/>
+        </w:rPr>
+        <w:t>A.</w:t>
+      </w:r>
+      <w:r>
+        <w:rPr>
+          <w:rFonts w:hint="eastAsia" w:ascii="Times New Roman" w:hAnsi="Times New Roman" w:eastAsia="FangSong" w:cs="Times New Roman"/>
+        </w:rPr>
+        <w:t>色散力仅存在于非极性分子之间</w:t>
+      </w:r>
+      <w:r>
+        <w:rPr>
+          <w:rFonts w:ascii="Times New Roman" w:hAnsi="Times New Roman" w:eastAsia="Times New Roman" w:cs="Times New Roman"/>
+        </w:rPr>
+        <w:t xml:space="preserve"> </w:t>
+      </w:r>
+    </w:p>
+    <w:p>
+      <w:pPr>
+        <w:pStyle w:val="FirstParagraph"/>
         <w:spacing w:before="0" w:after="0"/>
-      </w:pPr>
-      <w:r>
-        <w:rPr>
-          <w:rFonts w:hint="eastAsia" w:ascii="Times New Roman" w:hAnsi="Times New Roman" w:eastAsia="Times New Roman" w:cs="Times New Roman"/>
-        </w:rPr>
-        <w:t>A.</w:t>
-      </w:r>
-      <w:r>
-        <w:rPr>
-          <w:rFonts w:hint="eastAsia" w:ascii="Times New Roman" w:hAnsi="Times New Roman" w:eastAsia="FangSong" w:cs="Times New Roman"/>
-        </w:rPr>
-        <w:t>色散力仅存在于非极性分子之间</w:t>
+        <w:ind w:left="480" w:hanging="480"/>
+      </w:pPr>
+      <w:r>
+        <w:rPr>
+          <w:rFonts w:hint="eastAsia" w:ascii="Times New Roman" w:hAnsi="Times New Roman" w:eastAsia="Times New Roman" w:cs="Times New Roman"/>
+        </w:rPr>
+        <w:t>B.</w:t>
+      </w:r>
+      <w:r>
+        <w:rPr>
+          <w:rFonts w:hint="eastAsia" w:ascii="Times New Roman" w:hAnsi="Times New Roman" w:eastAsia="FangSong" w:cs="Times New Roman"/>
+        </w:rPr>
+        <w:t>极性分子之间的作用力称为取向力</w:t>
       </w:r>
       <w:r>
         <w:rPr>
@@ -2747,58 +2792,33 @@
     <w:p>
       <w:pPr>
         <w:pStyle w:val="FirstParagraph"/>
+        <w:spacing w:before="0" w:after="0"/>
         <w:ind w:left="480" w:hanging="480"/>
+      </w:pPr>
+      <w:r>
+        <w:rPr>
+          <w:rFonts w:hint="eastAsia" w:ascii="Times New Roman" w:hAnsi="Times New Roman" w:eastAsia="Times New Roman" w:cs="Times New Roman"/>
+        </w:rPr>
+        <w:t>C.</w:t>
+      </w:r>
+      <w:r>
+        <w:rPr>
+          <w:rFonts w:hint="eastAsia" w:ascii="Times New Roman" w:hAnsi="Times New Roman" w:eastAsia="FangSong" w:cs="Times New Roman"/>
+        </w:rPr>
+        <w:t>诱导力仅存在于极性分子与非极性分子之间</w:t>
+      </w:r>
+      <w:r>
+        <w:rPr>
+          <w:rFonts w:ascii="Times New Roman" w:hAnsi="Times New Roman" w:eastAsia="Times New Roman" w:cs="Times New Roman"/>
+        </w:rPr>
+        <w:t xml:space="preserve"> </w:t>
+      </w:r>
+    </w:p>
+    <w:p>
+      <w:pPr>
+        <w:pStyle w:val="FirstParagraph"/>
         <w:spacing w:before="0" w:after="0"/>
-      </w:pPr>
-      <w:r>
-        <w:rPr>
-          <w:rFonts w:hint="eastAsia" w:ascii="Times New Roman" w:hAnsi="Times New Roman" w:eastAsia="Times New Roman" w:cs="Times New Roman"/>
-        </w:rPr>
-        <w:t>B.</w:t>
-      </w:r>
-      <w:r>
-        <w:rPr>
-          <w:rFonts w:hint="eastAsia" w:ascii="Times New Roman" w:hAnsi="Times New Roman" w:eastAsia="FangSong" w:cs="Times New Roman"/>
-        </w:rPr>
-        <w:t>极性分子之间的作用力称为取向力</w:t>
-      </w:r>
-      <w:r>
-        <w:rPr>
-          <w:rFonts w:ascii="Times New Roman" w:hAnsi="Times New Roman" w:eastAsia="Times New Roman" w:cs="Times New Roman"/>
-        </w:rPr>
-        <w:t xml:space="preserve"> </w:t>
-      </w:r>
-    </w:p>
-    <w:p>
-      <w:pPr>
-        <w:pStyle w:val="FirstParagraph"/>
         <w:ind w:left="480" w:hanging="480"/>
-        <w:spacing w:before="0" w:after="0"/>
-      </w:pPr>
-      <w:r>
-        <w:rPr>
-          <w:rFonts w:hint="eastAsia" w:ascii="Times New Roman" w:hAnsi="Times New Roman" w:eastAsia="Times New Roman" w:cs="Times New Roman"/>
-        </w:rPr>
-        <w:t>C.</w:t>
-      </w:r>
-      <w:r>
-        <w:rPr>
-          <w:rFonts w:hint="eastAsia" w:ascii="Times New Roman" w:hAnsi="Times New Roman" w:eastAsia="FangSong" w:cs="Times New Roman"/>
-        </w:rPr>
-        <w:t>诱导力仅存在于极性分子与非极性分子之间</w:t>
-      </w:r>
-      <w:r>
-        <w:rPr>
-          <w:rFonts w:ascii="Times New Roman" w:hAnsi="Times New Roman" w:eastAsia="Times New Roman" w:cs="Times New Roman"/>
-        </w:rPr>
-        <w:t xml:space="preserve"> </w:t>
-      </w:r>
-    </w:p>
-    <w:p>
-      <w:pPr>
-        <w:pStyle w:val="FirstParagraph"/>
-        <w:ind w:left="480" w:hanging="480"/>
-        <w:spacing w:before="0" w:after="180"/>
       </w:pPr>
       <w:r>
         <w:rPr>
@@ -2939,8 +2959,8 @@
     <w:p>
       <w:pPr>
         <w:pStyle w:val="FirstParagraph"/>
+        <w:spacing w:before="0" w:after="0"/>
         <w:ind w:left="480" w:hanging="480"/>
-        <w:spacing w:after="0"/>
       </w:pPr>
       <w:r>
         <w:rPr>
@@ -3134,47 +3154,47 @@
     <w:p>
       <w:pPr>
         <w:pStyle w:val="FirstParagraph"/>
+        <w:spacing w:before="0" w:after="0"/>
         <w:ind w:left="480" w:hanging="480"/>
+      </w:pPr>
+      <w:r>
+        <w:rPr>
+          <w:rFonts w:ascii="Times New Roman" w:hAnsi="Times New Roman" w:eastAsia="Times New Roman" w:cs="Times New Roman"/>
+        </w:rPr>
+        <w:t xml:space="preserve">A. 152 </w:t>
+      </w:r>
+    </w:p>
+    <w:p>
+      <w:pPr>
+        <w:pStyle w:val="FirstParagraph"/>
         <w:spacing w:before="0" w:after="0"/>
-      </w:pPr>
-      <w:r>
-        <w:rPr>
-          <w:rFonts w:ascii="Times New Roman" w:hAnsi="Times New Roman" w:eastAsia="Times New Roman" w:cs="Times New Roman"/>
-        </w:rPr>
-        <w:t xml:space="preserve">A. 152 </w:t>
+        <w:ind w:left="480" w:hanging="480"/>
+      </w:pPr>
+      <w:r>
+        <w:rPr>
+          <w:rFonts w:ascii="Times New Roman" w:hAnsi="Times New Roman" w:eastAsia="Times New Roman" w:cs="Times New Roman"/>
+        </w:rPr>
+        <w:t xml:space="preserve">B. 134 </w:t>
       </w:r>
     </w:p>
     <w:p>
       <w:pPr>
         <w:pStyle w:val="FirstParagraph"/>
+        <w:spacing w:before="0" w:after="0"/>
         <w:ind w:left="480" w:hanging="480"/>
+      </w:pPr>
+      <w:r>
+        <w:rPr>
+          <w:rFonts w:ascii="Times New Roman" w:hAnsi="Times New Roman" w:eastAsia="Times New Roman" w:cs="Times New Roman"/>
+        </w:rPr>
+        <w:t xml:space="preserve">C. 96 </w:t>
+      </w:r>
+    </w:p>
+    <w:p>
+      <w:pPr>
+        <w:pStyle w:val="FirstParagraph"/>
         <w:spacing w:before="0" w:after="0"/>
-      </w:pPr>
-      <w:r>
-        <w:rPr>
-          <w:rFonts w:ascii="Times New Roman" w:hAnsi="Times New Roman" w:eastAsia="Times New Roman" w:cs="Times New Roman"/>
-        </w:rPr>
-        <w:t xml:space="preserve">B. 134 </w:t>
-      </w:r>
-    </w:p>
-    <w:p>
-      <w:pPr>
-        <w:pStyle w:val="FirstParagraph"/>
         <w:ind w:left="480" w:hanging="480"/>
-        <w:spacing w:before="0" w:after="0"/>
-      </w:pPr>
-      <w:r>
-        <w:rPr>
-          <w:rFonts w:ascii="Times New Roman" w:hAnsi="Times New Roman" w:eastAsia="Times New Roman" w:cs="Times New Roman"/>
-        </w:rPr>
-        <w:t xml:space="preserve">C. 96 </w:t>
-      </w:r>
-    </w:p>
-    <w:p>
-      <w:pPr>
-        <w:pStyle w:val="FirstParagraph"/>
-        <w:ind w:left="480" w:hanging="480"/>
-        <w:spacing w:before="0" w:after="180"/>
       </w:pPr>
       <w:r>
         <w:rPr>
@@ -3285,8 +3305,8 @@
     <w:p>
       <w:pPr>
         <w:pStyle w:val="FirstParagraph"/>
+        <w:spacing w:before="0" w:after="0"/>
         <w:ind w:left="480" w:hanging="480"/>
-        <w:spacing w:after="0"/>
       </w:pPr>
       <w:r>
         <w:rPr>
@@ -3586,8 +3606,8 @@
     <w:p>
       <w:pPr>
         <w:pStyle w:val="FirstParagraph"/>
+        <w:spacing w:before="0" w:after="0"/>
         <w:ind w:left="480" w:hanging="480"/>
-        <w:spacing w:before="0" w:after="0"/>
       </w:pPr>
       <w:r>
         <w:rPr>
@@ -3637,8 +3657,8 @@
     <w:p>
       <w:pPr>
         <w:pStyle w:val="FirstParagraph"/>
+        <w:spacing w:before="0" w:after="0"/>
         <w:ind w:left="480" w:hanging="480"/>
-        <w:spacing w:before="0" w:after="0"/>
       </w:pPr>
       <w:r>
         <w:rPr>
@@ -3688,8 +3708,8 @@
     <w:p>
       <w:pPr>
         <w:pStyle w:val="FirstParagraph"/>
+        <w:spacing w:before="0" w:after="0"/>
         <w:ind w:left="480" w:hanging="480"/>
-        <w:spacing w:before="0" w:after="0"/>
       </w:pPr>
       <w:r>
         <w:rPr>
@@ -3771,8 +3791,8 @@
     <w:p>
       <w:pPr>
         <w:pStyle w:val="FirstParagraph"/>
+        <w:spacing w:before="0" w:after="0"/>
         <w:ind w:left="480" w:hanging="480"/>
-        <w:spacing w:before="0" w:after="180"/>
       </w:pPr>
       <w:r>
         <w:rPr>
@@ -4162,6 +4182,7 @@
     <w:p>
       <w:pPr>
         <w:pStyle w:val="Compact"/>
+        <w:spacing w:before="0" w:after="0"/>
       </w:pPr>
       <w:r>
         <w:rPr>
@@ -4179,6 +4200,7 @@
     <w:p>
       <w:pPr>
         <w:pStyle w:val="Compact"/>
+        <w:spacing w:before="0" w:after="0"/>
       </w:pPr>
       <w:r>
         <w:rPr>
@@ -4202,6 +4224,7 @@
     <w:p>
       <w:pPr>
         <w:pStyle w:val="Compact"/>
+        <w:spacing w:before="0" w:after="0"/>
       </w:pPr>
       <w:r>
         <w:rPr>
@@ -4219,6 +4242,7 @@
     <w:p>
       <w:pPr>
         <w:pStyle w:val="Compact"/>
+        <w:spacing w:before="0" w:after="0"/>
       </w:pPr>
       <w:r>
         <w:rPr>
@@ -4600,6 +4624,7 @@
     <w:p>
       <w:pPr>
         <w:pStyle w:val="Compact"/>
+        <w:spacing w:before="0" w:after="0"/>
       </w:pPr>
       <w:r>
         <w:rPr>
@@ -4623,6 +4648,7 @@
     <w:p>
       <w:pPr>
         <w:pStyle w:val="Compact"/>
+        <w:spacing w:before="0" w:after="0"/>
       </w:pPr>
       <w:r>
         <w:rPr>
@@ -4670,6 +4696,7 @@
     <w:p>
       <w:pPr>
         <w:pStyle w:val="Compact"/>
+        <w:spacing w:before="0" w:after="0"/>
       </w:pPr>
       <w:r>
         <w:rPr>
@@ -4699,6 +4726,7 @@
     <w:p>
       <w:pPr>
         <w:pStyle w:val="Compact"/>
+        <w:spacing w:before="0" w:after="0"/>
       </w:pPr>
       <w:r>
         <w:rPr>
@@ -5037,6 +5065,7 @@
     <w:p>
       <w:pPr>
         <w:pStyle w:val="Compact"/>
+        <w:spacing w:before="0" w:after="0"/>
       </w:pPr>
       <w:r>
         <w:rPr>
@@ -5060,6 +5089,7 @@
     <w:p>
       <w:pPr>
         <w:pStyle w:val="Compact"/>
+        <w:spacing w:before="0" w:after="0"/>
       </w:pPr>
       <w:r>
         <w:rPr>
@@ -5115,6 +5145,7 @@
     <w:p>
       <w:pPr>
         <w:pStyle w:val="Compact"/>
+        <w:spacing w:before="0" w:after="0"/>
       </w:pPr>
       <w:r>
         <w:rPr>
@@ -5132,6 +5163,7 @@
     <w:p>
       <w:pPr>
         <w:pStyle w:val="Compact"/>
+        <w:spacing w:before="0" w:after="0"/>
       </w:pPr>
       <w:r>
         <w:rPr>
@@ -5448,8 +5480,8 @@
     <w:p>
       <w:pPr>
         <w:pStyle w:val="Compact"/>
+        <w:spacing w:before="0" w:after="0"/>
         <w:ind w:left="480" w:hanging="480"/>
-        <w:spacing w:after="0"/>
       </w:pPr>
       <w:r>
         <w:rPr>
@@ -5461,34 +5493,34 @@
     <w:p>
       <w:pPr>
         <w:pStyle w:val="Compact"/>
+        <w:spacing w:before="0" w:after="0"/>
         <w:ind w:left="480" w:hanging="480"/>
+      </w:pPr>
+      <w:r>
+        <w:rPr>
+          <w:rFonts w:ascii="Times New Roman" w:hAnsi="Times New Roman" w:eastAsia="Times New Roman" w:cs="Times New Roman"/>
+        </w:rPr>
+        <w:t xml:space="preserve">B. 15　　</w:t>
+      </w:r>
+    </w:p>
+    <w:p>
+      <w:pPr>
+        <w:pStyle w:val="Compact"/>
         <w:spacing w:before="0" w:after="0"/>
-      </w:pPr>
-      <w:r>
-        <w:rPr>
-          <w:rFonts w:ascii="Times New Roman" w:hAnsi="Times New Roman" w:eastAsia="Times New Roman" w:cs="Times New Roman"/>
-        </w:rPr>
-        <w:t xml:space="preserve">B. 15　　</w:t>
+        <w:ind w:left="480" w:hanging="480"/>
+      </w:pPr>
+      <w:r>
+        <w:rPr>
+          <w:rFonts w:ascii="Times New Roman" w:hAnsi="Times New Roman" w:eastAsia="Times New Roman" w:cs="Times New Roman"/>
+        </w:rPr>
+        <w:t xml:space="preserve">C. 20　　</w:t>
       </w:r>
     </w:p>
     <w:p>
       <w:pPr>
         <w:pStyle w:val="Compact"/>
+        <w:spacing w:before="0" w:after="0"/>
         <w:ind w:left="480" w:hanging="480"/>
-        <w:spacing w:before="0" w:after="0"/>
-      </w:pPr>
-      <w:r>
-        <w:rPr>
-          <w:rFonts w:ascii="Times New Roman" w:hAnsi="Times New Roman" w:eastAsia="Times New Roman" w:cs="Times New Roman"/>
-        </w:rPr>
-        <w:t xml:space="preserve">C. 20　　</w:t>
-      </w:r>
-    </w:p>
-    <w:p>
-      <w:pPr>
-        <w:pStyle w:val="Compact"/>
-        <w:ind w:left="480" w:hanging="480"/>
-        <w:spacing w:before="0" w:after="36"/>
       </w:pPr>
       <w:r>
         <w:rPr>
@@ -5836,6 +5868,7 @@
     <w:p>
       <w:pPr>
         <w:pStyle w:val="Compact"/>
+        <w:spacing w:before="0" w:after="0"/>
       </w:pPr>
       <w:r>
         <w:rPr>
@@ -5904,6 +5937,7 @@
     <w:p>
       <w:pPr>
         <w:pStyle w:val="Compact"/>
+        <w:spacing w:before="0" w:after="0"/>
       </w:pPr>
       <w:r>
         <w:rPr>
@@ -5952,6 +5986,7 @@
     <w:p>
       <w:pPr>
         <w:pStyle w:val="Compact"/>
+        <w:spacing w:before="0" w:after="0"/>
       </w:pPr>
       <w:r>
         <w:rPr>
@@ -6039,6 +6074,7 @@
     <w:p>
       <w:pPr>
         <w:pStyle w:val="Compact"/>
+        <w:spacing w:before="0" w:after="0"/>
       </w:pPr>
       <w:r>
         <w:rPr>
@@ -12447,6 +12483,14 @@
         <w:tblStyle w:val="Table"/>
         <w:tblW w:type="pct" w:w="5000"/>
         <w:tblLayout w:type="fixed"/>
+        <w:tblBorders>
+          <w:top w:val="single" w:sz="12" w:space="0" w:color="000000"/>
+          <w:left w:val="none" w:sz="0" w:space="0" w:color="auto"/>
+          <w:bottom w:val="single" w:sz="12" w:space="0" w:color="000000"/>
+          <w:right w:val="none" w:sz="0" w:space="0" w:color="auto"/>
+          <w:insideH w:val="none" w:sz="0" w:space="0" w:color="auto"/>
+          <w:insideV w:val="none" w:sz="0" w:space="0" w:color="auto"/>
+        </w:tblBorders>
         <w:tblLook w:firstRow="1" w:lastRow="0" w:firstColumn="0" w:lastColumn="0" w:noHBand="0" w:noVBand="0" w:val="0020"/>
       </w:tblPr>
       <w:tblGrid>
@@ -12463,7 +12507,11 @@
           <w:tblHeader w:val="on"/>
         </w:trPr>
         <w:tc>
-          <w:tcPr/>
+          <w:tcPr>
+            <w:tcBorders>
+              <w:bottom w:val="single" w:sz="8" w:space="0" w:color="000000"/>
+            </w:tcBorders>
+          </w:tcPr>
           <w:p>
             <w:pPr>
               <w:pStyle w:val="Compact"/>
@@ -12479,7 +12527,11 @@
           </w:p>
         </w:tc>
         <w:tc>
-          <w:tcPr/>
+          <w:tcPr>
+            <w:tcBorders>
+              <w:bottom w:val="single" w:sz="8" w:space="0" w:color="000000"/>
+            </w:tcBorders>
+          </w:tcPr>
           <w:p>
             <w:pPr>
               <w:pStyle w:val="Compact"/>
@@ -12536,7 +12588,11 @@
           </w:p>
         </w:tc>
         <w:tc>
-          <w:tcPr/>
+          <w:tcPr>
+            <w:tcBorders>
+              <w:bottom w:val="single" w:sz="8" w:space="0" w:color="000000"/>
+            </w:tcBorders>
+          </w:tcPr>
           <w:p>
             <w:pPr>
               <w:pStyle w:val="Compact"/>
@@ -12593,7 +12649,11 @@
           </w:p>
         </w:tc>
         <w:tc>
-          <w:tcPr/>
+          <w:tcPr>
+            <w:tcBorders>
+              <w:bottom w:val="single" w:sz="8" w:space="0" w:color="000000"/>
+            </w:tcBorders>
+          </w:tcPr>
           <w:p>
             <w:pPr>
               <w:pStyle w:val="Compact"/>
@@ -12638,7 +12698,11 @@
           </w:p>
         </w:tc>
         <w:tc>
-          <w:tcPr/>
+          <w:tcPr>
+            <w:tcBorders>
+              <w:bottom w:val="single" w:sz="8" w:space="0" w:color="000000"/>
+            </w:tcBorders>
+          </w:tcPr>
           <w:p>
             <w:pPr>
               <w:pStyle w:val="Compact"/>
@@ -12686,7 +12750,11 @@
           </w:p>
         </w:tc>
         <w:tc>
-          <w:tcPr/>
+          <w:tcPr>
+            <w:tcBorders>
+              <w:bottom w:val="single" w:sz="8" w:space="0" w:color="000000"/>
+            </w:tcBorders>
+          </w:tcPr>
           <w:p>
             <w:pPr>
               <w:pStyle w:val="Compact"/>
@@ -12734,7 +12802,11 @@
           </w:p>
         </w:tc>
         <w:tc>
-          <w:tcPr/>
+          <w:tcPr>
+            <w:tcBorders>
+              <w:bottom w:val="single" w:sz="8" w:space="0" w:color="000000"/>
+            </w:tcBorders>
+          </w:tcPr>
           <w:p>
             <w:pPr>
               <w:pStyle w:val="Compact"/>
@@ -13593,6 +13665,14 @@
       <w:tblPr>
         <w:tblStyle w:val="Table"/>
         <w:tblW w:type="auto" w:w="0"/>
+        <w:tblBorders>
+          <w:top w:val="single" w:sz="12" w:space="0" w:color="000000"/>
+          <w:left w:val="none" w:sz="0" w:space="0" w:color="auto"/>
+          <w:bottom w:val="single" w:sz="12" w:space="0" w:color="000000"/>
+          <w:right w:val="none" w:sz="0" w:space="0" w:color="auto"/>
+          <w:insideH w:val="none" w:sz="0" w:space="0" w:color="auto"/>
+          <w:insideV w:val="none" w:sz="0" w:space="0" w:color="auto"/>
+        </w:tblBorders>
         <w:tblLook w:firstRow="1" w:lastRow="0" w:firstColumn="0" w:lastColumn="0" w:noHBand="0" w:noVBand="0" w:val="0020"/>
       </w:tblPr>
       <w:tblGrid>
@@ -13604,7 +13684,11 @@
           <w:tblHeader w:val="on"/>
         </w:trPr>
         <w:tc>
-          <w:tcPr/>
+          <w:tcPr>
+            <w:tcBorders>
+              <w:bottom w:val="single" w:sz="8" w:space="0" w:color="000000"/>
+            </w:tcBorders>
+          </w:tcPr>
           <w:p>
             <w:pPr>
               <w:pStyle w:val="Compact"/>
@@ -13627,7 +13711,11 @@
           </w:p>
         </w:tc>
         <w:tc>
-          <w:tcPr/>
+          <w:tcPr>
+            <w:tcBorders>
+              <w:bottom w:val="single" w:sz="8" w:space="0" w:color="000000"/>
+            </w:tcBorders>
+          </w:tcPr>
           <w:p>
             <w:pPr>
               <w:pStyle w:val="Compact"/>
@@ -15538,6 +15626,14 @@
       <w:tblPr>
         <w:tblStyle w:val="Table"/>
         <w:tblW w:type="auto" w:w="0"/>
+        <w:tblBorders>
+          <w:top w:val="single" w:sz="12" w:space="0" w:color="000000"/>
+          <w:left w:val="none" w:sz="0" w:space="0" w:color="auto"/>
+          <w:bottom w:val="single" w:sz="12" w:space="0" w:color="000000"/>
+          <w:right w:val="none" w:sz="0" w:space="0" w:color="auto"/>
+          <w:insideH w:val="none" w:sz="0" w:space="0" w:color="auto"/>
+          <w:insideV w:val="none" w:sz="0" w:space="0" w:color="auto"/>
+        </w:tblBorders>
         <w:tblLook w:firstRow="1" w:lastRow="0" w:firstColumn="0" w:lastColumn="0" w:noHBand="0" w:noVBand="0" w:val="0020"/>
       </w:tblPr>
       <w:tblGrid>
@@ -15549,7 +15645,11 @@
           <w:tblHeader w:val="on"/>
         </w:trPr>
         <w:tc>
-          <w:tcPr/>
+          <w:tcPr>
+            <w:tcBorders>
+              <w:bottom w:val="single" w:sz="8" w:space="0" w:color="000000"/>
+            </w:tcBorders>
+          </w:tcPr>
           <w:p>
             <w:pPr>
               <w:pStyle w:val="Compact"/>
@@ -15565,7 +15665,11 @@
           </w:p>
         </w:tc>
         <w:tc>
-          <w:tcPr/>
+          <w:tcPr>
+            <w:tcBorders>
+              <w:bottom w:val="single" w:sz="8" w:space="0" w:color="000000"/>
+            </w:tcBorders>
+          </w:tcPr>
           <w:p>
             <w:pPr>
               <w:pStyle w:val="Compact"/>
@@ -17559,6 +17663,7 @@
     <w:p>
       <w:pPr>
         <w:pStyle w:val="BodyText"/>
+        <w:spacing w:before="0" w:after="0"/>
       </w:pPr>
       <w:r>
         <w:rPr>
@@ -17576,6 +17681,7 @@
     <w:p>
       <w:pPr>
         <w:pStyle w:val="BodyText"/>
+        <w:spacing w:before="0" w:after="0"/>
       </w:pPr>
       <w:r>
         <w:rPr>
@@ -17593,6 +17699,7 @@
     <w:p>
       <w:pPr>
         <w:pStyle w:val="BodyText"/>
+        <w:spacing w:before="0" w:after="0"/>
       </w:pPr>
       <w:r>
         <w:rPr>
@@ -17725,6 +17832,7 @@
     <w:p>
       <w:pPr>
         <w:pStyle w:val="BodyText"/>
+        <w:spacing w:before="0" w:after="0"/>
       </w:pPr>
       <w:r>
         <w:rPr>
@@ -25916,6 +26024,14 @@
       <w:tblPr>
         <w:tblStyle w:val="Table"/>
         <w:tblW w:type="auto" w:w="0"/>
+        <w:tblBorders>
+          <w:top w:val="single" w:sz="12" w:space="0" w:color="000000"/>
+          <w:left w:val="none" w:sz="0" w:space="0" w:color="auto"/>
+          <w:bottom w:val="single" w:sz="12" w:space="0" w:color="000000"/>
+          <w:right w:val="none" w:sz="0" w:space="0" w:color="auto"/>
+          <w:insideH w:val="none" w:sz="0" w:space="0" w:color="auto"/>
+          <w:insideV w:val="none" w:sz="0" w:space="0" w:color="auto"/>
+        </w:tblBorders>
         <w:tblLook w:firstRow="1" w:lastRow="0" w:firstColumn="0" w:lastColumn="0" w:noHBand="0" w:noVBand="0" w:val="0020"/>
       </w:tblPr>
       <w:tblGrid>
@@ -25927,7 +26043,11 @@
           <w:tblHeader w:val="on"/>
         </w:trPr>
         <w:tc>
-          <w:tcPr/>
+          <w:tcPr>
+            <w:tcBorders>
+              <w:bottom w:val="single" w:sz="8" w:space="0" w:color="000000"/>
+            </w:tcBorders>
+          </w:tcPr>
           <w:p>
             <w:pPr>
               <w:pStyle w:val="Compact"/>
@@ -25943,7 +26063,11 @@
           </w:p>
         </w:tc>
         <w:tc>
-          <w:tcPr/>
+          <w:tcPr>
+            <w:tcBorders>
+              <w:bottom w:val="single" w:sz="8" w:space="0" w:color="000000"/>
+            </w:tcBorders>
+          </w:tcPr>
           <w:p>
             <w:pPr>
               <w:pStyle w:val="Compact"/>
@@ -29509,6 +29633,14 @@
       <w:tblPr>
         <w:tblStyle w:val="Table"/>
         <w:tblW w:type="auto" w:w="0"/>
+        <w:tblBorders>
+          <w:top w:val="single" w:sz="12" w:space="0" w:color="000000"/>
+          <w:left w:val="none" w:sz="0" w:space="0" w:color="auto"/>
+          <w:bottom w:val="single" w:sz="12" w:space="0" w:color="000000"/>
+          <w:right w:val="none" w:sz="0" w:space="0" w:color="auto"/>
+          <w:insideH w:val="none" w:sz="0" w:space="0" w:color="auto"/>
+          <w:insideV w:val="none" w:sz="0" w:space="0" w:color="auto"/>
+        </w:tblBorders>
         <w:tblLook w:firstRow="1" w:lastRow="0" w:firstColumn="0" w:lastColumn="0" w:noHBand="0" w:noVBand="0" w:val="0020"/>
       </w:tblPr>
       <w:tblGrid>
@@ -29521,7 +29653,11 @@
           <w:tblHeader w:val="on"/>
         </w:trPr>
         <w:tc>
-          <w:tcPr/>
+          <w:tcPr>
+            <w:tcBorders>
+              <w:bottom w:val="single" w:sz="8" w:space="0" w:color="000000"/>
+            </w:tcBorders>
+          </w:tcPr>
           <w:p>
             <w:pPr>
               <w:pStyle w:val="Compact"/>
@@ -29537,7 +29673,11 @@
           </w:p>
         </w:tc>
         <w:tc>
-          <w:tcPr/>
+          <w:tcPr>
+            <w:tcBorders>
+              <w:bottom w:val="single" w:sz="8" w:space="0" w:color="000000"/>
+            </w:tcBorders>
+          </w:tcPr>
           <w:p>
             <w:pPr>
               <w:pStyle w:val="Compact"/>
@@ -29560,7 +29700,11 @@
           </w:p>
         </w:tc>
         <w:tc>
-          <w:tcPr/>
+          <w:tcPr>
+            <w:tcBorders>
+              <w:bottom w:val="single" w:sz="8" w:space="0" w:color="000000"/>
+            </w:tcBorders>
+          </w:tcPr>
           <w:p>
             <w:pPr>
               <w:pStyle w:val="Compact"/>
@@ -31077,7 +31221,7 @@
     <ns0:rPr>
       <ns0:rFonts ns0:ascii="Times New Roman" ns0:cs="Times New Roman" ns0:eastAsia="SimHei" ns0:hAnsi="Times New Roman"/>
       <ns0:b/>
-      <ns0:color ns0:val="17324D"/>
+      <ns0:color ns0:val="000000"/>
       <ns0:sz ns0:val="44"/>
       <ns0:szCs ns0:val="56"/>
     </ns0:rPr>
@@ -31219,7 +31363,7 @@
     <ns0:rPr>
       <ns0:rFonts ns0:ascii="Times New Roman" ns0:cs="Times New Roman" ns0:eastAsia="SimHei" ns0:hAnsi="Times New Roman"/>
       <ns0:b/>
-      <ns0:color ns0:val="17324D"/>
+      <ns0:color ns0:val="000000"/>
       <ns0:sz ns0:val="32"/>
       <ns0:szCs ns0:val="40"/>
     </ns0:rPr>
@@ -31243,7 +31387,7 @@
     <ns0:rPr>
       <ns0:rFonts ns0:ascii="Times New Roman" ns0:cs="Times New Roman" ns0:eastAsia="SimHei" ns0:hAnsi="Times New Roman"/>
       <ns0:b/>
-      <ns0:color ns0:val="17324D"/>
+      <ns0:color ns0:val="000000"/>
       <ns0:sz ns0:val="28"/>
       <ns0:szCs ns0:val="32"/>
     </ns0:rPr>
@@ -31267,7 +31411,7 @@
     <ns0:rPr>
       <ns0:rFonts ns0:ascii="Times New Roman" ns0:cs="Times New Roman" ns0:eastAsia="SimHei" ns0:hAnsi="Times New Roman"/>
       <ns0:b/>
-      <ns0:color ns0:val="17324D"/>
+      <ns0:color ns0:val="000000"/>
       <ns0:sz ns0:val="25"/>
       <ns0:szCs ns0:val="28"/>
     </ns0:rPr>

--- a/00-首页/题组Word/第一轮·综合套卷/第一轮综合卷04（教师版）.docx
+++ b/00-首页/题组Word/第一轮·综合套卷/第一轮综合卷04（教师版）.docx
@@ -57,14 +57,6 @@
       <w:tblPr>
         <w:tblStyle w:val="Table"/>
         <w:tblW w:type="auto" w:w="0"/>
-        <w:tblBorders>
-          <w:top w:val="single" w:sz="12" w:space="0" w:color="000000"/>
-          <w:left w:val="none" w:sz="0" w:space="0" w:color="auto"/>
-          <w:bottom w:val="single" w:sz="12" w:space="0" w:color="000000"/>
-          <w:right w:val="none" w:sz="0" w:space="0" w:color="auto"/>
-          <w:insideH w:val="none" w:sz="0" w:space="0" w:color="auto"/>
-          <w:insideV w:val="none" w:sz="0" w:space="0" w:color="auto"/>
-        </w:tblBorders>
         <w:tblLook w:firstRow="1" w:lastRow="0" w:firstColumn="0" w:lastColumn="0" w:noHBand="0" w:noVBand="0" w:val="0020"/>
       </w:tblPr>
       <w:tblGrid>
@@ -77,11 +69,7 @@
           <w:tblHeader w:val="on"/>
         </w:trPr>
         <w:tc>
-          <w:tcPr>
-            <w:tcBorders>
-              <w:bottom w:val="single" w:sz="8" w:space="0" w:color="000000"/>
-            </w:tcBorders>
-          </w:tcPr>
+          <w:tcPr/>
           <w:p>
             <w:pPr>
               <w:pStyle w:val="Compact"/>
@@ -97,11 +85,7 @@
           </w:p>
         </w:tc>
         <w:tc>
-          <w:tcPr>
-            <w:tcBorders>
-              <w:bottom w:val="single" w:sz="8" w:space="0" w:color="000000"/>
-            </w:tcBorders>
-          </w:tcPr>
+          <w:tcPr/>
           <w:p>
             <w:pPr>
               <w:pStyle w:val="Compact"/>
@@ -117,11 +101,7 @@
           </w:p>
         </w:tc>
         <w:tc>
-          <w:tcPr>
-            <w:tcBorders>
-              <w:bottom w:val="single" w:sz="8" w:space="0" w:color="000000"/>
-            </w:tcBorders>
-          </w:tcPr>
+          <w:tcPr/>
           <w:p>
             <w:pPr>
               <w:pStyle w:val="Compact"/>
@@ -695,7 +675,7 @@
         </w:rPr>
         <w:drawing>
           <wp:inline>
-            <wp:extent cx="3599997" cy="1392067"/>
+            <wp:extent cx="3600000" cy="1392067"/>
             <wp:effectExtent b="0" l="0" r="0" t="0"/>
             <wp:docPr descr="" title="" id="11" name="Picture"/>
             <a:graphic>
@@ -716,7 +696,7 @@
                   <pic:spPr bwMode="auto">
                     <a:xfrm>
                       <a:off x="0" y="0"/>
-                      <a:ext cx="3599997" cy="1392067"/>
+                      <a:ext cx="3600000" cy="1392067"/>
                     </a:xfrm>
                     <a:prstGeom prst="rect">
                       <a:avLst/>
@@ -867,7 +847,7 @@
         </w:rPr>
         <w:drawing>
           <wp:inline>
-            <wp:extent cx="3048000" cy="2311400"/>
+            <wp:extent cx="3048000" cy="2374900"/>
             <wp:effectExtent b="0" l="0" r="0" t="0"/>
             <wp:docPr descr="" title="" id="14" name="Picture"/>
             <a:graphic>
@@ -888,7 +868,7 @@
                   <pic:spPr bwMode="auto">
                     <a:xfrm>
                       <a:off x="0" y="0"/>
-                      <a:ext cx="3048000" cy="2311400"/>
+                      <a:ext cx="3048000" cy="2374900"/>
                     </a:xfrm>
                     <a:prstGeom prst="rect">
                       <a:avLst/>
@@ -2717,8 +2697,6 @@
     <w:p>
       <w:pPr>
         <w:pStyle w:val="FirstParagraph"/>
-        <w:spacing w:before="0" w:after="0"/>
-        <w:ind w:left="480" w:hanging="480"/>
       </w:pPr>
       <w:r>
         <w:rPr>
@@ -2738,13 +2716,6 @@
         </w:rPr>
         <w:t xml:space="preserve"> </w:t>
       </w:r>
-    </w:p>
-    <w:p>
-      <w:pPr>
-        <w:pStyle w:val="FirstParagraph"/>
-        <w:spacing w:before="0" w:after="0"/>
-        <w:ind w:left="480" w:hanging="480"/>
-      </w:pPr>
       <w:r>
         <w:rPr>
           <w:rFonts w:hint="eastAsia" w:ascii="Times New Roman" w:hAnsi="Times New Roman" w:eastAsia="Times New Roman" w:cs="Times New Roman"/>
@@ -2763,13 +2734,6 @@
         </w:rPr>
         <w:t xml:space="preserve"> </w:t>
       </w:r>
-    </w:p>
-    <w:p>
-      <w:pPr>
-        <w:pStyle w:val="FirstParagraph"/>
-        <w:spacing w:before="0" w:after="0"/>
-        <w:ind w:left="480" w:hanging="480"/>
-      </w:pPr>
       <w:r>
         <w:rPr>
           <w:rFonts w:hint="eastAsia" w:ascii="Times New Roman" w:hAnsi="Times New Roman" w:eastAsia="Times New Roman" w:cs="Times New Roman"/>
@@ -2788,13 +2752,6 @@
         </w:rPr>
         <w:t xml:space="preserve"> </w:t>
       </w:r>
-    </w:p>
-    <w:p>
-      <w:pPr>
-        <w:pStyle w:val="FirstParagraph"/>
-        <w:spacing w:before="0" w:after="0"/>
-        <w:ind w:left="480" w:hanging="480"/>
-      </w:pPr>
       <w:r>
         <w:rPr>
           <w:rFonts w:hint="eastAsia" w:ascii="Times New Roman" w:hAnsi="Times New Roman" w:eastAsia="Times New Roman" w:cs="Times New Roman"/>
@@ -2813,13 +2770,6 @@
         </w:rPr>
         <w:t xml:space="preserve"> </w:t>
       </w:r>
-    </w:p>
-    <w:p>
-      <w:pPr>
-        <w:pStyle w:val="FirstParagraph"/>
-        <w:spacing w:before="0" w:after="0"/>
-        <w:ind w:left="480" w:hanging="480"/>
-      </w:pPr>
       <w:r>
         <w:rPr>
           <w:rFonts w:hint="eastAsia" w:ascii="Times New Roman" w:hAnsi="Times New Roman" w:eastAsia="Times New Roman" w:cs="Times New Roman"/>
@@ -2959,8 +2909,6 @@
     <w:p>
       <w:pPr>
         <w:pStyle w:val="FirstParagraph"/>
-        <w:spacing w:before="0" w:after="0"/>
-        <w:ind w:left="480" w:hanging="480"/>
       </w:pPr>
       <w:r>
         <w:rPr>
@@ -3150,57 +3098,11 @@
         </w:rPr>
         <w:t xml:space="preserve"> </w:t>
       </w:r>
-    </w:p>
-    <w:p>
-      <w:pPr>
-        <w:pStyle w:val="FirstParagraph"/>
-        <w:spacing w:before="0" w:after="0"/>
-        <w:ind w:left="480" w:hanging="480"/>
-      </w:pPr>
-      <w:r>
-        <w:rPr>
-          <w:rFonts w:ascii="Times New Roman" w:hAnsi="Times New Roman" w:eastAsia="Times New Roman" w:cs="Times New Roman"/>
-        </w:rPr>
-        <w:t xml:space="preserve">A. 152 </w:t>
-      </w:r>
-    </w:p>
-    <w:p>
-      <w:pPr>
-        <w:pStyle w:val="FirstParagraph"/>
-        <w:spacing w:before="0" w:after="0"/>
-        <w:ind w:left="480" w:hanging="480"/>
-      </w:pPr>
-      <w:r>
-        <w:rPr>
-          <w:rFonts w:ascii="Times New Roman" w:hAnsi="Times New Roman" w:eastAsia="Times New Roman" w:cs="Times New Roman"/>
-        </w:rPr>
-        <w:t xml:space="preserve">B. 134 </w:t>
-      </w:r>
-    </w:p>
-    <w:p>
-      <w:pPr>
-        <w:pStyle w:val="FirstParagraph"/>
-        <w:spacing w:before="0" w:after="0"/>
-        <w:ind w:left="480" w:hanging="480"/>
-      </w:pPr>
-      <w:r>
-        <w:rPr>
-          <w:rFonts w:ascii="Times New Roman" w:hAnsi="Times New Roman" w:eastAsia="Times New Roman" w:cs="Times New Roman"/>
-        </w:rPr>
-        <w:t xml:space="preserve">C. 96 </w:t>
-      </w:r>
-    </w:p>
-    <w:p>
-      <w:pPr>
-        <w:pStyle w:val="FirstParagraph"/>
-        <w:spacing w:before="0" w:after="0"/>
-        <w:ind w:left="480" w:hanging="480"/>
-      </w:pPr>
-      <w:r>
-        <w:rPr>
-          <w:rFonts w:ascii="Times New Roman" w:hAnsi="Times New Roman" w:eastAsia="Times New Roman" w:cs="Times New Roman"/>
-        </w:rPr>
-        <w:t xml:space="preserve">D. 71</w:t>
+      <w:r>
+        <w:rPr>
+          <w:rFonts w:ascii="Times New Roman" w:hAnsi="Times New Roman" w:eastAsia="Times New Roman" w:cs="Times New Roman"/>
+        </w:rPr>
+        <w:t xml:space="preserve">A. 152 B. 134 C. 96 D. 71</w:t>
       </w:r>
     </w:p>
     <w:p>
@@ -3305,8 +3207,6 @@
     <w:p>
       <w:pPr>
         <w:pStyle w:val="FirstParagraph"/>
-        <w:spacing w:before="0" w:after="0"/>
-        <w:ind w:left="480" w:hanging="480"/>
       </w:pPr>
       <w:r>
         <w:rPr>
@@ -3602,13 +3502,6 @@
         </w:rPr>
         <w:t xml:space="preserve"> </w:t>
       </w:r>
-    </w:p>
-    <w:p>
-      <w:pPr>
-        <w:pStyle w:val="FirstParagraph"/>
-        <w:spacing w:before="0" w:after="0"/>
-        <w:ind w:left="480" w:hanging="480"/>
-      </w:pPr>
       <w:r>
         <w:rPr>
           <w:rFonts w:ascii="Times New Roman" w:hAnsi="Times New Roman" w:eastAsia="Times New Roman" w:cs="Times New Roman"/>
@@ -3651,20 +3544,7 @@
         <w:rPr>
           <w:rFonts w:ascii="Times New Roman" w:hAnsi="Times New Roman" w:eastAsia="Times New Roman" w:cs="Times New Roman"/>
         </w:rPr>
-        <w:t xml:space="preserve"> </w:t>
-      </w:r>
-    </w:p>
-    <w:p>
-      <w:pPr>
-        <w:pStyle w:val="FirstParagraph"/>
-        <w:spacing w:before="0" w:after="0"/>
-        <w:ind w:left="480" w:hanging="480"/>
-      </w:pPr>
-      <w:r>
-        <w:rPr>
-          <w:rFonts w:ascii="Times New Roman" w:hAnsi="Times New Roman" w:eastAsia="Times New Roman" w:cs="Times New Roman"/>
-        </w:rPr>
-        <w:t xml:space="preserve">B.</w:t>
+        <w:t xml:space="preserve"> B.</w:t>
       </w:r>
       <w:r>
         <w:rPr>
@@ -3704,13 +3584,6 @@
         </w:rPr>
         <w:t xml:space="preserve"> </w:t>
       </w:r>
-    </w:p>
-    <w:p>
-      <w:pPr>
-        <w:pStyle w:val="FirstParagraph"/>
-        <w:spacing w:before="0" w:after="0"/>
-        <w:ind w:left="480" w:hanging="480"/>
-      </w:pPr>
       <w:r>
         <w:rPr>
           <w:rFonts w:ascii="Times New Roman" w:hAnsi="Times New Roman" w:eastAsia="Times New Roman" w:cs="Times New Roman"/>
@@ -3785,20 +3658,7 @@
         <w:rPr>
           <w:rFonts w:ascii="Times New Roman" w:hAnsi="Times New Roman" w:eastAsia="Times New Roman" w:cs="Times New Roman"/>
         </w:rPr>
-        <w:t xml:space="preserve"> </w:t>
-      </w:r>
-    </w:p>
-    <w:p>
-      <w:pPr>
-        <w:pStyle w:val="FirstParagraph"/>
-        <w:spacing w:before="0" w:after="0"/>
-        <w:ind w:left="480" w:hanging="480"/>
-      </w:pPr>
-      <w:r>
-        <w:rPr>
-          <w:rFonts w:ascii="Times New Roman" w:hAnsi="Times New Roman" w:eastAsia="Times New Roman" w:cs="Times New Roman"/>
-        </w:rPr>
-        <w:t xml:space="preserve">D.</w:t>
+        <w:t xml:space="preserve"> D.</w:t>
       </w:r>
       <w:r>
         <w:rPr>
@@ -4139,7 +3999,7 @@
         </w:rPr>
         <w:drawing>
           <wp:inline>
-            <wp:extent cx="3599167" cy="1215584"/>
+            <wp:extent cx="3600000" cy="1215584"/>
             <wp:effectExtent b="0" l="0" r="0" t="0"/>
             <wp:docPr descr="" title="" id="23" name="Picture"/>
             <a:graphic>
@@ -4160,7 +4020,7 @@
                   <pic:spPr bwMode="auto">
                     <a:xfrm>
                       <a:off x="0" y="0"/>
-                      <a:ext cx="3599167" cy="1215584"/>
+                      <a:ext cx="3600000" cy="1215584"/>
                     </a:xfrm>
                     <a:prstGeom prst="rect">
                       <a:avLst/>
@@ -4182,7 +4042,10 @@
     <w:p>
       <w:pPr>
         <w:pStyle w:val="Compact"/>
-        <w:spacing w:before="0" w:after="0"/>
+        <w:numPr>
+          <w:ilvl w:val="0"/>
+          <w:numId w:val="1004"/>
+        </w:numPr>
       </w:pPr>
       <w:r>
         <w:rPr>
@@ -4200,7 +4063,10 @@
     <w:p>
       <w:pPr>
         <w:pStyle w:val="Compact"/>
-        <w:spacing w:before="0" w:after="0"/>
+        <w:numPr>
+          <w:ilvl w:val="0"/>
+          <w:numId w:val="1004"/>
+        </w:numPr>
       </w:pPr>
       <w:r>
         <w:rPr>
@@ -4224,7 +4090,10 @@
     <w:p>
       <w:pPr>
         <w:pStyle w:val="Compact"/>
-        <w:spacing w:before="0" w:after="0"/>
+        <w:numPr>
+          <w:ilvl w:val="0"/>
+          <w:numId w:val="1004"/>
+        </w:numPr>
       </w:pPr>
       <w:r>
         <w:rPr>
@@ -4242,7 +4111,10 @@
     <w:p>
       <w:pPr>
         <w:pStyle w:val="Compact"/>
-        <w:spacing w:before="0" w:after="0"/>
+        <w:numPr>
+          <w:ilvl w:val="0"/>
+          <w:numId w:val="1004"/>
+        </w:numPr>
       </w:pPr>
       <w:r>
         <w:rPr>
@@ -4624,7 +4496,10 @@
     <w:p>
       <w:pPr>
         <w:pStyle w:val="Compact"/>
-        <w:spacing w:before="0" w:after="0"/>
+        <w:numPr>
+          <w:ilvl w:val="0"/>
+          <w:numId w:val="1005"/>
+        </w:numPr>
       </w:pPr>
       <w:r>
         <w:rPr>
@@ -4648,7 +4523,10 @@
     <w:p>
       <w:pPr>
         <w:pStyle w:val="Compact"/>
-        <w:spacing w:before="0" w:after="0"/>
+        <w:numPr>
+          <w:ilvl w:val="0"/>
+          <w:numId w:val="1005"/>
+        </w:numPr>
       </w:pPr>
       <w:r>
         <w:rPr>
@@ -4696,7 +4574,10 @@
     <w:p>
       <w:pPr>
         <w:pStyle w:val="Compact"/>
-        <w:spacing w:before="0" w:after="0"/>
+        <w:numPr>
+          <w:ilvl w:val="0"/>
+          <w:numId w:val="1005"/>
+        </w:numPr>
       </w:pPr>
       <w:r>
         <w:rPr>
@@ -4726,7 +4607,10 @@
     <w:p>
       <w:pPr>
         <w:pStyle w:val="Compact"/>
-        <w:spacing w:before="0" w:after="0"/>
+        <w:numPr>
+          <w:ilvl w:val="0"/>
+          <w:numId w:val="1005"/>
+        </w:numPr>
       </w:pPr>
       <w:r>
         <w:rPr>
@@ -5022,7 +4906,7 @@
         </w:rPr>
         <w:drawing>
           <wp:inline>
-            <wp:extent cx="3381321" cy="1688242"/>
+            <wp:extent cx="3600000" cy="1688242"/>
             <wp:effectExtent b="0" l="0" r="0" t="0"/>
             <wp:docPr descr="" title="" id="31" name="Picture"/>
             <a:graphic>
@@ -5043,7 +4927,7 @@
                   <pic:spPr bwMode="auto">
                     <a:xfrm>
                       <a:off x="0" y="0"/>
-                      <a:ext cx="3381321" cy="1688242"/>
+                      <a:ext cx="3600000" cy="1688242"/>
                     </a:xfrm>
                     <a:prstGeom prst="rect">
                       <a:avLst/>
@@ -5065,7 +4949,10 @@
     <w:p>
       <w:pPr>
         <w:pStyle w:val="Compact"/>
-        <w:spacing w:before="0" w:after="0"/>
+        <w:numPr>
+          <w:ilvl w:val="0"/>
+          <w:numId w:val="1006"/>
+        </w:numPr>
       </w:pPr>
       <w:r>
         <w:rPr>
@@ -5089,7 +4976,10 @@
     <w:p>
       <w:pPr>
         <w:pStyle w:val="Compact"/>
-        <w:spacing w:before="0" w:after="0"/>
+        <w:numPr>
+          <w:ilvl w:val="0"/>
+          <w:numId w:val="1006"/>
+        </w:numPr>
       </w:pPr>
       <w:r>
         <w:rPr>
@@ -5145,7 +5035,10 @@
     <w:p>
       <w:pPr>
         <w:pStyle w:val="Compact"/>
-        <w:spacing w:before="0" w:after="0"/>
+        <w:numPr>
+          <w:ilvl w:val="0"/>
+          <w:numId w:val="1006"/>
+        </w:numPr>
       </w:pPr>
       <w:r>
         <w:rPr>
@@ -5163,7 +5056,10 @@
     <w:p>
       <w:pPr>
         <w:pStyle w:val="Compact"/>
-        <w:spacing w:before="0" w:after="0"/>
+        <w:numPr>
+          <w:ilvl w:val="0"/>
+          <w:numId w:val="1006"/>
+        </w:numPr>
       </w:pPr>
       <w:r>
         <w:rPr>
@@ -5480,53 +5376,16 @@
     <w:p>
       <w:pPr>
         <w:pStyle w:val="Compact"/>
-        <w:spacing w:before="0" w:after="0"/>
-        <w:ind w:left="480" w:hanging="480"/>
-      </w:pPr>
-      <w:r>
-        <w:rPr>
-          <w:rFonts w:ascii="Times New Roman" w:hAnsi="Times New Roman" w:eastAsia="Times New Roman" w:cs="Times New Roman"/>
-        </w:rPr>
-        <w:t xml:space="preserve">A. 10　　</w:t>
-      </w:r>
-    </w:p>
-    <w:p>
-      <w:pPr>
-        <w:pStyle w:val="Compact"/>
-        <w:spacing w:before="0" w:after="0"/>
-        <w:ind w:left="480" w:hanging="480"/>
-      </w:pPr>
-      <w:r>
-        <w:rPr>
-          <w:rFonts w:ascii="Times New Roman" w:hAnsi="Times New Roman" w:eastAsia="Times New Roman" w:cs="Times New Roman"/>
-        </w:rPr>
-        <w:t xml:space="preserve">B. 15　　</w:t>
-      </w:r>
-    </w:p>
-    <w:p>
-      <w:pPr>
-        <w:pStyle w:val="Compact"/>
-        <w:spacing w:before="0" w:after="0"/>
-        <w:ind w:left="480" w:hanging="480"/>
-      </w:pPr>
-      <w:r>
-        <w:rPr>
-          <w:rFonts w:ascii="Times New Roman" w:hAnsi="Times New Roman" w:eastAsia="Times New Roman" w:cs="Times New Roman"/>
-        </w:rPr>
-        <w:t xml:space="preserve">C. 20　　</w:t>
-      </w:r>
-    </w:p>
-    <w:p>
-      <w:pPr>
-        <w:pStyle w:val="Compact"/>
-        <w:spacing w:before="0" w:after="0"/>
-        <w:ind w:left="480" w:hanging="480"/>
-      </w:pPr>
-      <w:r>
-        <w:rPr>
-          <w:rFonts w:ascii="Times New Roman" w:hAnsi="Times New Roman" w:eastAsia="Times New Roman" w:cs="Times New Roman"/>
-        </w:rPr>
-        <w:t xml:space="preserve">D. 30</w:t>
+        <w:numPr>
+          <w:ilvl w:val="0"/>
+          <w:numId w:val="1007"/>
+        </w:numPr>
+      </w:pPr>
+      <w:r>
+        <w:rPr>
+          <w:rFonts w:ascii="Times New Roman" w:hAnsi="Times New Roman" w:eastAsia="Times New Roman" w:cs="Times New Roman"/>
+        </w:rPr>
+        <w:t xml:space="preserve">A. 10　　B. 15　　C. 20　　D. 30</w:t>
       </w:r>
     </w:p>
     <w:p>
@@ -5825,7 +5684,7 @@
         </w:rPr>
         <w:drawing>
           <wp:inline>
-            <wp:extent cx="3241580" cy="811981"/>
+            <wp:extent cx="3600000" cy="811981"/>
             <wp:effectExtent b="0" l="0" r="0" t="0"/>
             <wp:docPr descr="" title="" id="36" name="Picture"/>
             <a:graphic>
@@ -5846,7 +5705,7 @@
                   <pic:spPr bwMode="auto">
                     <a:xfrm>
                       <a:off x="0" y="0"/>
-                      <a:ext cx="3241580" cy="811981"/>
+                      <a:ext cx="3600000" cy="811981"/>
                     </a:xfrm>
                     <a:prstGeom prst="rect">
                       <a:avLst/>
@@ -5868,7 +5727,10 @@
     <w:p>
       <w:pPr>
         <w:pStyle w:val="Compact"/>
-        <w:spacing w:before="0" w:after="0"/>
+        <w:numPr>
+          <w:ilvl w:val="0"/>
+          <w:numId w:val="1008"/>
+        </w:numPr>
       </w:pPr>
       <w:r>
         <w:rPr>
@@ -5937,7 +5799,10 @@
     <w:p>
       <w:pPr>
         <w:pStyle w:val="Compact"/>
-        <w:spacing w:before="0" w:after="0"/>
+        <w:numPr>
+          <w:ilvl w:val="0"/>
+          <w:numId w:val="1008"/>
+        </w:numPr>
       </w:pPr>
       <w:r>
         <w:rPr>
@@ -5986,7 +5851,10 @@
     <w:p>
       <w:pPr>
         <w:pStyle w:val="Compact"/>
-        <w:spacing w:before="0" w:after="0"/>
+        <w:numPr>
+          <w:ilvl w:val="0"/>
+          <w:numId w:val="1008"/>
+        </w:numPr>
       </w:pPr>
       <w:r>
         <w:rPr>
@@ -6074,7 +5942,10 @@
     <w:p>
       <w:pPr>
         <w:pStyle w:val="Compact"/>
-        <w:spacing w:before="0" w:after="0"/>
+        <w:numPr>
+          <w:ilvl w:val="0"/>
+          <w:numId w:val="1008"/>
+        </w:numPr>
       </w:pPr>
       <w:r>
         <w:rPr>
@@ -10516,12 +10387,18 @@
           </m:rPr>
           <m:t>/</m:t>
         </m:r>
-        <m:r>
-          <m:t>c</m:t>
-        </m:r>
         <m:sSup>
           <m:e>
             <m:r>
+              <m:rPr>
+                <m:sty m:val="p"/>
+              </m:rPr>
+              <m:t>c</m:t>
+            </m:r>
+            <m:r>
+              <m:rPr>
+                <m:sty m:val="p"/>
+              </m:rPr>
               <m:t>m</m:t>
             </m:r>
           </m:e>
@@ -10864,7 +10741,7 @@
         </w:rPr>
         <w:drawing>
           <wp:inline>
-            <wp:extent cx="3048000" cy="1932562"/>
+            <wp:extent cx="3048000" cy="1955800"/>
             <wp:effectExtent b="0" l="0" r="0" t="0"/>
             <wp:docPr descr="" title="" id="43" name="Picture"/>
             <a:graphic>
@@ -10885,7 +10762,7 @@
                   <pic:spPr bwMode="auto">
                     <a:xfrm>
                       <a:off x="0" y="0"/>
-                      <a:ext cx="3048000" cy="1932562"/>
+                      <a:ext cx="3048000" cy="1955800"/>
                     </a:xfrm>
                     <a:prstGeom prst="rect">
                       <a:avLst/>
@@ -10916,7 +10793,7 @@
         </w:rPr>
         <w:drawing>
           <wp:inline>
-            <wp:extent cx="3552158" cy="2332225"/>
+            <wp:extent cx="3600000" cy="2332225"/>
             <wp:effectExtent b="0" l="0" r="0" t="0"/>
             <wp:docPr descr="" title="" id="46" name="Picture"/>
             <a:graphic>
@@ -10937,7 +10814,7 @@
                   <pic:spPr bwMode="auto">
                     <a:xfrm>
                       <a:off x="0" y="0"/>
-                      <a:ext cx="3552158" cy="2332225"/>
+                      <a:ext cx="3600000" cy="2332225"/>
                     </a:xfrm>
                     <a:prstGeom prst="rect">
                       <a:avLst/>
@@ -11151,7 +11028,7 @@
         </w:rPr>
         <w:drawing>
           <wp:inline>
-            <wp:extent cx="3207069" cy="3323883"/>
+            <wp:extent cx="3240000" cy="3323883"/>
             <wp:effectExtent b="0" l="0" r="0" t="0"/>
             <wp:docPr descr="" title="" id="50" name="Picture"/>
             <a:graphic>
@@ -11172,7 +11049,7 @@
                   <pic:spPr bwMode="auto">
                     <a:xfrm>
                       <a:off x="0" y="0"/>
-                      <a:ext cx="3207069" cy="3323883"/>
+                      <a:ext cx="3240000" cy="3323883"/>
                     </a:xfrm>
                     <a:prstGeom prst="rect">
                       <a:avLst/>
@@ -11758,7 +11635,7 @@
         </w:rPr>
         <w:drawing>
           <wp:inline>
-            <wp:extent cx="3206827" cy="3148732"/>
+            <wp:extent cx="3240000" cy="3148732"/>
             <wp:effectExtent b="0" l="0" r="0" t="0"/>
             <wp:docPr descr="" title="" id="53" name="Picture"/>
             <a:graphic>
@@ -11779,7 +11656,7 @@
                   <pic:spPr bwMode="auto">
                     <a:xfrm>
                       <a:off x="0" y="0"/>
-                      <a:ext cx="3206827" cy="3148732"/>
+                      <a:ext cx="3240000" cy="3148732"/>
                     </a:xfrm>
                     <a:prstGeom prst="rect">
                       <a:avLst/>
@@ -11896,9 +11773,15 @@
           </m:sup>
         </m:sSup>
         <m:r>
+          <m:rPr>
+            <m:sty m:val="p"/>
+          </m:rPr>
           <m:t>c</m:t>
         </m:r>
         <m:r>
+          <m:rPr>
+            <m:sty m:val="p"/>
+          </m:rPr>
           <m:t>m</m:t>
         </m:r>
         <m:r>
@@ -11973,12 +11856,18 @@
           </m:rPr>
           <m:t>/</m:t>
         </m:r>
-        <m:r>
-          <m:t>c</m:t>
-        </m:r>
         <m:sSup>
           <m:e>
             <m:r>
+              <m:rPr>
+                <m:sty m:val="p"/>
+              </m:rPr>
+              <m:t>c</m:t>
+            </m:r>
+            <m:r>
+              <m:rPr>
+                <m:sty m:val="p"/>
+              </m:rPr>
               <m:t>m</m:t>
             </m:r>
           </m:e>
@@ -12140,7 +12029,7 @@
         </w:rPr>
         <w:drawing>
           <wp:inline>
-            <wp:extent cx="2834787" cy="3365500"/>
+            <wp:extent cx="2971800" cy="3365500"/>
             <wp:effectExtent b="0" l="0" r="0" t="0"/>
             <wp:docPr descr="" title="" id="56" name="Picture"/>
             <a:graphic>
@@ -12161,7 +12050,7 @@
                   <pic:spPr bwMode="auto">
                     <a:xfrm>
                       <a:off x="0" y="0"/>
-                      <a:ext cx="2834787" cy="3365500"/>
+                      <a:ext cx="2971800" cy="3365500"/>
                     </a:xfrm>
                     <a:prstGeom prst="rect">
                       <a:avLst/>
@@ -12483,14 +12372,6 @@
         <w:tblStyle w:val="Table"/>
         <w:tblW w:type="pct" w:w="5000"/>
         <w:tblLayout w:type="fixed"/>
-        <w:tblBorders>
-          <w:top w:val="single" w:sz="12" w:space="0" w:color="000000"/>
-          <w:left w:val="none" w:sz="0" w:space="0" w:color="auto"/>
-          <w:bottom w:val="single" w:sz="12" w:space="0" w:color="000000"/>
-          <w:right w:val="none" w:sz="0" w:space="0" w:color="auto"/>
-          <w:insideH w:val="none" w:sz="0" w:space="0" w:color="auto"/>
-          <w:insideV w:val="none" w:sz="0" w:space="0" w:color="auto"/>
-        </w:tblBorders>
         <w:tblLook w:firstRow="1" w:lastRow="0" w:firstColumn="0" w:lastColumn="0" w:noHBand="0" w:noVBand="0" w:val="0020"/>
       </w:tblPr>
       <w:tblGrid>
@@ -12507,11 +12388,7 @@
           <w:tblHeader w:val="on"/>
         </w:trPr>
         <w:tc>
-          <w:tcPr>
-            <w:tcBorders>
-              <w:bottom w:val="single" w:sz="8" w:space="0" w:color="000000"/>
-            </w:tcBorders>
-          </w:tcPr>
+          <w:tcPr/>
           <w:p>
             <w:pPr>
               <w:pStyle w:val="Compact"/>
@@ -12527,11 +12404,7 @@
           </w:p>
         </w:tc>
         <w:tc>
-          <w:tcPr>
-            <w:tcBorders>
-              <w:bottom w:val="single" w:sz="8" w:space="0" w:color="000000"/>
-            </w:tcBorders>
-          </w:tcPr>
+          <w:tcPr/>
           <w:p>
             <w:pPr>
               <w:pStyle w:val="Compact"/>
@@ -12588,11 +12461,7 @@
           </w:p>
         </w:tc>
         <w:tc>
-          <w:tcPr>
-            <w:tcBorders>
-              <w:bottom w:val="single" w:sz="8" w:space="0" w:color="000000"/>
-            </w:tcBorders>
-          </w:tcPr>
+          <w:tcPr/>
           <w:p>
             <w:pPr>
               <w:pStyle w:val="Compact"/>
@@ -12649,11 +12518,7 @@
           </w:p>
         </w:tc>
         <w:tc>
-          <w:tcPr>
-            <w:tcBorders>
-              <w:bottom w:val="single" w:sz="8" w:space="0" w:color="000000"/>
-            </w:tcBorders>
-          </w:tcPr>
+          <w:tcPr/>
           <w:p>
             <w:pPr>
               <w:pStyle w:val="Compact"/>
@@ -12698,11 +12563,7 @@
           </w:p>
         </w:tc>
         <w:tc>
-          <w:tcPr>
-            <w:tcBorders>
-              <w:bottom w:val="single" w:sz="8" w:space="0" w:color="000000"/>
-            </w:tcBorders>
-          </w:tcPr>
+          <w:tcPr/>
           <w:p>
             <w:pPr>
               <w:pStyle w:val="Compact"/>
@@ -12750,11 +12611,7 @@
           </w:p>
         </w:tc>
         <w:tc>
-          <w:tcPr>
-            <w:tcBorders>
-              <w:bottom w:val="single" w:sz="8" w:space="0" w:color="000000"/>
-            </w:tcBorders>
-          </w:tcPr>
+          <w:tcPr/>
           <w:p>
             <w:pPr>
               <w:pStyle w:val="Compact"/>
@@ -12802,11 +12659,7 @@
           </w:p>
         </w:tc>
         <w:tc>
-          <w:tcPr>
-            <w:tcBorders>
-              <w:bottom w:val="single" w:sz="8" w:space="0" w:color="000000"/>
-            </w:tcBorders>
-          </w:tcPr>
+          <w:tcPr/>
           <w:p>
             <w:pPr>
               <w:pStyle w:val="Compact"/>
@@ -12903,9 +12756,15 @@
                 <m:t>(</m:t>
               </m:r>
               <m:r>
+                <m:rPr>
+                  <m:sty m:val="p"/>
+                </m:rPr>
                 <m:t>k</m:t>
               </m:r>
               <m:r>
+                <m:rPr>
+                  <m:sty m:val="p"/>
+                </m:rPr>
                 <m:t>J</m:t>
               </m:r>
               <m:r>
@@ -12914,15 +12773,24 @@
                 </m:rPr>
                 <m:t>·</m:t>
               </m:r>
-              <m:r>
-                <m:t>m</m:t>
-              </m:r>
-              <m:r>
-                <m:t>o</m:t>
-              </m:r>
               <m:sSup>
                 <m:e>
                   <m:r>
+                    <m:rPr>
+                      <m:sty m:val="p"/>
+                    </m:rPr>
+                    <m:t>m</m:t>
+                  </m:r>
+                  <m:r>
+                    <m:rPr>
+                      <m:sty m:val="p"/>
+                    </m:rPr>
+                    <m:t>o</m:t>
+                  </m:r>
+                  <m:r>
+                    <m:rPr>
+                      <m:sty m:val="p"/>
+                    </m:rPr>
                     <m:t>l</m:t>
                   </m:r>
                 </m:e>
@@ -13087,12 +12955,21 @@
                 <m:t>(</m:t>
               </m:r>
               <m:r>
+                <m:rPr>
+                  <m:sty m:val="p"/>
+                </m:rPr>
                 <m:t>m</m:t>
               </m:r>
               <m:r>
+                <m:rPr>
+                  <m:sty m:val="p"/>
+                </m:rPr>
                 <m:t>o</m:t>
               </m:r>
               <m:r>
+                <m:rPr>
+                  <m:sty m:val="p"/>
+                </m:rPr>
                 <m:t>l</m:t>
               </m:r>
               <m:r>
@@ -13102,6 +12979,9 @@
                 <m:t>·</m:t>
               </m:r>
               <m:r>
+                <m:rPr>
+                  <m:sty m:val="p"/>
+                </m:rPr>
                 <m:t>K</m:t>
               </m:r>
               <m:sSup>
@@ -13665,14 +13545,6 @@
       <w:tblPr>
         <w:tblStyle w:val="Table"/>
         <w:tblW w:type="auto" w:w="0"/>
-        <w:tblBorders>
-          <w:top w:val="single" w:sz="12" w:space="0" w:color="000000"/>
-          <w:left w:val="none" w:sz="0" w:space="0" w:color="auto"/>
-          <w:bottom w:val="single" w:sz="12" w:space="0" w:color="000000"/>
-          <w:right w:val="none" w:sz="0" w:space="0" w:color="auto"/>
-          <w:insideH w:val="none" w:sz="0" w:space="0" w:color="auto"/>
-          <w:insideV w:val="none" w:sz="0" w:space="0" w:color="auto"/>
-        </w:tblBorders>
         <w:tblLook w:firstRow="1" w:lastRow="0" w:firstColumn="0" w:lastColumn="0" w:noHBand="0" w:noVBand="0" w:val="0020"/>
       </w:tblPr>
       <w:tblGrid>
@@ -13684,11 +13556,7 @@
           <w:tblHeader w:val="on"/>
         </w:trPr>
         <w:tc>
-          <w:tcPr>
-            <w:tcBorders>
-              <w:bottom w:val="single" w:sz="8" w:space="0" w:color="000000"/>
-            </w:tcBorders>
-          </w:tcPr>
+          <w:tcPr/>
           <w:p>
             <w:pPr>
               <w:pStyle w:val="Compact"/>
@@ -13711,11 +13579,7 @@
           </w:p>
         </w:tc>
         <w:tc>
-          <w:tcPr>
-            <w:tcBorders>
-              <w:bottom w:val="single" w:sz="8" w:space="0" w:color="000000"/>
-            </w:tcBorders>
-          </w:tcPr>
+          <w:tcPr/>
           <w:p>
             <w:pPr>
               <w:pStyle w:val="Compact"/>
@@ -13747,12 +13611,21 @@
                 <m:t>/</m:t>
               </m:r>
               <m:r>
+                <m:rPr>
+                  <m:sty m:val="p"/>
+                </m:rPr>
                 <m:t>p</m:t>
               </m:r>
               <m:r>
+                <m:rPr>
+                  <m:sty m:val="p"/>
+                </m:rPr>
                 <m:t>p</m:t>
               </m:r>
               <m:r>
+                <m:rPr>
+                  <m:sty m:val="p"/>
+                </m:rPr>
                 <m:t>m</m:t>
               </m:r>
             </m:oMath>
@@ -15626,14 +15499,6 @@
       <w:tblPr>
         <w:tblStyle w:val="Table"/>
         <w:tblW w:type="auto" w:w="0"/>
-        <w:tblBorders>
-          <w:top w:val="single" w:sz="12" w:space="0" w:color="000000"/>
-          <w:left w:val="none" w:sz="0" w:space="0" w:color="auto"/>
-          <w:bottom w:val="single" w:sz="12" w:space="0" w:color="000000"/>
-          <w:right w:val="none" w:sz="0" w:space="0" w:color="auto"/>
-          <w:insideH w:val="none" w:sz="0" w:space="0" w:color="auto"/>
-          <w:insideV w:val="none" w:sz="0" w:space="0" w:color="auto"/>
-        </w:tblBorders>
         <w:tblLook w:firstRow="1" w:lastRow="0" w:firstColumn="0" w:lastColumn="0" w:noHBand="0" w:noVBand="0" w:val="0020"/>
       </w:tblPr>
       <w:tblGrid>
@@ -15645,11 +15510,7 @@
           <w:tblHeader w:val="on"/>
         </w:trPr>
         <w:tc>
-          <w:tcPr>
-            <w:tcBorders>
-              <w:bottom w:val="single" w:sz="8" w:space="0" w:color="000000"/>
-            </w:tcBorders>
-          </w:tcPr>
+          <w:tcPr/>
           <w:p>
             <w:pPr>
               <w:pStyle w:val="Compact"/>
@@ -15665,11 +15526,7 @@
           </w:p>
         </w:tc>
         <w:tc>
-          <w:tcPr>
-            <w:tcBorders>
-              <w:bottom w:val="single" w:sz="8" w:space="0" w:color="000000"/>
-            </w:tcBorders>
-          </w:tcPr>
+          <w:tcPr/>
           <w:p>
             <w:pPr>
               <w:pStyle w:val="Compact"/>
@@ -17620,7 +17477,7 @@
         </w:rPr>
         <w:drawing>
           <wp:inline>
-            <wp:extent cx="3600000" cy="1613793"/>
+            <wp:extent cx="3600000" cy="1675862"/>
             <wp:effectExtent b="0" l="0" r="0" t="0"/>
             <wp:docPr descr="" title="" id="71" name="Picture"/>
             <a:graphic>
@@ -17641,7 +17498,7 @@
                   <pic:spPr bwMode="auto">
                     <a:xfrm>
                       <a:off x="0" y="0"/>
-                      <a:ext cx="3600000" cy="1613793"/>
+                      <a:ext cx="3600000" cy="1675862"/>
                     </a:xfrm>
                     <a:prstGeom prst="rect">
                       <a:avLst/>
@@ -17663,7 +17520,6 @@
     <w:p>
       <w:pPr>
         <w:pStyle w:val="BodyText"/>
-        <w:spacing w:before="0" w:after="0"/>
       </w:pPr>
       <w:r>
         <w:rPr>
@@ -17681,7 +17537,6 @@
     <w:p>
       <w:pPr>
         <w:pStyle w:val="BodyText"/>
-        <w:spacing w:before="0" w:after="0"/>
       </w:pPr>
       <w:r>
         <w:rPr>
@@ -17699,7 +17554,6 @@
     <w:p>
       <w:pPr>
         <w:pStyle w:val="BodyText"/>
-        <w:spacing w:before="0" w:after="0"/>
       </w:pPr>
       <w:r>
         <w:rPr>
@@ -17726,7 +17580,7 @@
         </w:rPr>
         <w:drawing>
           <wp:inline>
-            <wp:extent cx="3365500" cy="1515760"/>
+            <wp:extent cx="3365500" cy="1562100"/>
             <wp:effectExtent b="0" l="0" r="0" t="0"/>
             <wp:docPr descr="" title="" id="74" name="Picture"/>
             <a:graphic>
@@ -17747,7 +17601,7 @@
                   <pic:spPr bwMode="auto">
                     <a:xfrm>
                       <a:off x="0" y="0"/>
-                      <a:ext cx="3365500" cy="1515760"/>
+                      <a:ext cx="3365500" cy="1562100"/>
                     </a:xfrm>
                     <a:prstGeom prst="rect">
                       <a:avLst/>
@@ -17789,7 +17643,7 @@
         </w:rPr>
         <w:drawing>
           <wp:inline>
-            <wp:extent cx="3600000" cy="1638621"/>
+            <wp:extent cx="3600000" cy="1700689"/>
             <wp:effectExtent b="0" l="0" r="0" t="0"/>
             <wp:docPr descr="" title="" id="77" name="Picture"/>
             <a:graphic>
@@ -17810,7 +17664,7 @@
                   <pic:spPr bwMode="auto">
                     <a:xfrm>
                       <a:off x="0" y="0"/>
-                      <a:ext cx="3600000" cy="1638621"/>
+                      <a:ext cx="3600000" cy="1700689"/>
                     </a:xfrm>
                     <a:prstGeom prst="rect">
                       <a:avLst/>
@@ -17832,7 +17686,6 @@
     <w:p>
       <w:pPr>
         <w:pStyle w:val="BodyText"/>
-        <w:spacing w:before="0" w:after="0"/>
       </w:pPr>
       <w:r>
         <w:rPr>
@@ -22478,7 +22331,7 @@
         </w:rPr>
         <w:drawing>
           <wp:inline>
-            <wp:extent cx="3590622" cy="707812"/>
+            <wp:extent cx="3600000" cy="707812"/>
             <wp:effectExtent b="0" l="0" r="0" t="0"/>
             <wp:docPr descr="" title="" id="82" name="Picture"/>
             <a:graphic>
@@ -22499,7 +22352,7 @@
                   <pic:spPr bwMode="auto">
                     <a:xfrm>
                       <a:off x="0" y="0"/>
-                      <a:ext cx="3590622" cy="707812"/>
+                      <a:ext cx="3600000" cy="707812"/>
                     </a:xfrm>
                     <a:prstGeom prst="rect">
                       <a:avLst/>
@@ -22969,7 +22822,7 @@
         </w:rPr>
         <w:drawing>
           <wp:inline>
-            <wp:extent cx="1816100" cy="1473200"/>
+            <wp:extent cx="1816100" cy="1536700"/>
             <wp:effectExtent b="0" l="0" r="0" t="0"/>
             <wp:docPr descr="" title="" id="88" name="Picture"/>
             <a:graphic>
@@ -22990,7 +22843,7 @@
                   <pic:spPr bwMode="auto">
                     <a:xfrm>
                       <a:off x="0" y="0"/>
-                      <a:ext cx="1816100" cy="1473200"/>
+                      <a:ext cx="1816100" cy="1536700"/>
                     </a:xfrm>
                     <a:prstGeom prst="rect">
                       <a:avLst/>
@@ -23703,7 +23556,7 @@
         </w:rPr>
         <w:drawing>
           <wp:inline>
-            <wp:extent cx="3086100" cy="2142417"/>
+            <wp:extent cx="3086100" cy="2197100"/>
             <wp:effectExtent b="0" l="0" r="0" t="0"/>
             <wp:docPr descr="" title="" id="97" name="Picture"/>
             <a:graphic>
@@ -23724,7 +23577,7 @@
                   <pic:spPr bwMode="auto">
                     <a:xfrm>
                       <a:off x="0" y="0"/>
-                      <a:ext cx="3086100" cy="2142417"/>
+                      <a:ext cx="3086100" cy="2197100"/>
                     </a:xfrm>
                     <a:prstGeom prst="rect">
                       <a:avLst/>
@@ -24386,7 +24239,7 @@
         </w:rPr>
         <w:drawing>
           <wp:inline>
-            <wp:extent cx="1816100" cy="1473200"/>
+            <wp:extent cx="1816100" cy="1536700"/>
             <wp:effectExtent b="0" l="0" r="0" t="0"/>
             <wp:docPr descr="" title="" id="99" name="Picture"/>
             <a:graphic>
@@ -24407,7 +24260,7 @@
                   <pic:spPr bwMode="auto">
                     <a:xfrm>
                       <a:off x="0" y="0"/>
-                      <a:ext cx="1816100" cy="1473200"/>
+                      <a:ext cx="1816100" cy="1536700"/>
                     </a:xfrm>
                     <a:prstGeom prst="rect">
                       <a:avLst/>
@@ -25500,7 +25353,7 @@
         </w:rPr>
         <w:drawing>
           <wp:inline>
-            <wp:extent cx="3086100" cy="2142417"/>
+            <wp:extent cx="3086100" cy="2197100"/>
             <wp:effectExtent b="0" l="0" r="0" t="0"/>
             <wp:docPr descr="" title="" id="105" name="Picture"/>
             <a:graphic>
@@ -25521,7 +25374,7 @@
                   <pic:spPr bwMode="auto">
                     <a:xfrm>
                       <a:off x="0" y="0"/>
-                      <a:ext cx="3086100" cy="2142417"/>
+                      <a:ext cx="3086100" cy="2197100"/>
                     </a:xfrm>
                     <a:prstGeom prst="rect">
                       <a:avLst/>
@@ -25743,7 +25596,7 @@
         </w:rPr>
         <w:drawing>
           <wp:inline>
-            <wp:extent cx="3600000" cy="1472340"/>
+            <wp:extent cx="3600000" cy="1497872"/>
             <wp:effectExtent b="0" l="0" r="0" t="0"/>
             <wp:docPr descr="" title="" id="111" name="Picture"/>
             <a:graphic>
@@ -25764,7 +25617,7 @@
                   <pic:spPr bwMode="auto">
                     <a:xfrm>
                       <a:off x="0" y="0"/>
-                      <a:ext cx="3600000" cy="1472340"/>
+                      <a:ext cx="3600000" cy="1497872"/>
                     </a:xfrm>
                     <a:prstGeom prst="rect">
                       <a:avLst/>
@@ -26024,14 +25877,6 @@
       <w:tblPr>
         <w:tblStyle w:val="Table"/>
         <w:tblW w:type="auto" w:w="0"/>
-        <w:tblBorders>
-          <w:top w:val="single" w:sz="12" w:space="0" w:color="000000"/>
-          <w:left w:val="none" w:sz="0" w:space="0" w:color="auto"/>
-          <w:bottom w:val="single" w:sz="12" w:space="0" w:color="000000"/>
-          <w:right w:val="none" w:sz="0" w:space="0" w:color="auto"/>
-          <w:insideH w:val="none" w:sz="0" w:space="0" w:color="auto"/>
-          <w:insideV w:val="none" w:sz="0" w:space="0" w:color="auto"/>
-        </w:tblBorders>
         <w:tblLook w:firstRow="1" w:lastRow="0" w:firstColumn="0" w:lastColumn="0" w:noHBand="0" w:noVBand="0" w:val="0020"/>
       </w:tblPr>
       <w:tblGrid>
@@ -26043,11 +25888,7 @@
           <w:tblHeader w:val="on"/>
         </w:trPr>
         <w:tc>
-          <w:tcPr>
-            <w:tcBorders>
-              <w:bottom w:val="single" w:sz="8" w:space="0" w:color="000000"/>
-            </w:tcBorders>
-          </w:tcPr>
+          <w:tcPr/>
           <w:p>
             <w:pPr>
               <w:pStyle w:val="Compact"/>
@@ -26063,11 +25904,7 @@
           </w:p>
         </w:tc>
         <w:tc>
-          <w:tcPr>
-            <w:tcBorders>
-              <w:bottom w:val="single" w:sz="8" w:space="0" w:color="000000"/>
-            </w:tcBorders>
-          </w:tcPr>
+          <w:tcPr/>
           <w:p>
             <w:pPr>
               <w:pStyle w:val="Compact"/>
@@ -29633,14 +29470,6 @@
       <w:tblPr>
         <w:tblStyle w:val="Table"/>
         <w:tblW w:type="auto" w:w="0"/>
-        <w:tblBorders>
-          <w:top w:val="single" w:sz="12" w:space="0" w:color="000000"/>
-          <w:left w:val="none" w:sz="0" w:space="0" w:color="auto"/>
-          <w:bottom w:val="single" w:sz="12" w:space="0" w:color="000000"/>
-          <w:right w:val="none" w:sz="0" w:space="0" w:color="auto"/>
-          <w:insideH w:val="none" w:sz="0" w:space="0" w:color="auto"/>
-          <w:insideV w:val="none" w:sz="0" w:space="0" w:color="auto"/>
-        </w:tblBorders>
         <w:tblLook w:firstRow="1" w:lastRow="0" w:firstColumn="0" w:lastColumn="0" w:noHBand="0" w:noVBand="0" w:val="0020"/>
       </w:tblPr>
       <w:tblGrid>
@@ -29653,11 +29482,7 @@
           <w:tblHeader w:val="on"/>
         </w:trPr>
         <w:tc>
-          <w:tcPr>
-            <w:tcBorders>
-              <w:bottom w:val="single" w:sz="8" w:space="0" w:color="000000"/>
-            </w:tcBorders>
-          </w:tcPr>
+          <w:tcPr/>
           <w:p>
             <w:pPr>
               <w:pStyle w:val="Compact"/>
@@ -29673,11 +29498,7 @@
           </w:p>
         </w:tc>
         <w:tc>
-          <w:tcPr>
-            <w:tcBorders>
-              <w:bottom w:val="single" w:sz="8" w:space="0" w:color="000000"/>
-            </w:tcBorders>
-          </w:tcPr>
+          <w:tcPr/>
           <w:p>
             <w:pPr>
               <w:pStyle w:val="Compact"/>
@@ -29700,11 +29521,7 @@
           </w:p>
         </w:tc>
         <w:tc>
-          <w:tcPr>
-            <w:tcBorders>
-              <w:bottom w:val="single" w:sz="8" w:space="0" w:color="000000"/>
-            </w:tcBorders>
-          </w:tcPr>
+          <w:tcPr/>
           <w:p>
             <w:pPr>
               <w:pStyle w:val="Compact"/>
@@ -31221,7 +31038,7 @@
     <ns0:rPr>
       <ns0:rFonts ns0:ascii="Times New Roman" ns0:cs="Times New Roman" ns0:eastAsia="SimHei" ns0:hAnsi="Times New Roman"/>
       <ns0:b/>
-      <ns0:color ns0:val="000000"/>
+      <ns0:color ns0:val="17324D"/>
       <ns0:sz ns0:val="44"/>
       <ns0:szCs ns0:val="56"/>
     </ns0:rPr>
@@ -31363,7 +31180,7 @@
     <ns0:rPr>
       <ns0:rFonts ns0:ascii="Times New Roman" ns0:cs="Times New Roman" ns0:eastAsia="SimHei" ns0:hAnsi="Times New Roman"/>
       <ns0:b/>
-      <ns0:color ns0:val="000000"/>
+      <ns0:color ns0:val="17324D"/>
       <ns0:sz ns0:val="32"/>
       <ns0:szCs ns0:val="40"/>
     </ns0:rPr>
@@ -31387,7 +31204,7 @@
     <ns0:rPr>
       <ns0:rFonts ns0:ascii="Times New Roman" ns0:cs="Times New Roman" ns0:eastAsia="SimHei" ns0:hAnsi="Times New Roman"/>
       <ns0:b/>
-      <ns0:color ns0:val="000000"/>
+      <ns0:color ns0:val="17324D"/>
       <ns0:sz ns0:val="28"/>
       <ns0:szCs ns0:val="32"/>
     </ns0:rPr>
@@ -31411,7 +31228,7 @@
     <ns0:rPr>
       <ns0:rFonts ns0:ascii="Times New Roman" ns0:cs="Times New Roman" ns0:eastAsia="SimHei" ns0:hAnsi="Times New Roman"/>
       <ns0:b/>
-      <ns0:color ns0:val="000000"/>
+      <ns0:color ns0:val="17324D"/>
       <ns0:sz ns0:val="25"/>
       <ns0:szCs ns0:val="28"/>
     </ns0:rPr>

--- a/00-首页/题组Word/第一轮·综合套卷/第一轮综合卷04（教师版）.docx
+++ b/00-首页/题组Word/第一轮·综合套卷/第一轮综合卷04（教师版）.docx
@@ -24820,8 +24820,16 @@
       <w:r>
         <w:rPr>
           <w:rFonts w:ascii="Times New Roman" w:hAnsi="Times New Roman" w:eastAsia="Times New Roman" w:cs="Times New Roman"/>
-        </w:rPr>
-        <w:t xml:space="preserve">9-2 </w:t>
+          <w:b/>
+          <w:bCs/>
+        </w:rPr>
+        <w:t xml:space="preserve">(2)</w:t>
+      </w:r>
+      <w:r>
+        <w:rPr>
+          <w:rFonts w:ascii="Times New Roman" w:hAnsi="Times New Roman" w:eastAsia="Times New Roman" w:cs="Times New Roman"/>
+        </w:rPr>
+        <w:t xml:space="preserve"> </w:t>
       </w:r>
       <w:r>
         <w:rPr>
@@ -26356,8 +26364,16 @@
       <w:r>
         <w:rPr>
           <w:rFonts w:ascii="Times New Roman" w:hAnsi="Times New Roman" w:eastAsia="Times New Roman" w:cs="Times New Roman"/>
-        </w:rPr>
-        <w:t xml:space="preserve">1-1 </w:t>
+          <w:b/>
+          <w:bCs/>
+        </w:rPr>
+        <w:t xml:space="preserve">(1)</w:t>
+      </w:r>
+      <w:r>
+        <w:rPr>
+          <w:rFonts w:ascii="Times New Roman" w:hAnsi="Times New Roman" w:eastAsia="Times New Roman" w:cs="Times New Roman"/>
+        </w:rPr>
+        <w:t xml:space="preserve"> </w:t>
       </w:r>
       <w:r>
         <w:rPr>
@@ -26392,8 +26408,22 @@
       <w:r>
         <w:rPr>
           <w:rFonts w:ascii="Times New Roman" w:hAnsi="Times New Roman" w:eastAsia="Times New Roman" w:cs="Times New Roman"/>
-        </w:rPr>
-        <w:t xml:space="preserve">1-2 A、B、D </w:t>
+          <w:b/>
+          <w:bCs/>
+        </w:rPr>
+        <w:t xml:space="preserve">(2)</w:t>
+      </w:r>
+      <w:r>
+        <w:rPr>
+          <w:rFonts w:ascii="Times New Roman" w:hAnsi="Times New Roman" w:eastAsia="Times New Roman" w:cs="Times New Roman"/>
+        </w:rPr>
+        <w:t xml:space="preserve"> </w:t>
+      </w:r>
+      <w:r>
+        <w:rPr>
+          <w:rFonts w:ascii="Times New Roman" w:hAnsi="Times New Roman" w:eastAsia="Times New Roman" w:cs="Times New Roman"/>
+        </w:rPr>
+        <w:t xml:space="preserve">A、B、D </w:t>
       </w:r>
       <w:r>
         <w:rPr>
@@ -26895,8 +26925,10 @@
       <w:r>
         <w:rPr>
           <w:rFonts w:ascii="Times New Roman" w:hAnsi="Times New Roman" w:eastAsia="Times New Roman" w:cs="Times New Roman"/>
-        </w:rPr>
-        <w:t xml:space="preserve">1-3</w:t>
+          <w:b/>
+          <w:bCs/>
+        </w:rPr>
+        <w:t xml:space="preserve">(3)</w:t>
       </w:r>
       <w:r>
         <w:rPr>
@@ -27310,9 +27342,31 @@
       </w:pPr>
       <w:r>
         <w:rPr>
-          <w:rFonts w:ascii="Times New Roman" w:hAnsi="Times New Roman" w:eastAsia="Times New Roman" w:cs="Times New Roman"/>
-        </w:rPr>
-        <w:t xml:space="preserve">1-1 </w:t>
+          <w:rFonts w:hint="eastAsia" w:ascii="Times New Roman" w:hAnsi="Times New Roman" w:eastAsia="FangSong" w:cs="Times New Roman"/>
+          <w:b/>
+          <w:bCs/>
+        </w:rPr>
+        <w:t xml:space="preserve">解析</w:t>
+      </w:r>
+    </w:p>
+    <w:p>
+      <w:pPr>
+        <w:pStyle w:val="BodyText"/>
+        <w:ind w:firstLine="420"/>
+      </w:pPr>
+      <w:r>
+        <w:rPr>
+          <w:rFonts w:ascii="Times New Roman" w:hAnsi="Times New Roman" w:eastAsia="Times New Roman" w:cs="Times New Roman"/>
+          <w:b/>
+          <w:bCs/>
+        </w:rPr>
+        <w:t xml:space="preserve">(1)</w:t>
+      </w:r>
+      <w:r>
+        <w:rPr>
+          <w:rFonts w:ascii="Times New Roman" w:hAnsi="Times New Roman" w:eastAsia="Times New Roman" w:cs="Times New Roman"/>
+        </w:rPr>
+        <w:t xml:space="preserve"> </w:t>
       </w:r>
       <w:r>
         <w:rPr>
@@ -27643,8 +27697,10 @@
       <w:r>
         <w:rPr>
           <w:rFonts w:ascii="Times New Roman" w:hAnsi="Times New Roman" w:eastAsia="Times New Roman" w:cs="Times New Roman"/>
-        </w:rPr>
-        <w:t xml:space="preserve">1-2</w:t>
+          <w:b/>
+          <w:bCs/>
+        </w:rPr>
+        <w:t xml:space="preserve">(2)</w:t>
       </w:r>
       <w:r>
         <w:rPr>
@@ -28636,8 +28692,22 @@
       <w:r>
         <w:rPr>
           <w:rFonts w:ascii="Times New Roman" w:hAnsi="Times New Roman" w:eastAsia="Times New Roman" w:cs="Times New Roman"/>
-        </w:rPr>
-        <w:t xml:space="preserve">1-3 E </w:t>
+          <w:b/>
+          <w:bCs/>
+        </w:rPr>
+        <w:t xml:space="preserve">(3)</w:t>
+      </w:r>
+      <w:r>
+        <w:rPr>
+          <w:rFonts w:ascii="Times New Roman" w:hAnsi="Times New Roman" w:eastAsia="Times New Roman" w:cs="Times New Roman"/>
+        </w:rPr>
+        <w:t xml:space="preserve"> </w:t>
+      </w:r>
+      <w:r>
+        <w:rPr>
+          <w:rFonts w:ascii="Times New Roman" w:hAnsi="Times New Roman" w:eastAsia="Times New Roman" w:cs="Times New Roman"/>
+        </w:rPr>
+        <w:t xml:space="preserve">E </w:t>
       </w:r>
       <w:r>
         <w:rPr>
